--- a/doc/詞/宋朝/晏殊/晏殊-蝶戀花·檻菊愁煙蘭泣露.docx
+++ b/doc/詞/宋朝/晏殊/晏殊-蝶戀花·檻菊愁煙蘭泣露.docx
@@ -1,6 +1,6 @@
 
 <file path=word/document.xml><?xml version="1.0" encoding="utf-8"?>
-<w:document xmlns:wpc="http://schemas.microsoft.com/office/word/2010/wordprocessingCanvas" xmlns:cx="http://schemas.microsoft.com/office/drawing/2014/chartex" xmlns:cx1="http://schemas.microsoft.com/office/drawing/2015/9/8/chartex" xmlns:cx2="http://schemas.microsoft.com/office/drawing/2015/10/21/chartex" xmlns:cx3="http://schemas.microsoft.com/office/drawing/2016/5/9/chartex" xmlns:cx4="http://schemas.microsoft.com/office/drawing/2016/5/10/chartex" xmlns:cx5="http://schemas.microsoft.com/office/drawing/2016/5/11/chartex" xmlns:cx6="http://schemas.microsoft.com/office/drawing/2016/5/12/chartex" xmlns:cx7="http://schemas.microsoft.com/office/drawing/2016/5/13/chartex" xmlns:cx8="http://schemas.microsoft.com/office/drawing/2016/5/14/chartex" xmlns:mc="http://schemas.openxmlformats.org/markup-compatibility/2006" xmlns:aink="http://schemas.microsoft.com/office/drawing/2016/ink" xmlns:am3d="http://schemas.microsoft.com/office/drawing/2017/model3d" xmlns:o="urn:schemas-microsoft-com:office:office" xmlns:r="http://schemas.openxmlformats.org/officeDocument/2006/relationships" xmlns:m="http://schemas.openxmlformats.org/officeDocument/2006/math" xmlns:v="urn:schemas-microsoft-com:vml" xmlns:wp14="http://schemas.microsoft.com/office/word/2010/wordprocessingDrawing" xmlns:wp="http://schemas.openxmlformats.org/drawingml/2006/wordprocessingDrawing" xmlns:w10="urn:schemas-microsoft-com:office:word" xmlns:w="http://schemas.openxmlformats.org/wordprocessingml/2006/main" xmlns:w14="http://schemas.microsoft.com/office/word/2010/wordml" xmlns:w15="http://schemas.microsoft.com/office/word/2012/wordml" xmlns:w16cex="http://schemas.microsoft.com/office/word/2018/wordml/cex" xmlns:w16cid="http://schemas.microsoft.com/office/word/2016/wordml/cid" xmlns:w16="http://schemas.microsoft.com/office/word/2018/wordml" xmlns:w16sdtdh="http://schemas.microsoft.com/office/word/2020/wordml/sdtdatahash" xmlns:w16se="http://schemas.microsoft.com/office/word/2015/wordml/symex" xmlns:wpg="http://schemas.microsoft.com/office/word/2010/wordprocessingGroup" xmlns:wpi="http://schemas.microsoft.com/office/word/2010/wordprocessingInk" xmlns:wne="http://schemas.microsoft.com/office/word/2006/wordml" xmlns:wps="http://schemas.microsoft.com/office/word/2010/wordprocessingShape" mc:Ignorable="w14 w15 w16se w16cid w16 w16cex w16sdtdh wp14">
+<w:document xmlns:wpc="http://schemas.microsoft.com/office/word/2010/wordprocessingCanvas" xmlns:cx="http://schemas.microsoft.com/office/drawing/2014/chartex" xmlns:cx1="http://schemas.microsoft.com/office/drawing/2015/9/8/chartex" xmlns:cx2="http://schemas.microsoft.com/office/drawing/2015/10/21/chartex" xmlns:cx3="http://schemas.microsoft.com/office/drawing/2016/5/9/chartex" xmlns:cx4="http://schemas.microsoft.com/office/drawing/2016/5/10/chartex" xmlns:cx5="http://schemas.microsoft.com/office/drawing/2016/5/11/chartex" xmlns:cx6="http://schemas.microsoft.com/office/drawing/2016/5/12/chartex" xmlns:cx7="http://schemas.microsoft.com/office/drawing/2016/5/13/chartex" xmlns:cx8="http://schemas.microsoft.com/office/drawing/2016/5/14/chartex" xmlns:mc="http://schemas.openxmlformats.org/markup-compatibility/2006" xmlns:aink="http://schemas.microsoft.com/office/drawing/2016/ink" xmlns:am3d="http://schemas.microsoft.com/office/drawing/2017/model3d" xmlns:o="urn:schemas-microsoft-com:office:office" xmlns:oel="http://schemas.microsoft.com/office/2019/extlst" xmlns:r="http://schemas.openxmlformats.org/officeDocument/2006/relationships" xmlns:m="http://schemas.openxmlformats.org/officeDocument/2006/math" xmlns:v="urn:schemas-microsoft-com:vml" xmlns:wp14="http://schemas.microsoft.com/office/word/2010/wordprocessingDrawing" xmlns:wp="http://schemas.openxmlformats.org/drawingml/2006/wordprocessingDrawing" xmlns:w10="urn:schemas-microsoft-com:office:word" xmlns:w="http://schemas.openxmlformats.org/wordprocessingml/2006/main" xmlns:w14="http://schemas.microsoft.com/office/word/2010/wordml" xmlns:w15="http://schemas.microsoft.com/office/word/2012/wordml" xmlns:w16cex="http://schemas.microsoft.com/office/word/2018/wordml/cex" xmlns:w16cid="http://schemas.microsoft.com/office/word/2016/wordml/cid" xmlns:w16="http://schemas.microsoft.com/office/word/2018/wordml" xmlns:w16du="http://schemas.microsoft.com/office/word/2023/wordml/word16du" xmlns:w16sdtdh="http://schemas.microsoft.com/office/word/2020/wordml/sdtdatahash" xmlns:w16sdtfl="http://schemas.microsoft.com/office/word/2024/wordml/sdtformatlock" xmlns:w16se="http://schemas.microsoft.com/office/word/2015/wordml/symex" xmlns:wpg="http://schemas.microsoft.com/office/word/2010/wordprocessingGroup" xmlns:wpi="http://schemas.microsoft.com/office/word/2010/wordprocessingInk" xmlns:wne="http://schemas.microsoft.com/office/word/2006/wordml" xmlns:wps="http://schemas.microsoft.com/office/word/2010/wordprocessingShape" mc:Ignorable="w14 w15 w16se w16cid w16 w16cex w16sdtdh w16sdtfl w16du wp14">
   <w:body>
     <w:p>
       <w:pPr>
@@ -68,41 +68,13 @@
           <w:szCs w:val="36"/>
         </w:rPr>
       </w:pPr>
-      <w:proofErr w:type="gramStart"/>
       <w:r>
         <w:rPr>
           <w:rFonts w:ascii="標楷體" w:eastAsia="標楷體" w:hAnsi="標楷體" w:hint="eastAsia"/>
           <w:sz w:val="36"/>
           <w:szCs w:val="36"/>
         </w:rPr>
-        <w:t>檻菊愁煙蘭泣</w:t>
-      </w:r>
-      <w:proofErr w:type="gramEnd"/>
-      <w:r>
-        <w:rPr>
-          <w:rFonts w:ascii="標楷體" w:eastAsia="標楷體" w:hAnsi="標楷體" w:hint="eastAsia"/>
-          <w:sz w:val="36"/>
-          <w:szCs w:val="36"/>
-        </w:rPr>
-        <w:t>露，</w:t>
-      </w:r>
-      <w:proofErr w:type="gramStart"/>
-      <w:r>
-        <w:rPr>
-          <w:rFonts w:ascii="標楷體" w:eastAsia="標楷體" w:hAnsi="標楷體" w:hint="eastAsia"/>
-          <w:sz w:val="36"/>
-          <w:szCs w:val="36"/>
-        </w:rPr>
-        <w:t>羅幕輕寒</w:t>
-      </w:r>
-      <w:proofErr w:type="gramEnd"/>
-      <w:r>
-        <w:rPr>
-          <w:rFonts w:ascii="標楷體" w:eastAsia="標楷體" w:hAnsi="標楷體" w:hint="eastAsia"/>
-          <w:sz w:val="36"/>
-          <w:szCs w:val="36"/>
-        </w:rPr>
-        <w:t>，燕子雙飛去。</w:t>
+        <w:t>檻菊愁煙蘭泣露，羅幕輕寒，燕子雙飛去。</w:t>
       </w:r>
     </w:p>
     <w:p>
@@ -120,25 +92,7 @@
           <w:sz w:val="36"/>
           <w:szCs w:val="36"/>
         </w:rPr>
-        <w:t>明月不諳離恨苦，</w:t>
-      </w:r>
-      <w:proofErr w:type="gramStart"/>
-      <w:r>
-        <w:rPr>
-          <w:rFonts w:ascii="標楷體" w:eastAsia="標楷體" w:hAnsi="標楷體" w:hint="eastAsia"/>
-          <w:sz w:val="36"/>
-          <w:szCs w:val="36"/>
-        </w:rPr>
-        <w:t>斜光到曉穿朱戶</w:t>
-      </w:r>
-      <w:proofErr w:type="gramEnd"/>
-      <w:r>
-        <w:rPr>
-          <w:rFonts w:ascii="標楷體" w:eastAsia="標楷體" w:hAnsi="標楷體" w:hint="eastAsia"/>
-          <w:sz w:val="36"/>
-          <w:szCs w:val="36"/>
-        </w:rPr>
-        <w:t>。</w:t>
+        <w:t>明月不諳離恨苦，斜光到曉穿朱戶。</w:t>
       </w:r>
     </w:p>
     <w:p>
@@ -156,43 +110,7 @@
           <w:sz w:val="36"/>
           <w:szCs w:val="36"/>
         </w:rPr>
-        <w:t>昨夜西風</w:t>
-      </w:r>
-      <w:proofErr w:type="gramStart"/>
-      <w:r>
-        <w:rPr>
-          <w:rFonts w:ascii="標楷體" w:eastAsia="標楷體" w:hAnsi="標楷體" w:hint="eastAsia"/>
-          <w:sz w:val="36"/>
-          <w:szCs w:val="36"/>
-        </w:rPr>
-        <w:t>凋碧樹，獨上</w:t>
-      </w:r>
-      <w:proofErr w:type="gramEnd"/>
-      <w:r>
-        <w:rPr>
-          <w:rFonts w:ascii="標楷體" w:eastAsia="標楷體" w:hAnsi="標楷體" w:hint="eastAsia"/>
-          <w:sz w:val="36"/>
-          <w:szCs w:val="36"/>
-        </w:rPr>
-        <w:t>高樓，</w:t>
-      </w:r>
-      <w:proofErr w:type="gramStart"/>
-      <w:r>
-        <w:rPr>
-          <w:rFonts w:ascii="標楷體" w:eastAsia="標楷體" w:hAnsi="標楷體" w:hint="eastAsia"/>
-          <w:sz w:val="36"/>
-          <w:szCs w:val="36"/>
-        </w:rPr>
-        <w:t>望盡天涯</w:t>
-      </w:r>
-      <w:proofErr w:type="gramEnd"/>
-      <w:r>
-        <w:rPr>
-          <w:rFonts w:ascii="標楷體" w:eastAsia="標楷體" w:hAnsi="標楷體" w:hint="eastAsia"/>
-          <w:sz w:val="36"/>
-          <w:szCs w:val="36"/>
-        </w:rPr>
-        <w:t>路。</w:t>
+        <w:t>昨夜西風凋碧樹，獨上高樓，望盡天涯路。</w:t>
       </w:r>
     </w:p>
     <w:p>
@@ -204,41 +122,13 @@
           <w:szCs w:val="36"/>
         </w:rPr>
       </w:pPr>
-      <w:proofErr w:type="gramStart"/>
       <w:r>
         <w:rPr>
           <w:rFonts w:ascii="標楷體" w:eastAsia="標楷體" w:hAnsi="標楷體" w:hint="eastAsia"/>
           <w:sz w:val="36"/>
           <w:szCs w:val="36"/>
         </w:rPr>
-        <w:t>欲寄彩箋兼尺素</w:t>
-      </w:r>
-      <w:proofErr w:type="gramEnd"/>
-      <w:r>
-        <w:rPr>
-          <w:rFonts w:ascii="標楷體" w:eastAsia="標楷體" w:hAnsi="標楷體" w:hint="eastAsia"/>
-          <w:sz w:val="36"/>
-          <w:szCs w:val="36"/>
-        </w:rPr>
-        <w:t>，山</w:t>
-      </w:r>
-      <w:proofErr w:type="gramStart"/>
-      <w:r>
-        <w:rPr>
-          <w:rFonts w:ascii="標楷體" w:eastAsia="標楷體" w:hAnsi="標楷體" w:hint="eastAsia"/>
-          <w:sz w:val="36"/>
-          <w:szCs w:val="36"/>
-        </w:rPr>
-        <w:t>長水闊知</w:t>
-      </w:r>
-      <w:proofErr w:type="gramEnd"/>
-      <w:r>
-        <w:rPr>
-          <w:rFonts w:ascii="標楷體" w:eastAsia="標楷體" w:hAnsi="標楷體" w:hint="eastAsia"/>
-          <w:sz w:val="36"/>
-          <w:szCs w:val="36"/>
-        </w:rPr>
-        <w:t>何處？</w:t>
+        <w:t>欲寄彩箋兼尺素，山長水闊知何處？</w:t>
       </w:r>
       <w:r>
         <w:rPr>
@@ -277,7 +167,7 @@
           <w:numId w:val="16"/>
         </w:numPr>
         <w:spacing w:line="440" w:lineRule="exact"/>
-        <w:ind w:leftChars="0"/>
+        <w:ind w:leftChars="0" w:left="284" w:hanging="284"/>
         <w:rPr>
           <w:rFonts w:ascii="標楷體" w:eastAsia="標楷體" w:hAnsi="標楷體" w:cs="標楷體"/>
           <w:sz w:val="28"/>
@@ -292,7 +182,6 @@
         </w:rPr>
         <w:t>檻（</w:t>
       </w:r>
-      <w:proofErr w:type="gramStart"/>
       <w:r>
         <w:rPr>
           <w:rFonts w:ascii="標楷體" w:eastAsia="標楷體" w:hAnsi="標楷體" w:cs="標楷體" w:hint="eastAsia"/>
@@ -311,147 +200,20 @@
         </w:rPr>
         <w:t>ˋ</w:t>
       </w:r>
-      <w:proofErr w:type="gramEnd"/>
       <w:r>
         <w:rPr>
           <w:rFonts w:ascii="標楷體" w:eastAsia="標楷體" w:hAnsi="標楷體" w:cs="標楷體" w:hint="eastAsia"/>
           <w:sz w:val="28"/>
           <w:szCs w:val="28"/>
         </w:rPr>
-        <w:t>）：古建築常</w:t>
-      </w:r>
-      <w:proofErr w:type="gramStart"/>
-      <w:r>
-        <w:rPr>
-          <w:rFonts w:ascii="標楷體" w:eastAsia="標楷體" w:hAnsi="標楷體" w:cs="標楷體" w:hint="eastAsia"/>
-          <w:sz w:val="28"/>
-          <w:szCs w:val="28"/>
-        </w:rPr>
-        <w:t>於軒齋四面</w:t>
-      </w:r>
-      <w:proofErr w:type="gramEnd"/>
-      <w:r>
-        <w:rPr>
-          <w:rFonts w:ascii="標楷體" w:eastAsia="標楷體" w:hAnsi="標楷體" w:cs="標楷體" w:hint="eastAsia"/>
-          <w:sz w:val="28"/>
-          <w:szCs w:val="28"/>
-        </w:rPr>
-        <w:t>房基之上圍</w:t>
-      </w:r>
-      <w:proofErr w:type="gramStart"/>
-      <w:r>
-        <w:rPr>
-          <w:rFonts w:ascii="標楷體" w:eastAsia="標楷體" w:hAnsi="標楷體" w:cs="標楷體" w:hint="eastAsia"/>
-          <w:sz w:val="28"/>
-          <w:szCs w:val="28"/>
-        </w:rPr>
-        <w:t>以木欄</w:t>
-      </w:r>
-      <w:proofErr w:type="gramEnd"/>
-      <w:r>
-        <w:rPr>
-          <w:rFonts w:ascii="標楷體" w:eastAsia="標楷體" w:hAnsi="標楷體" w:cs="標楷體" w:hint="eastAsia"/>
-          <w:sz w:val="28"/>
-          <w:szCs w:val="28"/>
-        </w:rPr>
-        <w:t>，</w:t>
-      </w:r>
-      <w:proofErr w:type="gramStart"/>
-      <w:r>
-        <w:rPr>
-          <w:rFonts w:ascii="標楷體" w:eastAsia="標楷體" w:hAnsi="標楷體" w:cs="標楷體" w:hint="eastAsia"/>
-          <w:sz w:val="28"/>
-          <w:szCs w:val="28"/>
-        </w:rPr>
-        <w:t>上承屋角</w:t>
-      </w:r>
-      <w:proofErr w:type="gramEnd"/>
-      <w:r>
-        <w:rPr>
-          <w:rFonts w:ascii="標楷體" w:eastAsia="標楷體" w:hAnsi="標楷體" w:cs="標楷體" w:hint="eastAsia"/>
-          <w:sz w:val="28"/>
-          <w:szCs w:val="28"/>
-        </w:rPr>
-        <w:t>，下</w:t>
-      </w:r>
-      <w:proofErr w:type="gramStart"/>
-      <w:r>
-        <w:rPr>
-          <w:rFonts w:ascii="標楷體" w:eastAsia="標楷體" w:hAnsi="標楷體" w:cs="標楷體" w:hint="eastAsia"/>
-          <w:sz w:val="28"/>
-          <w:szCs w:val="28"/>
-        </w:rPr>
-        <w:t>臨階砌，</w:t>
-      </w:r>
-      <w:proofErr w:type="gramEnd"/>
-      <w:r>
-        <w:rPr>
-          <w:rFonts w:ascii="標楷體" w:eastAsia="標楷體" w:hAnsi="標楷體" w:cs="標楷體" w:hint="eastAsia"/>
-          <w:sz w:val="28"/>
-          <w:szCs w:val="28"/>
-        </w:rPr>
-        <w:t>謂之</w:t>
-      </w:r>
-      <w:proofErr w:type="gramStart"/>
-      <w:r>
-        <w:rPr>
-          <w:rFonts w:ascii="標楷體" w:eastAsia="標楷體" w:hAnsi="標楷體" w:cs="標楷體" w:hint="eastAsia"/>
-          <w:sz w:val="28"/>
-          <w:szCs w:val="28"/>
-        </w:rPr>
-        <w:t>檻</w:t>
-      </w:r>
-      <w:proofErr w:type="gramEnd"/>
-      <w:r>
-        <w:rPr>
-          <w:rFonts w:ascii="標楷體" w:eastAsia="標楷體" w:hAnsi="標楷體" w:cs="標楷體" w:hint="eastAsia"/>
-          <w:sz w:val="28"/>
-          <w:szCs w:val="28"/>
-        </w:rPr>
-        <w:t>。</w:t>
-      </w:r>
-      <w:proofErr w:type="gramStart"/>
-      <w:r>
-        <w:rPr>
-          <w:rFonts w:ascii="標楷體" w:eastAsia="標楷體" w:hAnsi="標楷體" w:cs="標楷體" w:hint="eastAsia"/>
-          <w:sz w:val="28"/>
-          <w:szCs w:val="28"/>
-        </w:rPr>
-        <w:t>至於樓</w:t>
-      </w:r>
-      <w:proofErr w:type="gramEnd"/>
-      <w:r>
-        <w:rPr>
-          <w:rFonts w:ascii="標楷體" w:eastAsia="標楷體" w:hAnsi="標楷體" w:cs="標楷體" w:hint="eastAsia"/>
-          <w:sz w:val="28"/>
-          <w:szCs w:val="28"/>
-        </w:rPr>
-        <w:t>台水榭，亦多</w:t>
-      </w:r>
-      <w:proofErr w:type="gramStart"/>
-      <w:r>
-        <w:rPr>
-          <w:rFonts w:ascii="標楷體" w:eastAsia="標楷體" w:hAnsi="標楷體" w:cs="標楷體" w:hint="eastAsia"/>
-          <w:sz w:val="28"/>
-          <w:szCs w:val="28"/>
-        </w:rPr>
-        <w:t>是檻欄修建</w:t>
-      </w:r>
-      <w:proofErr w:type="gramEnd"/>
-      <w:r>
-        <w:rPr>
-          <w:rFonts w:ascii="標楷體" w:eastAsia="標楷體" w:hAnsi="標楷體" w:cs="標楷體" w:hint="eastAsia"/>
-          <w:sz w:val="28"/>
-          <w:szCs w:val="28"/>
-        </w:rPr>
-        <w:t>之所。</w:t>
+        <w:t>）：古建築常於軒齋四面房基之上圍以木欄，上承屋角，下臨階砌，謂之檻。至於樓台水榭，亦多是檻欄修建之所。</w:t>
       </w:r>
     </w:p>
     <w:p>
       <w:pPr>
         <w:pStyle w:val="a6"/>
         <w:spacing w:line="440" w:lineRule="exact"/>
-        <w:ind w:leftChars="0"/>
+        <w:ind w:leftChars="0" w:left="284"/>
         <w:rPr>
           <w:rFonts w:ascii="標楷體" w:eastAsia="標楷體" w:hAnsi="標楷體" w:cs="標楷體"/>
           <w:sz w:val="28"/>
@@ -464,15 +226,7 @@
           <w:sz w:val="28"/>
           <w:szCs w:val="28"/>
         </w:rPr>
-        <w:t>水榭：</w:t>
-      </w:r>
-      <w:r>
-        <w:rPr>
-          <w:rFonts w:ascii="標楷體" w:eastAsia="標楷體" w:hAnsi="標楷體" w:cs="標楷體" w:hint="eastAsia"/>
-          <w:sz w:val="28"/>
-          <w:szCs w:val="28"/>
-        </w:rPr>
-        <w:t>臨水的樓臺或建於水上的樓臺，可供人遊憩。</w:t>
+        <w:t>水榭：臨水的樓臺或建於水上的樓臺，可供人遊憩。</w:t>
       </w:r>
     </w:p>
     <w:p>
@@ -483,30 +237,20 @@
           <w:numId w:val="16"/>
         </w:numPr>
         <w:spacing w:line="440" w:lineRule="exact"/>
-        <w:ind w:leftChars="0"/>
+        <w:ind w:leftChars="0" w:left="284" w:hanging="284"/>
         <w:rPr>
           <w:rFonts w:ascii="標楷體" w:eastAsia="標楷體" w:hAnsi="標楷體" w:cs="標楷體"/>
           <w:sz w:val="28"/>
           <w:szCs w:val="28"/>
         </w:rPr>
       </w:pPr>
-      <w:proofErr w:type="gramStart"/>
       <w:r>
         <w:rPr>
           <w:rFonts w:ascii="標楷體" w:eastAsia="標楷體" w:hAnsi="標楷體" w:cs="標楷體" w:hint="eastAsia"/>
           <w:sz w:val="28"/>
           <w:szCs w:val="28"/>
         </w:rPr>
-        <w:t>羅幕：絲羅的</w:t>
-      </w:r>
-      <w:proofErr w:type="gramEnd"/>
-      <w:r>
-        <w:rPr>
-          <w:rFonts w:ascii="標楷體" w:eastAsia="標楷體" w:hAnsi="標楷體" w:cs="標楷體" w:hint="eastAsia"/>
-          <w:sz w:val="28"/>
-          <w:szCs w:val="28"/>
-        </w:rPr>
-        <w:t>帷幕，富貴人家所用。</w:t>
+        <w:t>羅幕：絲羅的帷幕，富貴人家所用。</w:t>
       </w:r>
     </w:p>
     <w:p>
@@ -517,7 +261,7 @@
           <w:numId w:val="16"/>
         </w:numPr>
         <w:spacing w:line="440" w:lineRule="exact"/>
-        <w:ind w:leftChars="0"/>
+        <w:ind w:leftChars="0" w:left="284" w:hanging="284"/>
         <w:rPr>
           <w:rFonts w:ascii="標楷體" w:eastAsia="標楷體" w:hAnsi="標楷體" w:cs="標楷體"/>
           <w:sz w:val="28"/>
@@ -530,25 +274,7 @@
           <w:sz w:val="28"/>
           <w:szCs w:val="28"/>
         </w:rPr>
-        <w:t>不諳：不了解，沒有經驗。</w:t>
-      </w:r>
-      <w:proofErr w:type="gramStart"/>
-      <w:r>
-        <w:rPr>
-          <w:rFonts w:ascii="標楷體" w:eastAsia="標楷體" w:hAnsi="標楷體" w:cs="標楷體" w:hint="eastAsia"/>
-          <w:sz w:val="28"/>
-          <w:szCs w:val="28"/>
-        </w:rPr>
-        <w:t>諳</w:t>
-      </w:r>
-      <w:proofErr w:type="gramEnd"/>
-      <w:r>
-        <w:rPr>
-          <w:rFonts w:ascii="標楷體" w:eastAsia="標楷體" w:hAnsi="標楷體" w:cs="標楷體" w:hint="eastAsia"/>
-          <w:sz w:val="28"/>
-          <w:szCs w:val="28"/>
-        </w:rPr>
-        <w:t>：熟悉，精通。</w:t>
+        <w:t>不諳：不了解，沒有經驗。諳：熟悉，精通。</w:t>
       </w:r>
     </w:p>
     <w:p>
@@ -559,30 +285,101 @@
           <w:numId w:val="16"/>
         </w:numPr>
         <w:spacing w:line="440" w:lineRule="exact"/>
-        <w:ind w:leftChars="0"/>
+        <w:ind w:leftChars="0" w:left="284" w:hanging="284"/>
         <w:rPr>
           <w:rFonts w:ascii="標楷體" w:eastAsia="標楷體" w:hAnsi="標楷體" w:cs="標楷體"/>
           <w:sz w:val="28"/>
           <w:szCs w:val="28"/>
         </w:rPr>
       </w:pPr>
-      <w:proofErr w:type="gramStart"/>
       <w:r>
         <w:rPr>
           <w:rFonts w:ascii="標楷體" w:eastAsia="標楷體" w:hAnsi="標楷體" w:cs="標楷體" w:hint="eastAsia"/>
           <w:sz w:val="28"/>
           <w:szCs w:val="28"/>
         </w:rPr>
-        <w:t>朱戶</w:t>
-      </w:r>
-      <w:proofErr w:type="gramEnd"/>
+        <w:t>朱戶：</w:t>
+      </w:r>
+      <w:r>
+        <w:rPr>
+          <w:rFonts w:ascii="標楷體" w:eastAsia="標楷體" w:hAnsi="標楷體" w:cs="標楷體"/>
+          <w:sz w:val="28"/>
+          <w:szCs w:val="28"/>
+        </w:rPr>
+        <w:t>朱紅色的門戶，</w:t>
+      </w:r>
       <w:r>
         <w:rPr>
           <w:rFonts w:ascii="標楷體" w:eastAsia="標楷體" w:hAnsi="標楷體" w:cs="標楷體" w:hint="eastAsia"/>
           <w:sz w:val="28"/>
           <w:szCs w:val="28"/>
         </w:rPr>
-        <w:t>：猶言朱門，指大戶人家。</w:t>
+        <w:t>猶言朱門，</w:t>
+      </w:r>
+      <w:r>
+        <w:rPr>
+          <w:rFonts w:ascii="標楷體" w:eastAsia="標楷體" w:hAnsi="標楷體" w:cs="標楷體"/>
+          <w:sz w:val="28"/>
+          <w:szCs w:val="28"/>
+        </w:rPr>
+        <w:t>指富貴人家或精美的居所。描繪出閨閣居所的華麗，與內部女主角無人相伴的孤寂形成鮮明對比——即便身處優渥</w:t>
+      </w:r>
+      <w:r>
+        <w:rPr>
+          <w:rFonts w:ascii="標楷體" w:eastAsia="標楷體" w:hAnsi="標楷體" w:cs="標楷體" w:hint="eastAsia"/>
+          <w:sz w:val="28"/>
+          <w:szCs w:val="28"/>
+        </w:rPr>
+        <w:t>（</w:t>
+      </w:r>
+      <w:r>
+        <w:rPr>
+          <w:rFonts w:ascii="標楷體" w:eastAsia="標楷體" w:hAnsi="標楷體" w:cs="標楷體" w:hint="eastAsia"/>
+          <w:color w:val="EE0000"/>
+          <w:sz w:val="16"/>
+          <w:szCs w:val="16"/>
+        </w:rPr>
+        <w:t>ㄨㄛˋ</w:t>
+      </w:r>
+      <w:r>
+        <w:rPr>
+          <w:rFonts w:ascii="標楷體" w:eastAsia="標楷體" w:hAnsi="標楷體" w:cs="標楷體" w:hint="eastAsia"/>
+          <w:sz w:val="28"/>
+          <w:szCs w:val="28"/>
+        </w:rPr>
+        <w:t>）</w:t>
+      </w:r>
+      <w:r>
+        <w:rPr>
+          <w:rFonts w:ascii="標楷體" w:eastAsia="標楷體" w:hAnsi="標楷體" w:cs="標楷體"/>
+          <w:sz w:val="28"/>
+          <w:szCs w:val="28"/>
+        </w:rPr>
+        <w:t>華麗的環境，也無法填補內心的空虛與離愁。</w:t>
+      </w:r>
+      <w:r>
+        <w:rPr>
+          <w:rFonts w:ascii="標楷體" w:eastAsia="標楷體" w:hAnsi="標楷體" w:cs="標楷體"/>
+          <w:sz w:val="28"/>
+          <w:szCs w:val="28"/>
+        </w:rPr>
+        <w:t>優渥</w:t>
+      </w:r>
+      <w:r>
+        <w:rPr>
+          <w:rFonts w:ascii="標楷體" w:eastAsia="標楷體" w:hAnsi="標楷體" w:cs="標楷體" w:hint="eastAsia"/>
+          <w:sz w:val="28"/>
+          <w:szCs w:val="28"/>
+        </w:rPr>
+        <w:t>：</w:t>
+      </w:r>
+      <w:r>
+        <w:rPr>
+          <w:rFonts w:ascii="標楷體" w:eastAsia="標楷體" w:hAnsi="標楷體" w:cs="標楷體"/>
+          <w:sz w:val="28"/>
+          <w:szCs w:val="28"/>
+        </w:rPr>
+        <w:t>優厚、豐厚。</w:t>
       </w:r>
     </w:p>
     <w:p>
@@ -593,7 +390,7 @@
           <w:numId w:val="16"/>
         </w:numPr>
         <w:spacing w:line="440" w:lineRule="exact"/>
-        <w:ind w:leftChars="0"/>
+        <w:ind w:leftChars="0" w:left="284" w:hanging="284"/>
         <w:rPr>
           <w:rFonts w:ascii="標楷體" w:eastAsia="標楷體" w:hAnsi="標楷體" w:cs="標楷體"/>
           <w:sz w:val="28"/>
@@ -606,25 +403,7 @@
           <w:sz w:val="28"/>
           <w:szCs w:val="28"/>
         </w:rPr>
-        <w:t>凋：衰落。</w:t>
-      </w:r>
-      <w:proofErr w:type="gramStart"/>
-      <w:r>
-        <w:rPr>
-          <w:rFonts w:ascii="標楷體" w:eastAsia="標楷體" w:hAnsi="標楷體" w:cs="標楷體" w:hint="eastAsia"/>
-          <w:sz w:val="28"/>
-          <w:szCs w:val="28"/>
-        </w:rPr>
-        <w:t>碧樹</w:t>
-      </w:r>
-      <w:proofErr w:type="gramEnd"/>
-      <w:r>
-        <w:rPr>
-          <w:rFonts w:ascii="標楷體" w:eastAsia="標楷體" w:hAnsi="標楷體" w:cs="標楷體" w:hint="eastAsia"/>
-          <w:sz w:val="28"/>
-          <w:szCs w:val="28"/>
-        </w:rPr>
-        <w:t>：綠樹。</w:t>
+        <w:t>凋：衰落。碧樹：綠樹。</w:t>
       </w:r>
     </w:p>
     <w:p>
@@ -635,7 +414,7 @@
           <w:numId w:val="16"/>
         </w:numPr>
         <w:spacing w:line="440" w:lineRule="exact"/>
-        <w:ind w:leftChars="0"/>
+        <w:ind w:leftChars="0" w:left="284" w:hanging="284"/>
         <w:rPr>
           <w:rFonts w:ascii="標楷體" w:eastAsia="標楷體" w:hAnsi="標楷體" w:cs="標楷體"/>
           <w:sz w:val="28"/>
@@ -648,25 +427,24 @@
           <w:sz w:val="28"/>
           <w:szCs w:val="28"/>
         </w:rPr>
-        <w:t>彩箋：彩色的信箋。</w:t>
-      </w:r>
-      <w:proofErr w:type="gramStart"/>
+        <w:t>彩箋</w:t>
+      </w:r>
       <w:r>
         <w:rPr>
           <w:rFonts w:ascii="標楷體" w:eastAsia="標楷體" w:hAnsi="標楷體" w:cs="標楷體" w:hint="eastAsia"/>
           <w:sz w:val="28"/>
           <w:szCs w:val="28"/>
         </w:rPr>
-        <w:t>尺素</w:t>
-      </w:r>
-      <w:proofErr w:type="gramEnd"/>
+        <w:t>（</w:t>
+      </w:r>
       <w:r>
         <w:rPr>
           <w:rFonts w:ascii="標楷體" w:eastAsia="標楷體" w:hAnsi="標楷體" w:cs="標楷體" w:hint="eastAsia"/>
-          <w:sz w:val="28"/>
-          <w:szCs w:val="28"/>
-        </w:rPr>
-        <w:t>：書信的代稱。古人寫信用素絹</w:t>
+          <w:color w:val="EE0000"/>
+          <w:sz w:val="16"/>
+          <w:szCs w:val="16"/>
+        </w:rPr>
+        <w:t>ㄐㄧㄢ</w:t>
       </w:r>
       <w:r>
         <w:rPr>
@@ -674,9 +452,24 @@
           <w:sz w:val="28"/>
           <w:szCs w:val="28"/>
         </w:rPr>
+        <w:t>）</w:t>
+      </w:r>
+      <w:r>
+        <w:rPr>
+          <w:rFonts w:ascii="標楷體" w:eastAsia="標楷體" w:hAnsi="標楷體" w:cs="標楷體" w:hint="eastAsia"/>
+          <w:sz w:val="28"/>
+          <w:szCs w:val="28"/>
+        </w:rPr>
+        <w:t>：彩色的信箋。尺素：書信的代稱。古人寫信用素絹</w:t>
+      </w:r>
+      <w:r>
+        <w:rPr>
+          <w:rFonts w:ascii="標楷體" w:eastAsia="標楷體" w:hAnsi="標楷體" w:cs="標楷體" w:hint="eastAsia"/>
+          <w:sz w:val="28"/>
+          <w:szCs w:val="28"/>
+        </w:rPr>
         <w:t>(</w:t>
       </w:r>
-      <w:proofErr w:type="gramStart"/>
       <w:r>
         <w:rPr>
           <w:rFonts w:ascii="標楷體" w:eastAsia="標楷體" w:hAnsi="標楷體" w:cs="標楷體" w:hint="eastAsia"/>
@@ -686,7 +479,6 @@
         </w:rPr>
         <w:t>ㄐㄩㄢˋ</w:t>
       </w:r>
-      <w:proofErr w:type="gramEnd"/>
       <w:r>
         <w:rPr>
           <w:rFonts w:ascii="標楷體" w:eastAsia="標楷體" w:hAnsi="標楷體" w:cs="標楷體" w:hint="eastAsia"/>
@@ -701,25 +493,7 @@
           <w:sz w:val="28"/>
           <w:szCs w:val="28"/>
         </w:rPr>
-        <w:t>，通常長約一尺，故</w:t>
-      </w:r>
-      <w:proofErr w:type="gramStart"/>
-      <w:r>
-        <w:rPr>
-          <w:rFonts w:ascii="標楷體" w:eastAsia="標楷體" w:hAnsi="標楷體" w:cs="標楷體" w:hint="eastAsia"/>
-          <w:sz w:val="28"/>
-          <w:szCs w:val="28"/>
-        </w:rPr>
-        <w:t>稱尺素</w:t>
-      </w:r>
-      <w:proofErr w:type="gramEnd"/>
-      <w:r>
-        <w:rPr>
-          <w:rFonts w:ascii="標楷體" w:eastAsia="標楷體" w:hAnsi="標楷體" w:cs="標楷體" w:hint="eastAsia"/>
-          <w:sz w:val="28"/>
-          <w:szCs w:val="28"/>
-        </w:rPr>
-        <w:t>。</w:t>
+        <w:t>，通常長約一尺，故稱尺素。</w:t>
       </w:r>
     </w:p>
     <w:p>
@@ -744,131 +518,45 @@
     </w:p>
     <w:p>
       <w:pPr>
-        <w:spacing w:line="480" w:lineRule="exact"/>
-        <w:rPr>
-          <w:rFonts w:ascii="標楷體" w:eastAsia="標楷體" w:hAnsi="標楷體"/>
-          <w:sz w:val="28"/>
-          <w:szCs w:val="28"/>
-        </w:rPr>
-      </w:pPr>
-      <w:r>
-        <w:rPr>
-          <w:rFonts w:ascii="標楷體" w:eastAsia="標楷體" w:hAnsi="標楷體" w:hint="eastAsia"/>
-          <w:sz w:val="28"/>
-          <w:szCs w:val="28"/>
-        </w:rPr>
-        <w:t>清晨</w:t>
-      </w:r>
-      <w:r>
-        <w:rPr>
-          <w:rFonts w:ascii="標楷體" w:eastAsia="標楷體" w:hAnsi="標楷體" w:hint="eastAsia"/>
-          <w:sz w:val="28"/>
-          <w:szCs w:val="28"/>
-        </w:rPr>
-        <w:t>欄杆</w:t>
-      </w:r>
-      <w:r>
-        <w:rPr>
-          <w:rFonts w:ascii="標楷體" w:eastAsia="標楷體" w:hAnsi="標楷體" w:hint="eastAsia"/>
-          <w:sz w:val="28"/>
-          <w:szCs w:val="28"/>
-        </w:rPr>
-        <w:t>外的菊花籠罩著</w:t>
-      </w:r>
-      <w:proofErr w:type="gramStart"/>
-      <w:r>
-        <w:rPr>
-          <w:rFonts w:ascii="標楷體" w:eastAsia="標楷體" w:hAnsi="標楷體" w:hint="eastAsia"/>
-          <w:sz w:val="28"/>
-          <w:szCs w:val="28"/>
-        </w:rPr>
-        <w:t>一層愁慘的</w:t>
-      </w:r>
-      <w:proofErr w:type="gramEnd"/>
-      <w:r>
-        <w:rPr>
-          <w:rFonts w:ascii="標楷體" w:eastAsia="標楷體" w:hAnsi="標楷體" w:hint="eastAsia"/>
-          <w:sz w:val="28"/>
-          <w:szCs w:val="28"/>
-        </w:rPr>
-        <w:t>煙霧，</w:t>
-      </w:r>
-      <w:proofErr w:type="gramStart"/>
-      <w:r>
-        <w:rPr>
-          <w:rFonts w:ascii="標楷體" w:eastAsia="標楷體" w:hAnsi="標楷體" w:hint="eastAsia"/>
-          <w:sz w:val="28"/>
-          <w:szCs w:val="28"/>
-        </w:rPr>
-        <w:t>蘭花沾露似乎</w:t>
-      </w:r>
-      <w:proofErr w:type="gramEnd"/>
-      <w:r>
-        <w:rPr>
-          <w:rFonts w:ascii="標楷體" w:eastAsia="標楷體" w:hAnsi="標楷體" w:hint="eastAsia"/>
-          <w:sz w:val="28"/>
-          <w:szCs w:val="28"/>
-        </w:rPr>
-        <w:t>是飲泣的露珠。</w:t>
-      </w:r>
-      <w:proofErr w:type="gramStart"/>
-      <w:r>
-        <w:rPr>
-          <w:rFonts w:ascii="標楷體" w:eastAsia="標楷體" w:hAnsi="標楷體" w:hint="eastAsia"/>
-          <w:sz w:val="28"/>
-          <w:szCs w:val="28"/>
-        </w:rPr>
-        <w:t>羅幕之間透露著縷縷輕寒</w:t>
-      </w:r>
-      <w:proofErr w:type="gramEnd"/>
-      <w:r>
-        <w:rPr>
-          <w:rFonts w:ascii="標楷體" w:eastAsia="標楷體" w:hAnsi="標楷體" w:hint="eastAsia"/>
-          <w:sz w:val="28"/>
-          <w:szCs w:val="28"/>
-        </w:rPr>
-        <w:t>，一雙燕子飛去。明月不明白離別之苦，斜</w:t>
-      </w:r>
-      <w:proofErr w:type="gramStart"/>
-      <w:r>
-        <w:rPr>
-          <w:rFonts w:ascii="標楷體" w:eastAsia="標楷體" w:hAnsi="標楷體" w:hint="eastAsia"/>
-          <w:sz w:val="28"/>
-          <w:szCs w:val="28"/>
-        </w:rPr>
-        <w:t>斜</w:t>
-      </w:r>
-      <w:proofErr w:type="gramEnd"/>
-      <w:r>
-        <w:rPr>
-          <w:rFonts w:ascii="標楷體" w:eastAsia="標楷體" w:hAnsi="標楷體" w:hint="eastAsia"/>
-          <w:sz w:val="28"/>
-          <w:szCs w:val="28"/>
-        </w:rPr>
-        <w:t>的銀輝直到破曉還穿</w:t>
-      </w:r>
-      <w:proofErr w:type="gramStart"/>
-      <w:r>
-        <w:rPr>
-          <w:rFonts w:ascii="標楷體" w:eastAsia="標楷體" w:hAnsi="標楷體" w:hint="eastAsia"/>
-          <w:sz w:val="28"/>
-          <w:szCs w:val="28"/>
-        </w:rPr>
-        <w:t>入朱戶</w:t>
-      </w:r>
-      <w:proofErr w:type="gramEnd"/>
-      <w:r>
-        <w:rPr>
-          <w:rFonts w:ascii="標楷體" w:eastAsia="標楷體" w:hAnsi="標楷體" w:hint="eastAsia"/>
-          <w:sz w:val="28"/>
-          <w:szCs w:val="28"/>
-        </w:rPr>
-        <w:t>。</w:t>
+        <w:spacing w:line="440" w:lineRule="exact"/>
+        <w:jc w:val="both"/>
+        <w:rPr>
+          <w:rFonts w:ascii="標楷體" w:eastAsia="標楷體" w:hAnsi="標楷體" w:hint="eastAsia"/>
+          <w:sz w:val="28"/>
+          <w:szCs w:val="28"/>
+        </w:rPr>
+      </w:pPr>
+      <w:r>
+        <w:rPr>
+          <w:rFonts w:ascii="標楷體" w:eastAsia="標楷體" w:hAnsi="標楷體" w:hint="eastAsia"/>
+          <w:sz w:val="28"/>
+          <w:szCs w:val="28"/>
+        </w:rPr>
+        <w:t>清晨，園中的菊花沐浴在濃霧中，彷彿含著憂愁；蘭花綴滿了露珠，好似正在低泣。輕薄的絲綢窗簾外傳來陣陣初秋的寒意，雙飛的燕子早已向南</w:t>
+      </w:r>
+      <w:r>
+        <w:rPr>
+          <w:rFonts w:ascii="標楷體" w:eastAsia="標楷體" w:hAnsi="標楷體" w:hint="eastAsia"/>
+          <w:b/>
+          <w:bCs/>
+          <w:sz w:val="28"/>
+          <w:szCs w:val="28"/>
+        </w:rPr>
+        <w:t>掠去</w:t>
+      </w:r>
+      <w:r>
+        <w:rPr>
+          <w:rFonts w:ascii="標楷體" w:eastAsia="標楷體" w:hAnsi="標楷體" w:hint="eastAsia"/>
+          <w:sz w:val="28"/>
+          <w:szCs w:val="28"/>
+        </w:rPr>
+        <w:t>。明月不懂得人間離別的痛苦，竟將清冷的光芒斜斜地照射進朱紅色的門窗，直到天亮。</w:t>
       </w:r>
     </w:p>
     <w:p>
       <w:pPr>
-        <w:spacing w:line="480" w:lineRule="exact"/>
+        <w:spacing w:line="440" w:lineRule="exact"/>
+        <w:jc w:val="both"/>
         <w:rPr>
           <w:rFonts w:ascii="標楷體" w:eastAsia="標楷體" w:hAnsi="標楷體"/>
           <w:sz w:val="28"/>
@@ -881,43 +569,43 @@
           <w:sz w:val="28"/>
           <w:szCs w:val="28"/>
         </w:rPr>
-        <w:t>昨天夜裡西風慘烈，凋零了綠樹。我獨自登上高樓，</w:t>
-      </w:r>
-      <w:proofErr w:type="gramStart"/>
-      <w:r>
-        <w:rPr>
-          <w:rFonts w:ascii="標楷體" w:eastAsia="標楷體" w:hAnsi="標楷體" w:hint="eastAsia"/>
-          <w:sz w:val="28"/>
-          <w:szCs w:val="28"/>
-        </w:rPr>
-        <w:t>望盡那</w:t>
-      </w:r>
-      <w:proofErr w:type="gramEnd"/>
-      <w:r>
-        <w:rPr>
-          <w:rFonts w:ascii="標楷體" w:eastAsia="標楷體" w:hAnsi="標楷體" w:hint="eastAsia"/>
-          <w:sz w:val="28"/>
-          <w:szCs w:val="28"/>
-        </w:rPr>
-        <w:t>消失在天涯的道路。想給我的心上人寄</w:t>
-      </w:r>
-      <w:proofErr w:type="gramStart"/>
-      <w:r>
-        <w:rPr>
-          <w:rFonts w:ascii="標楷體" w:eastAsia="標楷體" w:hAnsi="標楷體" w:hint="eastAsia"/>
-          <w:sz w:val="28"/>
-          <w:szCs w:val="28"/>
-        </w:rPr>
-        <w:t>一</w:t>
-      </w:r>
-      <w:proofErr w:type="gramEnd"/>
-      <w:r>
-        <w:rPr>
-          <w:rFonts w:ascii="標楷體" w:eastAsia="標楷體" w:hAnsi="標楷體" w:hint="eastAsia"/>
-          <w:sz w:val="28"/>
-          <w:szCs w:val="28"/>
-        </w:rPr>
-        <w:t>封信。但是高山連綿，碧水無盡，又不知道我的心上人在何處。</w:t>
+        <w:t>昨夜西風緊吹，吹落了綠樹的葉子。我獨自登上高樓，</w:t>
+      </w:r>
+      <w:r>
+        <w:rPr>
+          <w:rFonts w:ascii="標楷體" w:eastAsia="標楷體" w:hAnsi="標楷體" w:hint="eastAsia"/>
+          <w:b/>
+          <w:bCs/>
+          <w:sz w:val="28"/>
+          <w:szCs w:val="28"/>
+        </w:rPr>
+        <w:t>佇立遠眺</w:t>
+      </w:r>
+      <w:r>
+        <w:rPr>
+          <w:rFonts w:ascii="標楷體" w:eastAsia="標楷體" w:hAnsi="標楷體" w:hint="eastAsia"/>
+          <w:sz w:val="28"/>
+          <w:szCs w:val="28"/>
+        </w:rPr>
+        <w:t>，直到目光盡頭那無邊無際的天涯路。想要寄出一封殷切的錦書長信，但山長水遠、</w:t>
+      </w:r>
+      <w:r>
+        <w:rPr>
+          <w:rFonts w:ascii="標楷體" w:eastAsia="標楷體" w:hAnsi="標楷體" w:hint="eastAsia"/>
+          <w:b/>
+          <w:bCs/>
+          <w:sz w:val="28"/>
+          <w:szCs w:val="28"/>
+        </w:rPr>
+        <w:t>長路漫漫</w:t>
+      </w:r>
+      <w:r>
+        <w:rPr>
+          <w:rFonts w:ascii="標楷體" w:eastAsia="標楷體" w:hAnsi="標楷體" w:hint="eastAsia"/>
+          <w:sz w:val="28"/>
+          <w:szCs w:val="28"/>
+        </w:rPr>
+        <w:t>，又該寄往何處？</w:t>
       </w:r>
     </w:p>
     <w:p>
@@ -951,8 +639,9 @@
     <w:p>
       <w:pPr>
         <w:spacing w:line="480" w:lineRule="exact"/>
-        <w:rPr>
-          <w:rFonts w:ascii="標楷體" w:eastAsia="標楷體" w:hAnsi="標楷體"/>
+        <w:jc w:val="both"/>
+        <w:rPr>
+          <w:rFonts w:ascii="標楷體" w:eastAsia="標楷體" w:hAnsi="標楷體" w:hint="eastAsia"/>
           <w:sz w:val="28"/>
           <w:szCs w:val="28"/>
         </w:rPr>
@@ -970,28 +659,35 @@
           <w:rFonts w:ascii="標楷體" w:eastAsia="標楷體" w:hAnsi="標楷體" w:hint="eastAsia"/>
           <w:sz w:val="28"/>
           <w:szCs w:val="28"/>
-        </w:rPr>
-        <w:t>婉約派詞人許多</w:t>
-      </w:r>
-      <w:proofErr w:type="gramStart"/>
-      <w:r>
-        <w:rPr>
-          <w:rFonts w:ascii="標楷體" w:eastAsia="標楷體" w:hAnsi="標楷體" w:hint="eastAsia"/>
-          <w:sz w:val="28"/>
-          <w:szCs w:val="28"/>
-        </w:rPr>
-        <w:t>傷離懷</w:t>
-      </w:r>
-      <w:proofErr w:type="gramEnd"/>
-      <w:r>
-        <w:rPr>
-          <w:rFonts w:ascii="標楷體" w:eastAsia="標楷體" w:hAnsi="標楷體" w:hint="eastAsia"/>
-          <w:sz w:val="28"/>
-          <w:szCs w:val="28"/>
-        </w:rPr>
-        <w:t>遠之作中，這是一首頗負盛名的詞。它不僅具有</w:t>
-      </w:r>
-      <w:proofErr w:type="gramStart"/>
+          <w:u w:val="single"/>
+        </w:rPr>
+        <w:t>晏殊</w:t>
+      </w:r>
+      <w:r>
+        <w:rPr>
+          <w:rFonts w:ascii="標楷體" w:eastAsia="標楷體" w:hAnsi="標楷體" w:hint="eastAsia"/>
+          <w:sz w:val="28"/>
+          <w:szCs w:val="28"/>
+        </w:rPr>
+        <w:t>的《蝶戀花·檻菊愁煙蘭泣露》是</w:t>
+      </w:r>
+      <w:r>
+        <w:rPr>
+          <w:rFonts w:ascii="標楷體" w:eastAsia="標楷體" w:hAnsi="標楷體" w:hint="eastAsia"/>
+          <w:sz w:val="28"/>
+          <w:szCs w:val="28"/>
+          <w:u w:val="single"/>
+        </w:rPr>
+        <w:t>宋</w:t>
+      </w:r>
+      <w:r>
+        <w:rPr>
+          <w:rFonts w:ascii="標楷體" w:eastAsia="標楷體" w:hAnsi="標楷體" w:hint="eastAsia"/>
+          <w:sz w:val="28"/>
+          <w:szCs w:val="28"/>
+        </w:rPr>
+        <w:t>詞中描寫閨怨與離愁的經典名作。全詞</w:t>
+      </w:r>
       <w:r>
         <w:rPr>
           <w:rFonts w:ascii="標楷體" w:eastAsia="標楷體" w:hAnsi="標楷體" w:hint="eastAsia"/>
@@ -1000,42 +696,42 @@
           <w:sz w:val="28"/>
           <w:szCs w:val="28"/>
         </w:rPr>
-        <w:t>情致</w:t>
-      </w:r>
-      <w:r>
-        <w:rPr>
-          <w:rFonts w:ascii="標楷體" w:eastAsia="標楷體" w:hAnsi="標楷體" w:hint="eastAsia"/>
-          <w:sz w:val="28"/>
-          <w:szCs w:val="28"/>
-        </w:rPr>
-        <w:t>深婉</w:t>
-      </w:r>
-      <w:proofErr w:type="gramEnd"/>
-      <w:r>
-        <w:rPr>
-          <w:rFonts w:ascii="標楷體" w:eastAsia="標楷體" w:hAnsi="標楷體" w:hint="eastAsia"/>
-          <w:sz w:val="28"/>
-          <w:szCs w:val="28"/>
-        </w:rPr>
-        <w:t>的共同特點，而且具有一般</w:t>
-      </w:r>
-      <w:proofErr w:type="gramStart"/>
-      <w:r>
-        <w:rPr>
-          <w:rFonts w:ascii="標楷體" w:eastAsia="標楷體" w:hAnsi="標楷體" w:hint="eastAsia"/>
-          <w:sz w:val="28"/>
-          <w:szCs w:val="28"/>
-        </w:rPr>
-        <w:t>婉約詞</w:t>
-      </w:r>
-      <w:proofErr w:type="gramEnd"/>
-      <w:r>
-        <w:rPr>
-          <w:rFonts w:ascii="標楷體" w:eastAsia="標楷體" w:hAnsi="標楷體" w:hint="eastAsia"/>
-          <w:sz w:val="28"/>
-          <w:szCs w:val="28"/>
-        </w:rPr>
-        <w:t>少見的</w:t>
+        <w:t>不著</w:t>
+      </w:r>
+      <w:r>
+        <w:rPr>
+          <w:rFonts w:ascii="標楷體" w:eastAsia="標楷體" w:hAnsi="標楷體" w:hint="eastAsia"/>
+          <w:sz w:val="28"/>
+          <w:szCs w:val="28"/>
+        </w:rPr>
+        <w:t>一個「思」字，卻將深沉的思念與孤寂寄託於景物與情境之中，呈現出層次分明、意境高遠的情感轉折。</w:t>
+      </w:r>
+    </w:p>
+    <w:p>
+      <w:pPr>
+        <w:spacing w:line="480" w:lineRule="exact"/>
+        <w:jc w:val="both"/>
+        <w:rPr>
+          <w:rFonts w:ascii="標楷體" w:eastAsia="標楷體" w:hAnsi="標楷體" w:hint="eastAsia"/>
+          <w:sz w:val="28"/>
+          <w:szCs w:val="28"/>
+        </w:rPr>
+      </w:pPr>
+      <w:r>
+        <w:rPr>
+          <w:rFonts w:ascii="標楷體" w:eastAsia="標楷體" w:hAnsi="標楷體" w:hint="eastAsia"/>
+          <w:sz w:val="28"/>
+          <w:szCs w:val="28"/>
+        </w:rPr>
+        <w:t xml:space="preserve">    </w:t>
+      </w:r>
+      <w:r>
+        <w:rPr>
+          <w:rFonts w:ascii="標楷體" w:eastAsia="標楷體" w:hAnsi="標楷體" w:hint="eastAsia"/>
+          <w:sz w:val="28"/>
+          <w:szCs w:val="28"/>
+        </w:rPr>
+        <w:t>上片由近及遠，寫清晨至拂曉的冷寂景致。「檻菊愁煙蘭泣露」開篇便以擬人手法，將</w:t>
       </w:r>
       <w:r>
         <w:rPr>
@@ -1045,128 +741,105 @@
           <w:sz w:val="28"/>
           <w:szCs w:val="28"/>
         </w:rPr>
-        <w:t>遼闊</w:t>
-      </w:r>
-      <w:r>
-        <w:rPr>
-          <w:rFonts w:ascii="標楷體" w:eastAsia="標楷體" w:hAnsi="標楷體" w:hint="eastAsia"/>
-          <w:sz w:val="28"/>
-          <w:szCs w:val="28"/>
-        </w:rPr>
-        <w:t>高遠的特色。它不離</w:t>
-      </w:r>
-      <w:proofErr w:type="gramStart"/>
-      <w:r>
-        <w:rPr>
-          <w:rFonts w:ascii="標楷體" w:eastAsia="標楷體" w:hAnsi="標楷體" w:hint="eastAsia"/>
-          <w:sz w:val="28"/>
-          <w:szCs w:val="28"/>
-        </w:rPr>
-        <w:t>婉約詞</w:t>
-      </w:r>
-      <w:proofErr w:type="gramEnd"/>
-      <w:r>
-        <w:rPr>
-          <w:rFonts w:ascii="標楷體" w:eastAsia="標楷體" w:hAnsi="標楷體" w:hint="eastAsia"/>
-          <w:sz w:val="28"/>
-          <w:szCs w:val="28"/>
-        </w:rPr>
-        <w:t>，卻又某些方面超越了</w:t>
-      </w:r>
-      <w:proofErr w:type="gramStart"/>
-      <w:r>
-        <w:rPr>
-          <w:rFonts w:ascii="標楷體" w:eastAsia="標楷體" w:hAnsi="標楷體" w:hint="eastAsia"/>
-          <w:sz w:val="28"/>
-          <w:szCs w:val="28"/>
-        </w:rPr>
-        <w:t>婉約詞</w:t>
-      </w:r>
-      <w:proofErr w:type="gramEnd"/>
-      <w:r>
-        <w:rPr>
-          <w:rFonts w:ascii="標楷體" w:eastAsia="標楷體" w:hAnsi="標楷體" w:hint="eastAsia"/>
-          <w:sz w:val="28"/>
-          <w:szCs w:val="28"/>
-        </w:rPr>
-        <w:t>。</w:t>
+        <w:t>籠罩</w:t>
+      </w:r>
+      <w:r>
+        <w:rPr>
+          <w:rFonts w:ascii="標楷體" w:eastAsia="標楷體" w:hAnsi="標楷體" w:hint="eastAsia"/>
+          <w:sz w:val="28"/>
+          <w:szCs w:val="28"/>
+        </w:rPr>
+        <w:t>在薄霧中的菊花描繪成含愁之態，將綴滿露珠的蘭花賦予低泣之意。戶外的秋菊與蘭花，不僅是景物，更是詞人內心孤寂與悲傷的投射。接著「羅幕輕寒，燕子雙飛去」，由戶外轉至室內，秋寒透過</w:t>
+      </w:r>
+      <w:r>
+        <w:rPr>
+          <w:rFonts w:ascii="標楷體" w:eastAsia="標楷體" w:hAnsi="標楷體" w:hint="eastAsia"/>
+          <w:b/>
+          <w:bCs/>
+          <w:sz w:val="28"/>
+          <w:szCs w:val="28"/>
+        </w:rPr>
+        <w:t>羅幕</w:t>
+      </w:r>
+      <w:r>
+        <w:rPr>
+          <w:rFonts w:ascii="標楷體" w:eastAsia="標楷體" w:hAnsi="標楷體" w:hint="eastAsia"/>
+          <w:sz w:val="28"/>
+          <w:szCs w:val="28"/>
+        </w:rPr>
+        <w:t>滲入，而雙飛的燕子更</w:t>
+      </w:r>
+      <w:r>
+        <w:rPr>
+          <w:rFonts w:ascii="標楷體" w:eastAsia="標楷體" w:hAnsi="標楷體" w:hint="eastAsia"/>
+          <w:b/>
+          <w:bCs/>
+          <w:sz w:val="28"/>
+          <w:szCs w:val="28"/>
+        </w:rPr>
+        <w:t>反襯</w:t>
+      </w:r>
+      <w:r>
+        <w:rPr>
+          <w:rFonts w:ascii="標楷體" w:eastAsia="標楷體" w:hAnsi="標楷體" w:hint="eastAsia"/>
+          <w:sz w:val="28"/>
+          <w:szCs w:val="28"/>
+        </w:rPr>
+        <w:t>出室內人的</w:t>
+      </w:r>
+      <w:r>
+        <w:rPr>
+          <w:rFonts w:ascii="標楷體" w:eastAsia="標楷體" w:hAnsi="標楷體" w:hint="eastAsia"/>
+          <w:sz w:val="28"/>
+          <w:szCs w:val="28"/>
+        </w:rPr>
+        <w:lastRenderedPageBreak/>
+        <w:t>孤單寂寞。隨後「明月不諳離恨苦，斜光到曉穿朱戶」，詞人怨怪明月不解人世間的離別之苦，竟將清冷的光芒貫穿</w:t>
+      </w:r>
+      <w:r>
+        <w:rPr>
+          <w:rFonts w:ascii="標楷體" w:eastAsia="標楷體" w:hAnsi="標楷體" w:hint="eastAsia"/>
+          <w:b/>
+          <w:bCs/>
+          <w:sz w:val="28"/>
+          <w:szCs w:val="28"/>
+        </w:rPr>
+        <w:t>朱戶</w:t>
+      </w:r>
+      <w:r>
+        <w:rPr>
+          <w:rFonts w:ascii="標楷體" w:eastAsia="標楷體" w:hAnsi="標楷體" w:hint="eastAsia"/>
+          <w:sz w:val="28"/>
+          <w:szCs w:val="28"/>
+        </w:rPr>
+        <w:t>直達拂曉，道盡了徹夜難眠的痛苦與煎熬。</w:t>
       </w:r>
     </w:p>
     <w:p>
       <w:pPr>
         <w:spacing w:line="480" w:lineRule="exact"/>
-        <w:rPr>
-          <w:rFonts w:ascii="標楷體" w:eastAsia="標楷體" w:hAnsi="標楷體"/>
-          <w:sz w:val="28"/>
-          <w:szCs w:val="28"/>
-        </w:rPr>
-      </w:pPr>
-      <w:r>
-        <w:rPr>
-          <w:rFonts w:ascii="標楷體" w:eastAsia="標楷體" w:hAnsi="標楷體" w:hint="eastAsia"/>
-          <w:sz w:val="28"/>
-          <w:szCs w:val="28"/>
-        </w:rPr>
-        <w:t xml:space="preserve">    </w:t>
-      </w:r>
-      <w:proofErr w:type="gramStart"/>
-      <w:r>
-        <w:rPr>
-          <w:rFonts w:ascii="標楷體" w:eastAsia="標楷體" w:hAnsi="標楷體" w:hint="eastAsia"/>
-          <w:sz w:val="28"/>
-          <w:szCs w:val="28"/>
-        </w:rPr>
-        <w:t>起句</w:t>
-      </w:r>
-      <w:r>
-        <w:rPr>
-          <w:rFonts w:ascii="標楷體" w:eastAsia="標楷體" w:hAnsi="標楷體" w:hint="eastAsia"/>
-          <w:sz w:val="28"/>
-          <w:szCs w:val="28"/>
-        </w:rPr>
-        <w:t>「</w:t>
-      </w:r>
-      <w:r>
-        <w:rPr>
-          <w:rFonts w:ascii="標楷體" w:eastAsia="標楷體" w:hAnsi="標楷體" w:hint="eastAsia"/>
-          <w:sz w:val="28"/>
-          <w:szCs w:val="28"/>
-        </w:rPr>
-        <w:t>檻菊愁煙蘭泣</w:t>
-      </w:r>
-      <w:proofErr w:type="gramEnd"/>
-      <w:r>
-        <w:rPr>
-          <w:rFonts w:ascii="標楷體" w:eastAsia="標楷體" w:hAnsi="標楷體" w:hint="eastAsia"/>
-          <w:sz w:val="28"/>
-          <w:szCs w:val="28"/>
-        </w:rPr>
-        <w:t>露</w:t>
-      </w:r>
-      <w:r>
-        <w:rPr>
-          <w:rFonts w:ascii="標楷體" w:eastAsia="標楷體" w:hAnsi="標楷體" w:hint="eastAsia"/>
-          <w:sz w:val="28"/>
-          <w:szCs w:val="28"/>
-        </w:rPr>
-        <w:t>」</w:t>
-      </w:r>
-      <w:r>
-        <w:rPr>
-          <w:rFonts w:ascii="標楷體" w:eastAsia="標楷體" w:hAnsi="標楷體" w:hint="eastAsia"/>
-          <w:sz w:val="28"/>
-          <w:szCs w:val="28"/>
-        </w:rPr>
-        <w:t>，</w:t>
-      </w:r>
-      <w:proofErr w:type="gramStart"/>
-      <w:r>
-        <w:rPr>
-          <w:rFonts w:ascii="標楷體" w:eastAsia="標楷體" w:hAnsi="標楷體" w:hint="eastAsia"/>
-          <w:sz w:val="28"/>
-          <w:szCs w:val="28"/>
-        </w:rPr>
-        <w:t>寫秋曉庭</w:t>
+        <w:jc w:val="both"/>
+        <w:rPr>
+          <w:rFonts w:ascii="標楷體" w:eastAsia="標楷體" w:hAnsi="標楷體" w:hint="eastAsia"/>
+          <w:sz w:val="28"/>
+          <w:szCs w:val="28"/>
+        </w:rPr>
+      </w:pPr>
+      <w:r>
+        <w:rPr>
+          <w:rFonts w:ascii="標楷體" w:eastAsia="標楷體" w:hAnsi="標楷體" w:hint="eastAsia"/>
+          <w:sz w:val="28"/>
+          <w:szCs w:val="28"/>
+        </w:rPr>
+        <w:t xml:space="preserve">　　</w:t>
+      </w:r>
+      <w:r>
+        <w:rPr>
+          <w:rFonts w:ascii="標楷體" w:eastAsia="標楷體" w:hAnsi="標楷體" w:hint="eastAsia"/>
+          <w:sz w:val="28"/>
+          <w:szCs w:val="28"/>
+        </w:rPr>
+        <w:t>下片則境界大開，將個人的離愁</w:t>
       </w:r>
       <w:r>
         <w:rPr>
@@ -1176,16 +849,59 @@
           <w:sz w:val="28"/>
           <w:szCs w:val="28"/>
         </w:rPr>
-        <w:t>圃</w:t>
-      </w:r>
-      <w:proofErr w:type="gramEnd"/>
-      <w:r>
-        <w:rPr>
-          <w:rFonts w:ascii="標楷體" w:eastAsia="標楷體" w:hAnsi="標楷體" w:hint="eastAsia"/>
-          <w:sz w:val="28"/>
-          <w:szCs w:val="28"/>
-        </w:rPr>
-        <w:t>中的景物。菊花籠罩著一層輕煙薄霧，看上去似乎</w:t>
+        <w:t>昇華</w:t>
+      </w:r>
+      <w:r>
+        <w:rPr>
+          <w:rFonts w:ascii="標楷體" w:eastAsia="標楷體" w:hAnsi="標楷體" w:hint="eastAsia"/>
+          <w:sz w:val="28"/>
+          <w:szCs w:val="28"/>
+        </w:rPr>
+        <w:t>為對人生路途的深沉體悟。「昨夜西風凋碧樹，獨上高樓，望盡天涯路」三句，寫昨夜強勁的西風吹落了綠葉，天地間一片蕭條。詞人獨自登高遠眺，視線直達天涯盡頭。此處不僅是視野的延伸，更展現出一種在孤獨中執著堅守的精神格局，因而被國學大師</w:t>
+      </w:r>
+      <w:r>
+        <w:rPr>
+          <w:rFonts w:ascii="標楷體" w:eastAsia="標楷體" w:hAnsi="標楷體" w:hint="eastAsia"/>
+          <w:sz w:val="28"/>
+          <w:szCs w:val="28"/>
+          <w:u w:val="single"/>
+        </w:rPr>
+        <w:t>王國維</w:t>
+      </w:r>
+      <w:r>
+        <w:rPr>
+          <w:rFonts w:ascii="標楷體" w:eastAsia="標楷體" w:hAnsi="標楷體" w:hint="eastAsia"/>
+          <w:sz w:val="28"/>
+          <w:szCs w:val="28"/>
+        </w:rPr>
+        <w:t>在《人間詞話》中譽為古今成大事業、大學問者的「第一境界」。</w:t>
+      </w:r>
+    </w:p>
+    <w:p>
+      <w:pPr>
+        <w:spacing w:line="480" w:lineRule="exact"/>
+        <w:jc w:val="both"/>
+        <w:rPr>
+          <w:rFonts w:ascii="標楷體" w:eastAsia="標楷體" w:hAnsi="標楷體"/>
+          <w:sz w:val="28"/>
+          <w:szCs w:val="28"/>
+        </w:rPr>
+      </w:pPr>
+      <w:r>
+        <w:rPr>
+          <w:rFonts w:ascii="標楷體" w:eastAsia="標楷體" w:hAnsi="標楷體" w:hint="eastAsia"/>
+          <w:sz w:val="28"/>
+          <w:szCs w:val="28"/>
+        </w:rPr>
+        <w:t xml:space="preserve">　　</w:t>
+      </w:r>
+      <w:r>
+        <w:rPr>
+          <w:rFonts w:ascii="標楷體" w:eastAsia="標楷體" w:hAnsi="標楷體" w:hint="eastAsia"/>
+          <w:sz w:val="28"/>
+          <w:szCs w:val="28"/>
+        </w:rPr>
+        <w:t>最後以「欲寄彩箋兼尺素，山長水闊知何處」收尾，寫詞人渴望寄出信箋傳達思念，然而山長水遠、天各一方，根本不知心上人身在何處。這一聲無奈的歎息，將滿腔的情思化為無盡的茫然，為全詞留下</w:t>
       </w:r>
       <w:r>
         <w:rPr>
@@ -1195,1929 +911,33 @@
           <w:sz w:val="28"/>
           <w:szCs w:val="28"/>
         </w:rPr>
-        <w:t>脈</w:t>
-      </w:r>
-      <w:proofErr w:type="gramStart"/>
-      <w:r>
-        <w:rPr>
-          <w:rFonts w:ascii="標楷體" w:eastAsia="標楷體" w:hAnsi="標楷體" w:hint="eastAsia"/>
-          <w:b/>
-          <w:bCs/>
-          <w:sz w:val="28"/>
-          <w:szCs w:val="28"/>
-        </w:rPr>
-        <w:t>脈</w:t>
-      </w:r>
-      <w:r>
-        <w:rPr>
-          <w:rFonts w:ascii="標楷體" w:eastAsia="標楷體" w:hAnsi="標楷體" w:hint="eastAsia"/>
-          <w:sz w:val="28"/>
-          <w:szCs w:val="28"/>
-        </w:rPr>
-        <w:t>含愁</w:t>
-      </w:r>
-      <w:proofErr w:type="gramEnd"/>
-      <w:r>
-        <w:rPr>
-          <w:rFonts w:ascii="標楷體" w:eastAsia="標楷體" w:hAnsi="標楷體" w:hint="eastAsia"/>
-          <w:sz w:val="28"/>
-          <w:szCs w:val="28"/>
-        </w:rPr>
-        <w:t>；蘭花上沾有露珠，看起來又像默默飲泣。蘭和</w:t>
-      </w:r>
-      <w:proofErr w:type="gramStart"/>
-      <w:r>
-        <w:rPr>
-          <w:rFonts w:ascii="標楷體" w:eastAsia="標楷體" w:hAnsi="標楷體" w:hint="eastAsia"/>
-          <w:sz w:val="28"/>
-          <w:szCs w:val="28"/>
-        </w:rPr>
-        <w:t>菊本</w:t>
-      </w:r>
-      <w:proofErr w:type="gramEnd"/>
-      <w:r>
-        <w:rPr>
-          <w:rFonts w:ascii="標楷體" w:eastAsia="標楷體" w:hAnsi="標楷體" w:hint="eastAsia"/>
-          <w:sz w:val="28"/>
-          <w:szCs w:val="28"/>
-        </w:rPr>
-        <w:t>就含有某種</w:t>
-      </w:r>
-      <w:bookmarkStart w:id="0" w:name="_Hlk137900241"/>
-      <w:proofErr w:type="gramStart"/>
-      <w:r>
-        <w:rPr>
-          <w:rFonts w:ascii="標楷體" w:eastAsia="標楷體" w:hAnsi="標楷體" w:hint="eastAsia"/>
-          <w:b/>
-          <w:bCs/>
-          <w:sz w:val="28"/>
-          <w:szCs w:val="28"/>
-        </w:rPr>
-        <w:t>象</w:t>
-      </w:r>
-      <w:proofErr w:type="gramEnd"/>
-      <w:r>
-        <w:rPr>
-          <w:rFonts w:ascii="標楷體" w:eastAsia="標楷體" w:hAnsi="標楷體" w:hint="eastAsia"/>
-          <w:b/>
-          <w:bCs/>
-          <w:sz w:val="28"/>
-          <w:szCs w:val="28"/>
-        </w:rPr>
-        <w:t>喻</w:t>
-      </w:r>
-      <w:bookmarkEnd w:id="0"/>
-      <w:r>
-        <w:rPr>
-          <w:rFonts w:ascii="標楷體" w:eastAsia="標楷體" w:hAnsi="標楷體" w:hint="eastAsia"/>
-          <w:sz w:val="28"/>
-          <w:szCs w:val="28"/>
-        </w:rPr>
-        <w:t>色彩（</w:t>
-      </w:r>
-      <w:proofErr w:type="gramStart"/>
-      <w:r>
-        <w:rPr>
-          <w:rFonts w:ascii="標楷體" w:eastAsia="標楷體" w:hAnsi="標楷體" w:hint="eastAsia"/>
-          <w:sz w:val="28"/>
-          <w:szCs w:val="28"/>
-        </w:rPr>
-        <w:t>象</w:t>
-      </w:r>
-      <w:proofErr w:type="gramEnd"/>
-      <w:r>
-        <w:rPr>
-          <w:rFonts w:ascii="標楷體" w:eastAsia="標楷體" w:hAnsi="標楷體" w:hint="eastAsia"/>
-          <w:sz w:val="28"/>
-          <w:szCs w:val="28"/>
-        </w:rPr>
-        <w:t>喻品格的幽潔），這裡用</w:t>
-      </w:r>
-      <w:r>
-        <w:rPr>
-          <w:rFonts w:ascii="標楷體" w:eastAsia="標楷體" w:hAnsi="標楷體" w:hint="eastAsia"/>
-          <w:sz w:val="28"/>
-          <w:szCs w:val="28"/>
-        </w:rPr>
-        <w:t>「</w:t>
-      </w:r>
-      <w:proofErr w:type="gramStart"/>
-      <w:r>
-        <w:rPr>
-          <w:rFonts w:ascii="標楷體" w:eastAsia="標楷體" w:hAnsi="標楷體" w:hint="eastAsia"/>
-          <w:sz w:val="28"/>
-          <w:szCs w:val="28"/>
-        </w:rPr>
-        <w:t>愁煙</w:t>
-      </w:r>
-      <w:proofErr w:type="gramEnd"/>
-      <w:r>
-        <w:rPr>
-          <w:rFonts w:ascii="標楷體" w:eastAsia="標楷體" w:hAnsi="標楷體" w:hint="eastAsia"/>
-          <w:sz w:val="28"/>
-          <w:szCs w:val="28"/>
-        </w:rPr>
-        <w:t>」、「</w:t>
-      </w:r>
-      <w:proofErr w:type="gramStart"/>
-      <w:r>
-        <w:rPr>
-          <w:rFonts w:ascii="標楷體" w:eastAsia="標楷體" w:hAnsi="標楷體" w:hint="eastAsia"/>
-          <w:sz w:val="28"/>
-          <w:szCs w:val="28"/>
-        </w:rPr>
-        <w:t>泣</w:t>
-      </w:r>
-      <w:proofErr w:type="gramEnd"/>
-      <w:r>
-        <w:rPr>
-          <w:rFonts w:ascii="標楷體" w:eastAsia="標楷體" w:hAnsi="標楷體" w:hint="eastAsia"/>
-          <w:sz w:val="28"/>
-          <w:szCs w:val="28"/>
-        </w:rPr>
-        <w:t>露</w:t>
-      </w:r>
-      <w:r>
-        <w:rPr>
-          <w:rFonts w:ascii="標楷體" w:eastAsia="標楷體" w:hAnsi="標楷體" w:hint="eastAsia"/>
-          <w:sz w:val="28"/>
-          <w:szCs w:val="28"/>
-        </w:rPr>
-        <w:t>」</w:t>
-      </w:r>
-      <w:r>
-        <w:rPr>
-          <w:rFonts w:ascii="標楷體" w:eastAsia="標楷體" w:hAnsi="標楷體" w:hint="eastAsia"/>
-          <w:sz w:val="28"/>
-          <w:szCs w:val="28"/>
-        </w:rPr>
-        <w:t>將它們人格化，將主觀感情移於客觀景物，透露女主人公自己的哀愁。</w:t>
-      </w:r>
-      <w:r>
-        <w:rPr>
-          <w:rFonts w:ascii="標楷體" w:eastAsia="標楷體" w:hAnsi="標楷體" w:hint="eastAsia"/>
-          <w:sz w:val="28"/>
-          <w:szCs w:val="28"/>
-        </w:rPr>
-        <w:t>「</w:t>
-      </w:r>
-      <w:r>
-        <w:rPr>
-          <w:rFonts w:ascii="標楷體" w:eastAsia="標楷體" w:hAnsi="標楷體" w:hint="eastAsia"/>
-          <w:sz w:val="28"/>
-          <w:szCs w:val="28"/>
-        </w:rPr>
-        <w:t>愁</w:t>
-      </w:r>
-      <w:r>
-        <w:rPr>
-          <w:rFonts w:ascii="標楷體" w:eastAsia="標楷體" w:hAnsi="標楷體" w:hint="eastAsia"/>
-          <w:sz w:val="28"/>
-          <w:szCs w:val="28"/>
-        </w:rPr>
-        <w:t>」、「</w:t>
-      </w:r>
-      <w:proofErr w:type="gramStart"/>
-      <w:r>
-        <w:rPr>
-          <w:rFonts w:ascii="標楷體" w:eastAsia="標楷體" w:hAnsi="標楷體" w:hint="eastAsia"/>
-          <w:sz w:val="28"/>
-          <w:szCs w:val="28"/>
-        </w:rPr>
-        <w:t>泣</w:t>
-      </w:r>
-      <w:proofErr w:type="gramEnd"/>
-      <w:r>
-        <w:rPr>
-          <w:rFonts w:ascii="標楷體" w:eastAsia="標楷體" w:hAnsi="標楷體" w:hint="eastAsia"/>
-          <w:sz w:val="28"/>
-          <w:szCs w:val="28"/>
-        </w:rPr>
-        <w:t>」</w:t>
-      </w:r>
-      <w:r>
-        <w:rPr>
-          <w:rFonts w:ascii="標楷體" w:eastAsia="標楷體" w:hAnsi="標楷體" w:hint="eastAsia"/>
-          <w:sz w:val="28"/>
-          <w:szCs w:val="28"/>
-        </w:rPr>
-        <w:t>二字，刻畫痕跡較顯，與</w:t>
-      </w:r>
-      <w:r>
-        <w:rPr>
-          <w:rFonts w:ascii="標楷體" w:eastAsia="標楷體" w:hAnsi="標楷體" w:hint="eastAsia"/>
-          <w:b/>
-          <w:bCs/>
-          <w:sz w:val="28"/>
-          <w:szCs w:val="28"/>
-        </w:rPr>
-        <w:t>大</w:t>
-      </w:r>
-      <w:proofErr w:type="gramStart"/>
-      <w:r>
-        <w:rPr>
-          <w:rFonts w:ascii="標楷體" w:eastAsia="標楷體" w:hAnsi="標楷體" w:hint="eastAsia"/>
-          <w:b/>
-          <w:bCs/>
-          <w:sz w:val="28"/>
-          <w:szCs w:val="28"/>
-        </w:rPr>
-        <w:t>晏</w:t>
-      </w:r>
-      <w:proofErr w:type="gramEnd"/>
-      <w:r>
-        <w:rPr>
-          <w:rFonts w:ascii="標楷體" w:eastAsia="標楷體" w:hAnsi="標楷體" w:hint="eastAsia"/>
-          <w:sz w:val="28"/>
-          <w:szCs w:val="28"/>
-        </w:rPr>
-        <w:t>詞</w:t>
-      </w:r>
-      <w:r>
-        <w:rPr>
-          <w:rFonts w:ascii="標楷體" w:eastAsia="標楷體" w:hAnsi="標楷體" w:hint="eastAsia"/>
-          <w:b/>
-          <w:bCs/>
-          <w:sz w:val="28"/>
-          <w:szCs w:val="28"/>
-        </w:rPr>
-        <w:t>珠圓玉潤</w:t>
-      </w:r>
-      <w:r>
-        <w:rPr>
-          <w:rFonts w:ascii="標楷體" w:eastAsia="標楷體" w:hAnsi="標楷體" w:hint="eastAsia"/>
-          <w:sz w:val="28"/>
-          <w:szCs w:val="28"/>
-        </w:rPr>
-        <w:t>的語言風格有所不同，</w:t>
-      </w:r>
-      <w:proofErr w:type="gramStart"/>
-      <w:r>
-        <w:rPr>
-          <w:rFonts w:ascii="標楷體" w:eastAsia="標楷體" w:hAnsi="標楷體" w:hint="eastAsia"/>
-          <w:sz w:val="28"/>
-          <w:szCs w:val="28"/>
-        </w:rPr>
-        <w:t>但借外物</w:t>
-      </w:r>
-      <w:proofErr w:type="gramEnd"/>
-      <w:r>
-        <w:rPr>
-          <w:rFonts w:ascii="標楷體" w:eastAsia="標楷體" w:hAnsi="標楷體" w:hint="eastAsia"/>
-          <w:sz w:val="28"/>
-          <w:szCs w:val="28"/>
-        </w:rPr>
-        <w:t>抒寫心情、渲染氣氛、塑造主人公形象自有其作用。</w:t>
+        <w:t>餘韻悠長</w:t>
+      </w:r>
+      <w:r>
+        <w:rPr>
+          <w:rFonts w:ascii="標楷體" w:eastAsia="標楷體" w:hAnsi="標楷體" w:hint="eastAsia"/>
+          <w:sz w:val="28"/>
+          <w:szCs w:val="28"/>
+        </w:rPr>
+        <w:t>的結尾。</w:t>
       </w:r>
     </w:p>
     <w:p>
       <w:pPr>
-        <w:spacing w:line="480" w:lineRule="exact"/>
+        <w:spacing w:beforeLines="50" w:before="180" w:line="440" w:lineRule="exact"/>
         <w:rPr>
           <w:rFonts w:ascii="標楷體" w:eastAsia="標楷體" w:hAnsi="標楷體"/>
-          <w:sz w:val="28"/>
-          <w:szCs w:val="28"/>
-        </w:rPr>
-      </w:pPr>
-      <w:r>
-        <w:rPr>
-          <w:rFonts w:ascii="標楷體" w:eastAsia="標楷體" w:hAnsi="標楷體" w:hint="eastAsia"/>
-          <w:sz w:val="28"/>
-          <w:szCs w:val="28"/>
-        </w:rPr>
-        <w:lastRenderedPageBreak/>
-        <w:t xml:space="preserve">    </w:t>
-      </w:r>
-      <w:proofErr w:type="gramStart"/>
-      <w:r>
-        <w:rPr>
-          <w:rFonts w:ascii="標楷體" w:eastAsia="標楷體" w:hAnsi="標楷體" w:hint="eastAsia"/>
-          <w:sz w:val="28"/>
-          <w:szCs w:val="28"/>
-        </w:rPr>
-        <w:t>次句</w:t>
-      </w:r>
-      <w:r>
-        <w:rPr>
-          <w:rFonts w:ascii="標楷體" w:eastAsia="標楷體" w:hAnsi="標楷體" w:hint="eastAsia"/>
-          <w:sz w:val="28"/>
-          <w:szCs w:val="28"/>
-        </w:rPr>
-        <w:t>「</w:t>
-      </w:r>
-      <w:r>
-        <w:rPr>
-          <w:rFonts w:ascii="標楷體" w:eastAsia="標楷體" w:hAnsi="標楷體" w:hint="eastAsia"/>
-          <w:sz w:val="28"/>
-          <w:szCs w:val="28"/>
-        </w:rPr>
-        <w:t>羅幕輕寒</w:t>
-      </w:r>
-      <w:proofErr w:type="gramEnd"/>
-      <w:r>
-        <w:rPr>
-          <w:rFonts w:ascii="標楷體" w:eastAsia="標楷體" w:hAnsi="標楷體" w:hint="eastAsia"/>
-          <w:sz w:val="28"/>
-          <w:szCs w:val="28"/>
-        </w:rPr>
-        <w:t>，燕子雙飛去</w:t>
-      </w:r>
-      <w:r>
-        <w:rPr>
-          <w:rFonts w:ascii="標楷體" w:eastAsia="標楷體" w:hAnsi="標楷體" w:hint="eastAsia"/>
-          <w:sz w:val="28"/>
-          <w:szCs w:val="28"/>
-        </w:rPr>
-        <w:t>」</w:t>
-      </w:r>
-      <w:r>
-        <w:rPr>
-          <w:rFonts w:ascii="標楷體" w:eastAsia="標楷體" w:hAnsi="標楷體" w:hint="eastAsia"/>
-          <w:sz w:val="28"/>
-          <w:szCs w:val="28"/>
-        </w:rPr>
-        <w:t>，</w:t>
-      </w:r>
-      <w:proofErr w:type="gramStart"/>
-      <w:r>
-        <w:rPr>
-          <w:rFonts w:ascii="標楷體" w:eastAsia="標楷體" w:hAnsi="標楷體" w:hint="eastAsia"/>
-          <w:sz w:val="28"/>
-          <w:szCs w:val="28"/>
-        </w:rPr>
-        <w:t>寫新秋清晨</w:t>
-      </w:r>
-      <w:proofErr w:type="gramEnd"/>
-      <w:r>
-        <w:rPr>
-          <w:rFonts w:ascii="標楷體" w:eastAsia="標楷體" w:hAnsi="標楷體" w:hint="eastAsia"/>
-          <w:sz w:val="28"/>
-          <w:szCs w:val="28"/>
-        </w:rPr>
-        <w:t>，</w:t>
-      </w:r>
-      <w:proofErr w:type="gramStart"/>
-      <w:r>
-        <w:rPr>
-          <w:rFonts w:ascii="標楷體" w:eastAsia="標楷體" w:hAnsi="標楷體" w:hint="eastAsia"/>
-          <w:sz w:val="28"/>
-          <w:szCs w:val="28"/>
-        </w:rPr>
-        <w:t>羅幕之間</w:t>
-      </w:r>
-      <w:proofErr w:type="gramEnd"/>
-      <w:r>
-        <w:rPr>
-          <w:rFonts w:ascii="標楷體" w:eastAsia="標楷體" w:hAnsi="標楷體" w:hint="eastAsia"/>
-          <w:b/>
-          <w:bCs/>
-          <w:sz w:val="28"/>
-          <w:szCs w:val="28"/>
-        </w:rPr>
-        <w:t>蕩漾</w:t>
-      </w:r>
-      <w:r>
-        <w:rPr>
-          <w:rFonts w:ascii="標楷體" w:eastAsia="標楷體" w:hAnsi="標楷體" w:hint="eastAsia"/>
-          <w:sz w:val="28"/>
-          <w:szCs w:val="28"/>
-        </w:rPr>
-        <w:t>著</w:t>
-      </w:r>
-      <w:proofErr w:type="gramStart"/>
-      <w:r>
-        <w:rPr>
-          <w:rFonts w:ascii="標楷體" w:eastAsia="標楷體" w:hAnsi="標楷體" w:hint="eastAsia"/>
-          <w:sz w:val="28"/>
-          <w:szCs w:val="28"/>
-        </w:rPr>
-        <w:t>一縷輕寒</w:t>
-      </w:r>
-      <w:proofErr w:type="gramEnd"/>
-      <w:r>
-        <w:rPr>
-          <w:rFonts w:ascii="標楷體" w:eastAsia="標楷體" w:hAnsi="標楷體" w:hint="eastAsia"/>
-          <w:sz w:val="28"/>
-          <w:szCs w:val="28"/>
-        </w:rPr>
-        <w:t>，燕子雙雙穿過簾幕飛走了。</w:t>
-      </w:r>
-    </w:p>
-    <w:p>
-      <w:pPr>
-        <w:spacing w:line="480" w:lineRule="exact"/>
-        <w:rPr>
-          <w:rFonts w:ascii="標楷體" w:eastAsia="標楷體" w:hAnsi="標楷體"/>
-          <w:sz w:val="28"/>
-          <w:szCs w:val="28"/>
-        </w:rPr>
-      </w:pPr>
-      <w:r>
-        <w:rPr>
-          <w:rFonts w:ascii="標楷體" w:eastAsia="標楷體" w:hAnsi="標楷體" w:hint="eastAsia"/>
-          <w:sz w:val="28"/>
-          <w:szCs w:val="28"/>
-        </w:rPr>
-        <w:t xml:space="preserve">    </w:t>
-      </w:r>
-      <w:r>
-        <w:rPr>
-          <w:rFonts w:ascii="標楷體" w:eastAsia="標楷體" w:hAnsi="標楷體" w:hint="eastAsia"/>
-          <w:sz w:val="28"/>
-          <w:szCs w:val="28"/>
-        </w:rPr>
-        <w:t>這兩種現象之間本不一定存</w:t>
-      </w:r>
-      <w:r>
-        <w:rPr>
-          <w:rFonts w:ascii="標楷體" w:eastAsia="標楷體" w:hAnsi="標楷體" w:hint="eastAsia"/>
-          <w:sz w:val="28"/>
-          <w:szCs w:val="28"/>
-        </w:rPr>
-        <w:t>在</w:t>
-      </w:r>
-      <w:r>
-        <w:rPr>
-          <w:rFonts w:ascii="標楷體" w:eastAsia="標楷體" w:hAnsi="標楷體" w:hint="eastAsia"/>
-          <w:sz w:val="28"/>
-          <w:szCs w:val="28"/>
-        </w:rPr>
-        <w:t>聯繫，但充滿哀愁、</w:t>
-      </w:r>
-      <w:proofErr w:type="gramStart"/>
-      <w:r>
-        <w:rPr>
-          <w:rFonts w:ascii="標楷體" w:eastAsia="標楷體" w:hAnsi="標楷體" w:hint="eastAsia"/>
-          <w:sz w:val="28"/>
-          <w:szCs w:val="28"/>
-        </w:rPr>
-        <w:t>對</w:t>
-      </w:r>
-      <w:r>
-        <w:rPr>
-          <w:rFonts w:ascii="標楷體" w:eastAsia="標楷體" w:hAnsi="標楷體" w:hint="eastAsia"/>
-          <w:b/>
-          <w:bCs/>
-          <w:sz w:val="28"/>
-          <w:szCs w:val="28"/>
-        </w:rPr>
-        <w:t>節候</w:t>
-      </w:r>
-      <w:proofErr w:type="gramEnd"/>
-      <w:r>
-        <w:rPr>
-          <w:rFonts w:ascii="標楷體" w:eastAsia="標楷體" w:hAnsi="標楷體" w:hint="eastAsia"/>
-          <w:sz w:val="28"/>
-          <w:szCs w:val="28"/>
-        </w:rPr>
-        <w:t>特別敏感的主人公眼中，那燕子似乎是因為不</w:t>
-      </w:r>
-      <w:proofErr w:type="gramStart"/>
-      <w:r>
-        <w:rPr>
-          <w:rFonts w:ascii="標楷體" w:eastAsia="標楷體" w:hAnsi="標楷體" w:hint="eastAsia"/>
-          <w:sz w:val="28"/>
-          <w:szCs w:val="28"/>
-        </w:rPr>
-        <w:t>耐羅幕輕寒而</w:t>
-      </w:r>
-      <w:proofErr w:type="gramEnd"/>
-      <w:r>
-        <w:rPr>
-          <w:rFonts w:ascii="標楷體" w:eastAsia="標楷體" w:hAnsi="標楷體" w:hint="eastAsia"/>
-          <w:sz w:val="28"/>
-          <w:szCs w:val="28"/>
-        </w:rPr>
-        <w:t>飛去。這裡，</w:t>
-      </w:r>
-      <w:proofErr w:type="gramStart"/>
-      <w:r>
-        <w:rPr>
-          <w:rFonts w:ascii="標楷體" w:eastAsia="標楷體" w:hAnsi="標楷體" w:hint="eastAsia"/>
-          <w:sz w:val="28"/>
-          <w:szCs w:val="28"/>
-        </w:rPr>
-        <w:t>與其說是寫</w:t>
-      </w:r>
-      <w:proofErr w:type="gramEnd"/>
-      <w:r>
-        <w:rPr>
-          <w:rFonts w:ascii="標楷體" w:eastAsia="標楷體" w:hAnsi="標楷體" w:hint="eastAsia"/>
-          <w:sz w:val="28"/>
-          <w:szCs w:val="28"/>
-        </w:rPr>
-        <w:t>燕子的感覺，</w:t>
-      </w:r>
-      <w:proofErr w:type="gramStart"/>
-      <w:r>
-        <w:rPr>
-          <w:rFonts w:ascii="標楷體" w:eastAsia="標楷體" w:hAnsi="標楷體" w:hint="eastAsia"/>
-          <w:sz w:val="28"/>
-          <w:szCs w:val="28"/>
-        </w:rPr>
-        <w:t>不如說是寫</w:t>
-      </w:r>
-      <w:proofErr w:type="gramEnd"/>
-      <w:r>
-        <w:rPr>
-          <w:rFonts w:ascii="標楷體" w:eastAsia="標楷體" w:hAnsi="標楷體" w:hint="eastAsia"/>
-          <w:sz w:val="28"/>
-          <w:szCs w:val="28"/>
-        </w:rPr>
-        <w:t>簾幕中人的感受，而且不只是生理上感到初秋</w:t>
-      </w:r>
-      <w:proofErr w:type="gramStart"/>
-      <w:r>
-        <w:rPr>
-          <w:rFonts w:ascii="標楷體" w:eastAsia="標楷體" w:hAnsi="標楷體" w:hint="eastAsia"/>
-          <w:sz w:val="28"/>
-          <w:szCs w:val="28"/>
-        </w:rPr>
-        <w:t>的輕寒</w:t>
-      </w:r>
-      <w:proofErr w:type="gramEnd"/>
-      <w:r>
-        <w:rPr>
-          <w:rFonts w:ascii="標楷體" w:eastAsia="標楷體" w:hAnsi="標楷體" w:hint="eastAsia"/>
-          <w:sz w:val="28"/>
-          <w:szCs w:val="28"/>
-        </w:rPr>
-        <w:t>，而且心理上也蕩漾著因</w:t>
-      </w:r>
-      <w:r>
-        <w:rPr>
-          <w:rFonts w:ascii="標楷體" w:eastAsia="標楷體" w:hAnsi="標楷體" w:hint="eastAsia"/>
-          <w:b/>
-          <w:bCs/>
-          <w:sz w:val="28"/>
-          <w:szCs w:val="28"/>
-        </w:rPr>
-        <w:t>孤</w:t>
-      </w:r>
-      <w:proofErr w:type="gramStart"/>
-      <w:r>
-        <w:rPr>
-          <w:rFonts w:ascii="標楷體" w:eastAsia="標楷體" w:hAnsi="標楷體" w:hint="eastAsia"/>
-          <w:b/>
-          <w:bCs/>
-          <w:sz w:val="28"/>
-          <w:szCs w:val="28"/>
-        </w:rPr>
-        <w:t>孑</w:t>
-      </w:r>
-      <w:r>
-        <w:rPr>
-          <w:rFonts w:ascii="標楷體" w:eastAsia="標楷體" w:hAnsi="標楷體" w:hint="eastAsia"/>
-          <w:sz w:val="28"/>
-          <w:szCs w:val="28"/>
-        </w:rPr>
-        <w:t>淒淒</w:t>
-      </w:r>
-      <w:proofErr w:type="gramEnd"/>
-      <w:r>
-        <w:rPr>
-          <w:rFonts w:ascii="標楷體" w:eastAsia="標楷體" w:hAnsi="標楷體" w:hint="eastAsia"/>
-          <w:sz w:val="28"/>
-          <w:szCs w:val="28"/>
-        </w:rPr>
-        <w:t>而引起的寒意。燕的雙飛，</w:t>
-      </w:r>
-      <w:proofErr w:type="gramStart"/>
-      <w:r>
-        <w:rPr>
-          <w:rFonts w:ascii="標楷體" w:eastAsia="標楷體" w:hAnsi="標楷體" w:hint="eastAsia"/>
-          <w:sz w:val="28"/>
-          <w:szCs w:val="28"/>
-        </w:rPr>
-        <w:t>更反托</w:t>
-      </w:r>
-      <w:proofErr w:type="gramEnd"/>
-      <w:r>
-        <w:rPr>
-          <w:rFonts w:ascii="標楷體" w:eastAsia="標楷體" w:hAnsi="標楷體" w:hint="eastAsia"/>
-          <w:sz w:val="28"/>
-          <w:szCs w:val="28"/>
-        </w:rPr>
-        <w:t>出人的孤獨。</w:t>
-      </w:r>
-      <w:proofErr w:type="gramStart"/>
-      <w:r>
-        <w:rPr>
-          <w:rFonts w:ascii="標楷體" w:eastAsia="標楷體" w:hAnsi="標楷體" w:hint="eastAsia"/>
-          <w:sz w:val="28"/>
-          <w:szCs w:val="28"/>
-        </w:rPr>
-        <w:t>這兩句純寫</w:t>
-      </w:r>
-      <w:proofErr w:type="gramEnd"/>
-      <w:r>
-        <w:rPr>
-          <w:rFonts w:ascii="標楷體" w:eastAsia="標楷體" w:hAnsi="標楷體" w:hint="eastAsia"/>
-          <w:sz w:val="28"/>
-          <w:szCs w:val="28"/>
-        </w:rPr>
-        <w:t>客觀物象，表情非常</w:t>
-      </w:r>
-      <w:r>
-        <w:rPr>
-          <w:rFonts w:ascii="標楷體" w:eastAsia="標楷體" w:hAnsi="標楷體" w:hint="eastAsia"/>
-          <w:sz w:val="28"/>
-          <w:szCs w:val="28"/>
-        </w:rPr>
-        <w:t>委婉</w:t>
-      </w:r>
-      <w:r>
-        <w:rPr>
-          <w:rFonts w:ascii="標楷體" w:eastAsia="標楷體" w:hAnsi="標楷體" w:hint="eastAsia"/>
-          <w:sz w:val="28"/>
-          <w:szCs w:val="28"/>
-        </w:rPr>
-        <w:t>含蓄。接下來兩句</w:t>
-      </w:r>
-      <w:r>
-        <w:rPr>
-          <w:rFonts w:ascii="標楷體" w:eastAsia="標楷體" w:hAnsi="標楷體" w:hint="eastAsia"/>
-          <w:sz w:val="28"/>
-          <w:szCs w:val="28"/>
-        </w:rPr>
-        <w:t>「</w:t>
-      </w:r>
-      <w:r>
-        <w:rPr>
-          <w:rFonts w:ascii="標楷體" w:eastAsia="標楷體" w:hAnsi="標楷體" w:hint="eastAsia"/>
-          <w:sz w:val="28"/>
-          <w:szCs w:val="28"/>
-        </w:rPr>
-        <w:t>明月不諳離恨苦，</w:t>
-      </w:r>
-      <w:proofErr w:type="gramStart"/>
-      <w:r>
-        <w:rPr>
-          <w:rFonts w:ascii="標楷體" w:eastAsia="標楷體" w:hAnsi="標楷體" w:hint="eastAsia"/>
-          <w:sz w:val="28"/>
-          <w:szCs w:val="28"/>
-        </w:rPr>
-        <w:t>斜光到曉穿朱戶</w:t>
-      </w:r>
-      <w:proofErr w:type="gramEnd"/>
-      <w:r>
-        <w:rPr>
-          <w:rFonts w:ascii="標楷體" w:eastAsia="標楷體" w:hAnsi="標楷體" w:hint="eastAsia"/>
-          <w:sz w:val="28"/>
-          <w:szCs w:val="28"/>
-        </w:rPr>
-        <w:t>」</w:t>
-      </w:r>
-      <w:r>
-        <w:rPr>
-          <w:rFonts w:ascii="標楷體" w:eastAsia="標楷體" w:hAnsi="標楷體" w:hint="eastAsia"/>
-          <w:sz w:val="28"/>
-          <w:szCs w:val="28"/>
-        </w:rPr>
-        <w:t>，從今晨回溯昨夜，</w:t>
-      </w:r>
-      <w:proofErr w:type="gramStart"/>
-      <w:r>
-        <w:rPr>
-          <w:rFonts w:ascii="標楷體" w:eastAsia="標楷體" w:hAnsi="標楷體" w:hint="eastAsia"/>
-          <w:sz w:val="28"/>
-          <w:szCs w:val="28"/>
-        </w:rPr>
-        <w:t>明點</w:t>
-      </w:r>
-      <w:proofErr w:type="gramEnd"/>
-      <w:r>
-        <w:rPr>
-          <w:rFonts w:ascii="標楷體" w:eastAsia="標楷體" w:hAnsi="標楷體" w:hint="eastAsia"/>
-          <w:sz w:val="28"/>
-          <w:szCs w:val="28"/>
-        </w:rPr>
-        <w:t>「</w:t>
-      </w:r>
-      <w:r>
-        <w:rPr>
-          <w:rFonts w:ascii="標楷體" w:eastAsia="標楷體" w:hAnsi="標楷體" w:hint="eastAsia"/>
-          <w:sz w:val="28"/>
-          <w:szCs w:val="28"/>
-        </w:rPr>
-        <w:t>離恨</w:t>
-      </w:r>
-      <w:r>
-        <w:rPr>
-          <w:rFonts w:ascii="標楷體" w:eastAsia="標楷體" w:hAnsi="標楷體" w:hint="eastAsia"/>
-          <w:sz w:val="28"/>
-          <w:szCs w:val="28"/>
-        </w:rPr>
-        <w:t>」</w:t>
-      </w:r>
-      <w:r>
-        <w:rPr>
-          <w:rFonts w:ascii="標楷體" w:eastAsia="標楷體" w:hAnsi="標楷體" w:hint="eastAsia"/>
-          <w:sz w:val="28"/>
-          <w:szCs w:val="28"/>
-        </w:rPr>
-        <w:t>，情感</w:t>
-      </w:r>
-      <w:proofErr w:type="gramStart"/>
-      <w:r>
-        <w:rPr>
-          <w:rFonts w:ascii="標楷體" w:eastAsia="標楷體" w:hAnsi="標楷體" w:hint="eastAsia"/>
-          <w:sz w:val="28"/>
-          <w:szCs w:val="28"/>
-        </w:rPr>
-        <w:t>也從</w:t>
-      </w:r>
-      <w:r>
-        <w:rPr>
-          <w:rFonts w:ascii="標楷體" w:eastAsia="標楷體" w:hAnsi="標楷體" w:hint="eastAsia"/>
-          <w:b/>
-          <w:bCs/>
-          <w:sz w:val="28"/>
-          <w:szCs w:val="28"/>
-        </w:rPr>
-        <w:t>隱微</w:t>
-      </w:r>
-      <w:proofErr w:type="gramEnd"/>
-      <w:r>
-        <w:rPr>
-          <w:rFonts w:ascii="標楷體" w:eastAsia="標楷體" w:hAnsi="標楷體" w:hint="eastAsia"/>
-          <w:sz w:val="28"/>
-          <w:szCs w:val="28"/>
-        </w:rPr>
-        <w:t>轉為強烈。明月本是無知的自然物，它不了解離恨之苦，而只顧</w:t>
-      </w:r>
-      <w:proofErr w:type="gramStart"/>
-      <w:r>
-        <w:rPr>
-          <w:rFonts w:ascii="標楷體" w:eastAsia="標楷體" w:hAnsi="標楷體" w:hint="eastAsia"/>
-          <w:sz w:val="28"/>
-          <w:szCs w:val="28"/>
-        </w:rPr>
-        <w:t>光照朱戶</w:t>
-      </w:r>
-      <w:proofErr w:type="gramEnd"/>
-      <w:r>
-        <w:rPr>
-          <w:rFonts w:ascii="標楷體" w:eastAsia="標楷體" w:hAnsi="標楷體" w:hint="eastAsia"/>
-          <w:sz w:val="28"/>
-          <w:szCs w:val="28"/>
-        </w:rPr>
-        <w:t>，原</w:t>
-      </w:r>
-      <w:r>
-        <w:rPr>
-          <w:rFonts w:ascii="標楷體" w:eastAsia="標楷體" w:hAnsi="標楷體" w:hint="eastAsia"/>
-          <w:sz w:val="28"/>
-          <w:szCs w:val="28"/>
-        </w:rPr>
-        <w:t>本</w:t>
-      </w:r>
-      <w:r>
-        <w:rPr>
-          <w:rFonts w:ascii="標楷體" w:eastAsia="標楷體" w:hAnsi="標楷體" w:hint="eastAsia"/>
-          <w:sz w:val="28"/>
-          <w:szCs w:val="28"/>
-        </w:rPr>
-        <w:t>很自然；既如此，似乎不應怨恨它，但卻偏要怨。這種仿佛是無理的埋怨，卻有力地表現了女主人公離恨的煎熬中對月徹夜無眠的情景和外界事物所引起的悵</w:t>
-      </w:r>
-      <w:r>
-        <w:rPr>
-          <w:rFonts w:ascii="標楷體" w:eastAsia="標楷體" w:hAnsi="標楷體" w:hint="eastAsia"/>
-          <w:sz w:val="28"/>
-          <w:szCs w:val="28"/>
-        </w:rPr>
-        <w:t>然</w:t>
-      </w:r>
-      <w:r>
-        <w:rPr>
-          <w:rFonts w:ascii="標楷體" w:eastAsia="標楷體" w:hAnsi="標楷體" w:hint="eastAsia"/>
-          <w:sz w:val="28"/>
-          <w:szCs w:val="28"/>
-        </w:rPr>
-        <w:t>。</w:t>
-      </w:r>
-    </w:p>
-    <w:p>
-      <w:pPr>
-        <w:spacing w:line="480" w:lineRule="exact"/>
-        <w:rPr>
-          <w:rFonts w:ascii="標楷體" w:eastAsia="標楷體" w:hAnsi="標楷體"/>
-          <w:sz w:val="28"/>
-          <w:szCs w:val="28"/>
-        </w:rPr>
-      </w:pPr>
-      <w:r>
-        <w:rPr>
-          <w:rFonts w:ascii="標楷體" w:eastAsia="標楷體" w:hAnsi="標楷體" w:hint="eastAsia"/>
-          <w:sz w:val="28"/>
-          <w:szCs w:val="28"/>
-        </w:rPr>
-        <w:t xml:space="preserve">    </w:t>
-      </w:r>
-      <w:r>
-        <w:rPr>
-          <w:rFonts w:ascii="標楷體" w:eastAsia="標楷體" w:hAnsi="標楷體" w:hint="eastAsia"/>
-          <w:sz w:val="28"/>
-          <w:szCs w:val="28"/>
-        </w:rPr>
-        <w:t>「</w:t>
-      </w:r>
-      <w:r>
-        <w:rPr>
-          <w:rFonts w:ascii="標楷體" w:eastAsia="標楷體" w:hAnsi="標楷體" w:hint="eastAsia"/>
-          <w:sz w:val="28"/>
-          <w:szCs w:val="28"/>
-        </w:rPr>
-        <w:t>昨夜西風</w:t>
-      </w:r>
-      <w:proofErr w:type="gramStart"/>
-      <w:r>
-        <w:rPr>
-          <w:rFonts w:ascii="標楷體" w:eastAsia="標楷體" w:hAnsi="標楷體" w:hint="eastAsia"/>
-          <w:sz w:val="28"/>
-          <w:szCs w:val="28"/>
-        </w:rPr>
-        <w:t>凋碧樹，獨上</w:t>
-      </w:r>
-      <w:proofErr w:type="gramEnd"/>
-      <w:r>
-        <w:rPr>
-          <w:rFonts w:ascii="標楷體" w:eastAsia="標楷體" w:hAnsi="標楷體" w:hint="eastAsia"/>
-          <w:sz w:val="28"/>
-          <w:szCs w:val="28"/>
-        </w:rPr>
-        <w:t>高樓，</w:t>
-      </w:r>
-      <w:proofErr w:type="gramStart"/>
-      <w:r>
-        <w:rPr>
-          <w:rFonts w:ascii="標楷體" w:eastAsia="標楷體" w:hAnsi="標楷體" w:hint="eastAsia"/>
-          <w:sz w:val="28"/>
-          <w:szCs w:val="28"/>
-        </w:rPr>
-        <w:t>望盡天涯</w:t>
-      </w:r>
-      <w:proofErr w:type="gramEnd"/>
-      <w:r>
-        <w:rPr>
-          <w:rFonts w:ascii="標楷體" w:eastAsia="標楷體" w:hAnsi="標楷體" w:hint="eastAsia"/>
-          <w:sz w:val="28"/>
-          <w:szCs w:val="28"/>
-        </w:rPr>
-        <w:t>路。</w:t>
-      </w:r>
-      <w:r>
-        <w:rPr>
-          <w:rFonts w:ascii="標楷體" w:eastAsia="標楷體" w:hAnsi="標楷體" w:hint="eastAsia"/>
-          <w:sz w:val="28"/>
-          <w:szCs w:val="28"/>
-        </w:rPr>
-        <w:t>」</w:t>
-      </w:r>
-      <w:proofErr w:type="gramStart"/>
-      <w:r>
-        <w:rPr>
-          <w:rFonts w:ascii="標楷體" w:eastAsia="標楷體" w:hAnsi="標楷體" w:hint="eastAsia"/>
-          <w:b/>
-          <w:bCs/>
-          <w:sz w:val="28"/>
-          <w:szCs w:val="28"/>
-        </w:rPr>
-        <w:t>過片</w:t>
-      </w:r>
-      <w:r>
-        <w:rPr>
-          <w:rFonts w:ascii="標楷體" w:eastAsia="標楷體" w:hAnsi="標楷體" w:hint="eastAsia"/>
-          <w:sz w:val="28"/>
-          <w:szCs w:val="28"/>
-        </w:rPr>
-        <w:t>承上</w:t>
-      </w:r>
-      <w:proofErr w:type="gramEnd"/>
-      <w:r>
-        <w:rPr>
-          <w:rFonts w:ascii="標楷體" w:eastAsia="標楷體" w:hAnsi="標楷體" w:hint="eastAsia"/>
-          <w:sz w:val="28"/>
-          <w:szCs w:val="28"/>
-        </w:rPr>
-        <w:t>「</w:t>
-      </w:r>
-      <w:proofErr w:type="gramStart"/>
-      <w:r>
-        <w:rPr>
-          <w:rFonts w:ascii="標楷體" w:eastAsia="標楷體" w:hAnsi="標楷體" w:hint="eastAsia"/>
-          <w:sz w:val="28"/>
-          <w:szCs w:val="28"/>
-        </w:rPr>
-        <w:t>到曉</w:t>
-      </w:r>
-      <w:proofErr w:type="gramEnd"/>
-      <w:r>
-        <w:rPr>
-          <w:rFonts w:ascii="標楷體" w:eastAsia="標楷體" w:hAnsi="標楷體" w:hint="eastAsia"/>
-          <w:sz w:val="28"/>
-          <w:szCs w:val="28"/>
-        </w:rPr>
-        <w:t>」</w:t>
-      </w:r>
-      <w:r>
-        <w:rPr>
-          <w:rFonts w:ascii="標楷體" w:eastAsia="標楷體" w:hAnsi="標楷體" w:hint="eastAsia"/>
-          <w:sz w:val="28"/>
-          <w:szCs w:val="28"/>
-        </w:rPr>
-        <w:t>，折回寫今晨登高望遠。</w:t>
-      </w:r>
-      <w:r>
-        <w:rPr>
-          <w:rFonts w:ascii="標楷體" w:eastAsia="標楷體" w:hAnsi="標楷體" w:hint="eastAsia"/>
-          <w:sz w:val="28"/>
-          <w:szCs w:val="28"/>
-        </w:rPr>
-        <w:t>「</w:t>
-      </w:r>
-      <w:proofErr w:type="gramStart"/>
-      <w:r>
-        <w:rPr>
-          <w:rFonts w:ascii="標楷體" w:eastAsia="標楷體" w:hAnsi="標楷體" w:hint="eastAsia"/>
-          <w:sz w:val="28"/>
-          <w:szCs w:val="28"/>
-        </w:rPr>
-        <w:t>獨上</w:t>
-      </w:r>
-      <w:proofErr w:type="gramEnd"/>
-      <w:r>
-        <w:rPr>
-          <w:rFonts w:ascii="標楷體" w:eastAsia="標楷體" w:hAnsi="標楷體" w:hint="eastAsia"/>
-          <w:sz w:val="28"/>
-          <w:szCs w:val="28"/>
-        </w:rPr>
-        <w:t>」</w:t>
-      </w:r>
-      <w:r>
-        <w:rPr>
-          <w:rFonts w:ascii="標楷體" w:eastAsia="標楷體" w:hAnsi="標楷體" w:hint="eastAsia"/>
-          <w:sz w:val="28"/>
-          <w:szCs w:val="28"/>
-        </w:rPr>
-        <w:t>應上</w:t>
-      </w:r>
-      <w:r>
-        <w:rPr>
-          <w:rFonts w:ascii="標楷體" w:eastAsia="標楷體" w:hAnsi="標楷體" w:hint="eastAsia"/>
-          <w:sz w:val="28"/>
-          <w:szCs w:val="28"/>
-        </w:rPr>
-        <w:t>「</w:t>
-      </w:r>
-      <w:r>
-        <w:rPr>
-          <w:rFonts w:ascii="標楷體" w:eastAsia="標楷體" w:hAnsi="標楷體" w:hint="eastAsia"/>
-          <w:sz w:val="28"/>
-          <w:szCs w:val="28"/>
-        </w:rPr>
-        <w:t>離恨</w:t>
-      </w:r>
-      <w:r>
-        <w:rPr>
-          <w:rFonts w:ascii="標楷體" w:eastAsia="標楷體" w:hAnsi="標楷體" w:hint="eastAsia"/>
-          <w:sz w:val="28"/>
-          <w:szCs w:val="28"/>
-        </w:rPr>
-        <w:t>」</w:t>
-      </w:r>
-      <w:r>
-        <w:rPr>
-          <w:rFonts w:ascii="標楷體" w:eastAsia="標楷體" w:hAnsi="標楷體" w:hint="eastAsia"/>
-          <w:sz w:val="28"/>
-          <w:szCs w:val="28"/>
-        </w:rPr>
-        <w:t>，反照</w:t>
-      </w:r>
-      <w:r>
-        <w:rPr>
-          <w:rFonts w:ascii="標楷體" w:eastAsia="標楷體" w:hAnsi="標楷體" w:hint="eastAsia"/>
-          <w:sz w:val="28"/>
-          <w:szCs w:val="28"/>
-        </w:rPr>
-        <w:t>「</w:t>
-      </w:r>
-      <w:r>
-        <w:rPr>
-          <w:rFonts w:ascii="標楷體" w:eastAsia="標楷體" w:hAnsi="標楷體" w:hint="eastAsia"/>
-          <w:sz w:val="28"/>
-          <w:szCs w:val="28"/>
-        </w:rPr>
-        <w:t>雙飛</w:t>
-      </w:r>
-      <w:r>
-        <w:rPr>
-          <w:rFonts w:ascii="標楷體" w:eastAsia="標楷體" w:hAnsi="標楷體" w:hint="eastAsia"/>
-          <w:sz w:val="28"/>
-          <w:szCs w:val="28"/>
-        </w:rPr>
-        <w:t>」</w:t>
-      </w:r>
-      <w:r>
-        <w:rPr>
-          <w:rFonts w:ascii="標楷體" w:eastAsia="標楷體" w:hAnsi="標楷體" w:hint="eastAsia"/>
-          <w:sz w:val="28"/>
-          <w:szCs w:val="28"/>
-        </w:rPr>
-        <w:t>，而</w:t>
-      </w:r>
-      <w:r>
-        <w:rPr>
-          <w:rFonts w:ascii="標楷體" w:eastAsia="標楷體" w:hAnsi="標楷體" w:hint="eastAsia"/>
-          <w:sz w:val="28"/>
-          <w:szCs w:val="28"/>
-        </w:rPr>
-        <w:t>「</w:t>
-      </w:r>
-      <w:proofErr w:type="gramStart"/>
-      <w:r>
-        <w:rPr>
-          <w:rFonts w:ascii="標楷體" w:eastAsia="標楷體" w:hAnsi="標楷體" w:hint="eastAsia"/>
-          <w:sz w:val="28"/>
-          <w:szCs w:val="28"/>
-        </w:rPr>
-        <w:t>望盡天涯</w:t>
-      </w:r>
-      <w:proofErr w:type="gramEnd"/>
-      <w:r>
-        <w:rPr>
-          <w:rFonts w:ascii="標楷體" w:eastAsia="標楷體" w:hAnsi="標楷體" w:hint="eastAsia"/>
-          <w:sz w:val="28"/>
-          <w:szCs w:val="28"/>
-        </w:rPr>
-        <w:t>」</w:t>
-      </w:r>
-      <w:r>
-        <w:rPr>
-          <w:rFonts w:ascii="標楷體" w:eastAsia="標楷體" w:hAnsi="標楷體" w:hint="eastAsia"/>
-          <w:sz w:val="28"/>
-          <w:szCs w:val="28"/>
-        </w:rPr>
-        <w:t>正從一夜</w:t>
-      </w:r>
-      <w:proofErr w:type="gramStart"/>
-      <w:r>
-        <w:rPr>
-          <w:rFonts w:ascii="標楷體" w:eastAsia="標楷體" w:hAnsi="標楷體" w:hint="eastAsia"/>
-          <w:sz w:val="28"/>
-          <w:szCs w:val="28"/>
-        </w:rPr>
-        <w:t>無眠生出</w:t>
-      </w:r>
-      <w:proofErr w:type="gramEnd"/>
-      <w:r>
-        <w:rPr>
-          <w:rFonts w:ascii="標楷體" w:eastAsia="標楷體" w:hAnsi="標楷體" w:hint="eastAsia"/>
-          <w:sz w:val="28"/>
-          <w:szCs w:val="28"/>
-        </w:rPr>
-        <w:t>，脈理細密。</w:t>
-      </w:r>
-      <w:r>
-        <w:rPr>
-          <w:rFonts w:ascii="標楷體" w:eastAsia="標楷體" w:hAnsi="標楷體" w:hint="eastAsia"/>
-          <w:sz w:val="28"/>
-          <w:szCs w:val="28"/>
-        </w:rPr>
-        <w:t>「</w:t>
-      </w:r>
-      <w:r>
-        <w:rPr>
-          <w:rFonts w:ascii="標楷體" w:eastAsia="標楷體" w:hAnsi="標楷體" w:hint="eastAsia"/>
-          <w:sz w:val="28"/>
-          <w:szCs w:val="28"/>
-        </w:rPr>
-        <w:t>西風</w:t>
-      </w:r>
-      <w:proofErr w:type="gramStart"/>
-      <w:r>
-        <w:rPr>
-          <w:rFonts w:ascii="標楷體" w:eastAsia="標楷體" w:hAnsi="標楷體" w:hint="eastAsia"/>
-          <w:sz w:val="28"/>
-          <w:szCs w:val="28"/>
-        </w:rPr>
-        <w:t>凋碧樹</w:t>
-      </w:r>
-      <w:proofErr w:type="gramEnd"/>
-      <w:r>
-        <w:rPr>
-          <w:rFonts w:ascii="標楷體" w:eastAsia="標楷體" w:hAnsi="標楷體" w:hint="eastAsia"/>
-          <w:sz w:val="28"/>
-          <w:szCs w:val="28"/>
-        </w:rPr>
-        <w:t>」</w:t>
-      </w:r>
-      <w:r>
-        <w:rPr>
-          <w:rFonts w:ascii="標楷體" w:eastAsia="標楷體" w:hAnsi="標楷體" w:hint="eastAsia"/>
-          <w:sz w:val="28"/>
-          <w:szCs w:val="28"/>
-        </w:rPr>
-        <w:t>，不僅是登</w:t>
-      </w:r>
-      <w:proofErr w:type="gramStart"/>
-      <w:r>
-        <w:rPr>
-          <w:rFonts w:ascii="標楷體" w:eastAsia="標楷體" w:hAnsi="標楷體" w:hint="eastAsia"/>
-          <w:sz w:val="28"/>
-          <w:szCs w:val="28"/>
-        </w:rPr>
-        <w:t>樓</w:t>
-      </w:r>
-      <w:r>
-        <w:rPr>
-          <w:rFonts w:ascii="標楷體" w:eastAsia="標楷體" w:hAnsi="標楷體" w:hint="eastAsia"/>
-          <w:b/>
-          <w:bCs/>
-          <w:sz w:val="28"/>
-          <w:szCs w:val="28"/>
-        </w:rPr>
-        <w:t>即目所</w:t>
-      </w:r>
-      <w:proofErr w:type="gramEnd"/>
-      <w:r>
-        <w:rPr>
-          <w:rFonts w:ascii="標楷體" w:eastAsia="標楷體" w:hAnsi="標楷體" w:hint="eastAsia"/>
-          <w:b/>
-          <w:bCs/>
-          <w:sz w:val="28"/>
-          <w:szCs w:val="28"/>
-        </w:rPr>
-        <w:t>見</w:t>
-      </w:r>
-      <w:r>
-        <w:rPr>
-          <w:rFonts w:ascii="標楷體" w:eastAsia="標楷體" w:hAnsi="標楷體" w:hint="eastAsia"/>
-          <w:sz w:val="28"/>
-          <w:szCs w:val="28"/>
-        </w:rPr>
-        <w:t>，而且包含有昨夜通宵不</w:t>
-      </w:r>
-      <w:proofErr w:type="gramStart"/>
-      <w:r>
-        <w:rPr>
-          <w:rFonts w:ascii="標楷體" w:eastAsia="標楷體" w:hAnsi="標楷體" w:hint="eastAsia"/>
-          <w:sz w:val="28"/>
-          <w:szCs w:val="28"/>
-        </w:rPr>
-        <w:t>寐臥聽</w:t>
-      </w:r>
-      <w:proofErr w:type="gramEnd"/>
-      <w:r>
-        <w:rPr>
-          <w:rFonts w:ascii="標楷體" w:eastAsia="標楷體" w:hAnsi="標楷體" w:hint="eastAsia"/>
-          <w:sz w:val="28"/>
-          <w:szCs w:val="28"/>
-        </w:rPr>
-        <w:t>西風落葉的回憶。</w:t>
-      </w:r>
-      <w:proofErr w:type="gramStart"/>
-      <w:r>
-        <w:rPr>
-          <w:rFonts w:ascii="標楷體" w:eastAsia="標楷體" w:hAnsi="標楷體" w:hint="eastAsia"/>
-          <w:sz w:val="28"/>
-          <w:szCs w:val="28"/>
-        </w:rPr>
-        <w:t>碧樹因</w:t>
-      </w:r>
-      <w:proofErr w:type="gramEnd"/>
-      <w:r>
-        <w:rPr>
-          <w:rFonts w:ascii="標楷體" w:eastAsia="標楷體" w:hAnsi="標楷體" w:hint="eastAsia"/>
-          <w:sz w:val="28"/>
-          <w:szCs w:val="28"/>
-        </w:rPr>
-        <w:t>一夜西風而盡凋，足見西風之</w:t>
-      </w:r>
-      <w:r>
-        <w:rPr>
-          <w:rFonts w:ascii="標楷體" w:eastAsia="標楷體" w:hAnsi="標楷體" w:hint="eastAsia"/>
-          <w:b/>
-          <w:bCs/>
-          <w:sz w:val="28"/>
-          <w:szCs w:val="28"/>
-        </w:rPr>
-        <w:t>勁厲肅殺</w:t>
-      </w:r>
-      <w:r>
-        <w:rPr>
-          <w:rFonts w:ascii="標楷體" w:eastAsia="標楷體" w:hAnsi="標楷體" w:hint="eastAsia"/>
-          <w:sz w:val="28"/>
-          <w:szCs w:val="28"/>
-        </w:rPr>
-        <w:t>，</w:t>
-      </w:r>
-      <w:r>
-        <w:rPr>
-          <w:rFonts w:ascii="標楷體" w:eastAsia="標楷體" w:hAnsi="標楷體" w:hint="eastAsia"/>
-          <w:sz w:val="28"/>
-          <w:szCs w:val="28"/>
-        </w:rPr>
-        <w:t>「</w:t>
-      </w:r>
-      <w:r>
-        <w:rPr>
-          <w:rFonts w:ascii="標楷體" w:eastAsia="標楷體" w:hAnsi="標楷體" w:hint="eastAsia"/>
-          <w:sz w:val="28"/>
-          <w:szCs w:val="28"/>
-        </w:rPr>
-        <w:t>凋</w:t>
-      </w:r>
-      <w:r>
-        <w:rPr>
-          <w:rFonts w:ascii="標楷體" w:eastAsia="標楷體" w:hAnsi="標楷體" w:hint="eastAsia"/>
-          <w:sz w:val="28"/>
-          <w:szCs w:val="28"/>
-        </w:rPr>
-        <w:t>」</w:t>
-      </w:r>
-      <w:r>
-        <w:rPr>
-          <w:rFonts w:ascii="標楷體" w:eastAsia="標楷體" w:hAnsi="標楷體" w:hint="eastAsia"/>
-          <w:sz w:val="28"/>
-          <w:szCs w:val="28"/>
-        </w:rPr>
-        <w:t>字正傳出這一自然界的顯著變化給予主人公的強烈感受。</w:t>
-      </w:r>
-      <w:proofErr w:type="gramStart"/>
-      <w:r>
-        <w:rPr>
-          <w:rFonts w:ascii="標楷體" w:eastAsia="標楷體" w:hAnsi="標楷體" w:hint="eastAsia"/>
-          <w:sz w:val="28"/>
-          <w:szCs w:val="28"/>
-        </w:rPr>
-        <w:t>景既蕭索</w:t>
-      </w:r>
-      <w:proofErr w:type="gramEnd"/>
-      <w:r>
-        <w:rPr>
-          <w:rFonts w:ascii="標楷體" w:eastAsia="標楷體" w:hAnsi="標楷體" w:hint="eastAsia"/>
-          <w:sz w:val="28"/>
-          <w:szCs w:val="28"/>
-        </w:rPr>
-        <w:t>，人又孤獨，幾乎言盡的情況下，作者又出人意料地展現出一片無限廣遠</w:t>
-      </w:r>
-      <w:r>
-        <w:rPr>
-          <w:rFonts w:ascii="標楷體" w:eastAsia="標楷體" w:hAnsi="標楷體" w:hint="eastAsia"/>
-          <w:sz w:val="28"/>
-          <w:szCs w:val="28"/>
-        </w:rPr>
-        <w:t>遼闊</w:t>
-      </w:r>
-      <w:r>
-        <w:rPr>
-          <w:rFonts w:ascii="標楷體" w:eastAsia="標楷體" w:hAnsi="標楷體" w:hint="eastAsia"/>
-          <w:sz w:val="28"/>
-          <w:szCs w:val="28"/>
-        </w:rPr>
-        <w:t>的境界：</w:t>
-      </w:r>
-      <w:r>
-        <w:rPr>
-          <w:rFonts w:ascii="標楷體" w:eastAsia="標楷體" w:hAnsi="標楷體" w:hint="eastAsia"/>
-          <w:sz w:val="28"/>
-          <w:szCs w:val="28"/>
-        </w:rPr>
-        <w:t>「</w:t>
-      </w:r>
-      <w:proofErr w:type="gramStart"/>
-      <w:r>
-        <w:rPr>
-          <w:rFonts w:ascii="標楷體" w:eastAsia="標楷體" w:hAnsi="標楷體" w:hint="eastAsia"/>
-          <w:sz w:val="28"/>
-          <w:szCs w:val="28"/>
-        </w:rPr>
-        <w:t>獨上高樓</w:t>
-      </w:r>
-      <w:proofErr w:type="gramEnd"/>
-      <w:r>
-        <w:rPr>
-          <w:rFonts w:ascii="標楷體" w:eastAsia="標楷體" w:hAnsi="標楷體" w:hint="eastAsia"/>
-          <w:sz w:val="28"/>
-          <w:szCs w:val="28"/>
-        </w:rPr>
-        <w:t>，</w:t>
-      </w:r>
-      <w:proofErr w:type="gramStart"/>
-      <w:r>
-        <w:rPr>
-          <w:rFonts w:ascii="標楷體" w:eastAsia="標楷體" w:hAnsi="標楷體" w:hint="eastAsia"/>
-          <w:sz w:val="28"/>
-          <w:szCs w:val="28"/>
-        </w:rPr>
-        <w:t>望盡天涯</w:t>
-      </w:r>
-      <w:proofErr w:type="gramEnd"/>
-      <w:r>
-        <w:rPr>
-          <w:rFonts w:ascii="標楷體" w:eastAsia="標楷體" w:hAnsi="標楷體" w:hint="eastAsia"/>
-          <w:sz w:val="28"/>
-          <w:szCs w:val="28"/>
-        </w:rPr>
-        <w:t>路。</w:t>
-      </w:r>
-      <w:r>
-        <w:rPr>
-          <w:rFonts w:ascii="標楷體" w:eastAsia="標楷體" w:hAnsi="標楷體" w:hint="eastAsia"/>
-          <w:sz w:val="28"/>
-          <w:szCs w:val="28"/>
-        </w:rPr>
-        <w:t>」</w:t>
-      </w:r>
-      <w:r>
-        <w:rPr>
-          <w:rFonts w:ascii="標楷體" w:eastAsia="標楷體" w:hAnsi="標楷體" w:hint="eastAsia"/>
-          <w:sz w:val="28"/>
-          <w:szCs w:val="28"/>
-        </w:rPr>
-        <w:t>這裡固然</w:t>
-      </w:r>
-      <w:proofErr w:type="gramStart"/>
-      <w:r>
-        <w:rPr>
-          <w:rFonts w:ascii="標楷體" w:eastAsia="標楷體" w:hAnsi="標楷體" w:hint="eastAsia"/>
-          <w:sz w:val="28"/>
-          <w:szCs w:val="28"/>
-        </w:rPr>
-        <w:t>有憑高望</w:t>
-      </w:r>
-      <w:proofErr w:type="gramEnd"/>
-      <w:r>
-        <w:rPr>
-          <w:rFonts w:ascii="標楷體" w:eastAsia="標楷體" w:hAnsi="標楷體" w:hint="eastAsia"/>
-          <w:sz w:val="28"/>
-          <w:szCs w:val="28"/>
-        </w:rPr>
-        <w:t>遠的蒼茫之感，也有不見所思的空虛悵惘，但這空闊、毫無</w:t>
-      </w:r>
-      <w:r>
-        <w:rPr>
-          <w:rFonts w:ascii="標楷體" w:eastAsia="標楷體" w:hAnsi="標楷體" w:hint="eastAsia"/>
-          <w:b/>
-          <w:bCs/>
-          <w:sz w:val="28"/>
-          <w:szCs w:val="28"/>
-        </w:rPr>
-        <w:t>窒礙</w:t>
-      </w:r>
-      <w:r>
-        <w:rPr>
-          <w:rFonts w:ascii="標楷體" w:eastAsia="標楷體" w:hAnsi="標楷體" w:hint="eastAsia"/>
-          <w:sz w:val="28"/>
-          <w:szCs w:val="28"/>
-        </w:rPr>
-        <w:t>的境界卻又給主人公一種精神上的滿足，使其從狹小的簾幕庭院的憂傷愁悶轉向對廣遠境界的</w:t>
-      </w:r>
-      <w:proofErr w:type="gramStart"/>
-      <w:r>
-        <w:rPr>
-          <w:rFonts w:ascii="標楷體" w:eastAsia="標楷體" w:hAnsi="標楷體" w:hint="eastAsia"/>
-          <w:sz w:val="28"/>
-          <w:szCs w:val="28"/>
-        </w:rPr>
-        <w:t>騁</w:t>
-      </w:r>
-      <w:proofErr w:type="gramEnd"/>
-      <w:r>
-        <w:rPr>
-          <w:rFonts w:ascii="標楷體" w:eastAsia="標楷體" w:hAnsi="標楷體" w:hint="eastAsia"/>
-          <w:sz w:val="28"/>
-          <w:szCs w:val="28"/>
-        </w:rPr>
-        <w:t>望，這是從“望盡”一詞中可以體味出來的。這三句儘管包含望而不見</w:t>
-      </w:r>
-      <w:proofErr w:type="gramStart"/>
-      <w:r>
-        <w:rPr>
-          <w:rFonts w:ascii="標楷體" w:eastAsia="標楷體" w:hAnsi="標楷體" w:hint="eastAsia"/>
-          <w:sz w:val="28"/>
-          <w:szCs w:val="28"/>
-        </w:rPr>
-        <w:t>的傷離意緒</w:t>
-      </w:r>
-      <w:proofErr w:type="gramEnd"/>
-      <w:r>
-        <w:rPr>
-          <w:rFonts w:ascii="標楷體" w:eastAsia="標楷體" w:hAnsi="標楷體" w:hint="eastAsia"/>
-          <w:sz w:val="28"/>
-          <w:szCs w:val="28"/>
-        </w:rPr>
-        <w:t>，但感情是悲壯的，沒有纖柔頹靡的氣息；語言也洗淨鉛華，純用白描。這三句</w:t>
-      </w:r>
-      <w:proofErr w:type="gramStart"/>
-      <w:r>
-        <w:rPr>
-          <w:rFonts w:ascii="標楷體" w:eastAsia="標楷體" w:hAnsi="標楷體" w:hint="eastAsia"/>
-          <w:sz w:val="28"/>
-          <w:szCs w:val="28"/>
-        </w:rPr>
-        <w:t>是此詞中</w:t>
-      </w:r>
-      <w:proofErr w:type="gramEnd"/>
-      <w:r>
-        <w:rPr>
-          <w:rFonts w:ascii="標楷體" w:eastAsia="標楷體" w:hAnsi="標楷體" w:hint="eastAsia"/>
-          <w:sz w:val="28"/>
-          <w:szCs w:val="28"/>
-        </w:rPr>
-        <w:t>流傳千古的佳句。</w:t>
-      </w:r>
-    </w:p>
-    <w:p>
-      <w:pPr>
-        <w:spacing w:line="480" w:lineRule="exact"/>
-        <w:rPr>
-          <w:rFonts w:ascii="標楷體" w:eastAsia="標楷體" w:hAnsi="標楷體"/>
-          <w:sz w:val="28"/>
-          <w:szCs w:val="28"/>
-        </w:rPr>
-      </w:pPr>
-      <w:r>
-        <w:rPr>
-          <w:rFonts w:ascii="標楷體" w:eastAsia="標楷體" w:hAnsi="標楷體" w:hint="eastAsia"/>
-          <w:sz w:val="28"/>
-          <w:szCs w:val="28"/>
-        </w:rPr>
-        <w:t xml:space="preserve">    </w:t>
-      </w:r>
-      <w:r>
-        <w:rPr>
-          <w:rFonts w:ascii="標楷體" w:eastAsia="標楷體" w:hAnsi="標楷體" w:hint="eastAsia"/>
-          <w:sz w:val="28"/>
-          <w:szCs w:val="28"/>
-        </w:rPr>
-        <w:t>高樓</w:t>
-      </w:r>
-      <w:proofErr w:type="gramStart"/>
-      <w:r>
-        <w:rPr>
-          <w:rFonts w:ascii="標楷體" w:eastAsia="標楷體" w:hAnsi="標楷體" w:hint="eastAsia"/>
-          <w:b/>
-          <w:bCs/>
-          <w:sz w:val="28"/>
-          <w:szCs w:val="28"/>
-        </w:rPr>
-        <w:t>騁</w:t>
-      </w:r>
-      <w:proofErr w:type="gramEnd"/>
-      <w:r>
-        <w:rPr>
-          <w:rFonts w:ascii="標楷體" w:eastAsia="標楷體" w:hAnsi="標楷體" w:hint="eastAsia"/>
-          <w:b/>
-          <w:bCs/>
-          <w:sz w:val="28"/>
-          <w:szCs w:val="28"/>
-        </w:rPr>
-        <w:t>望</w:t>
-      </w:r>
-      <w:r>
-        <w:rPr>
-          <w:rFonts w:ascii="標楷體" w:eastAsia="標楷體" w:hAnsi="標楷體" w:hint="eastAsia"/>
-          <w:sz w:val="28"/>
-          <w:szCs w:val="28"/>
-        </w:rPr>
-        <w:t>，不見所思，因而想到</w:t>
-      </w:r>
-      <w:proofErr w:type="gramStart"/>
-      <w:r>
-        <w:rPr>
-          <w:rFonts w:ascii="標楷體" w:eastAsia="標楷體" w:hAnsi="標楷體" w:hint="eastAsia"/>
-          <w:sz w:val="28"/>
-          <w:szCs w:val="28"/>
-        </w:rPr>
-        <w:t>音書寄遠</w:t>
-      </w:r>
-      <w:proofErr w:type="gramEnd"/>
-      <w:r>
-        <w:rPr>
-          <w:rFonts w:ascii="標楷體" w:eastAsia="標楷體" w:hAnsi="標楷體" w:hint="eastAsia"/>
-          <w:sz w:val="28"/>
-          <w:szCs w:val="28"/>
-        </w:rPr>
-        <w:t>：</w:t>
-      </w:r>
-      <w:r>
-        <w:rPr>
-          <w:rFonts w:ascii="標楷體" w:eastAsia="標楷體" w:hAnsi="標楷體" w:hint="eastAsia"/>
-          <w:sz w:val="28"/>
-          <w:szCs w:val="28"/>
-        </w:rPr>
-        <w:t>「</w:t>
-      </w:r>
-      <w:proofErr w:type="gramStart"/>
-      <w:r>
-        <w:rPr>
-          <w:rFonts w:ascii="標楷體" w:eastAsia="標楷體" w:hAnsi="標楷體" w:hint="eastAsia"/>
-          <w:sz w:val="28"/>
-          <w:szCs w:val="28"/>
-        </w:rPr>
-        <w:t>欲寄彩箋兼尺素</w:t>
-      </w:r>
-      <w:proofErr w:type="gramEnd"/>
-      <w:r>
-        <w:rPr>
-          <w:rFonts w:ascii="標楷體" w:eastAsia="標楷體" w:hAnsi="標楷體" w:hint="eastAsia"/>
-          <w:sz w:val="28"/>
-          <w:szCs w:val="28"/>
-        </w:rPr>
-        <w:t>，山</w:t>
-      </w:r>
-      <w:proofErr w:type="gramStart"/>
-      <w:r>
-        <w:rPr>
-          <w:rFonts w:ascii="標楷體" w:eastAsia="標楷體" w:hAnsi="標楷體" w:hint="eastAsia"/>
-          <w:sz w:val="28"/>
-          <w:szCs w:val="28"/>
-        </w:rPr>
-        <w:t>長水闊知</w:t>
-      </w:r>
-      <w:proofErr w:type="gramEnd"/>
-      <w:r>
-        <w:rPr>
-          <w:rFonts w:ascii="標楷體" w:eastAsia="標楷體" w:hAnsi="標楷體" w:hint="eastAsia"/>
-          <w:sz w:val="28"/>
-          <w:szCs w:val="28"/>
-        </w:rPr>
-        <w:t>何處！</w:t>
-      </w:r>
-      <w:r>
-        <w:rPr>
-          <w:rFonts w:ascii="標楷體" w:eastAsia="標楷體" w:hAnsi="標楷體" w:hint="eastAsia"/>
-          <w:sz w:val="28"/>
-          <w:szCs w:val="28"/>
-        </w:rPr>
-        <w:t>」</w:t>
-      </w:r>
-      <w:r>
-        <w:rPr>
-          <w:rFonts w:ascii="標楷體" w:eastAsia="標楷體" w:hAnsi="標楷體" w:hint="eastAsia"/>
-          <w:sz w:val="28"/>
-          <w:szCs w:val="28"/>
-        </w:rPr>
-        <w:t>彩箋，這裡指題詩的詩箋；</w:t>
-      </w:r>
-      <w:proofErr w:type="gramStart"/>
-      <w:r>
-        <w:rPr>
-          <w:rFonts w:ascii="標楷體" w:eastAsia="標楷體" w:hAnsi="標楷體" w:hint="eastAsia"/>
-          <w:sz w:val="28"/>
-          <w:szCs w:val="28"/>
-        </w:rPr>
-        <w:t>尺素</w:t>
-      </w:r>
-      <w:proofErr w:type="gramEnd"/>
-      <w:r>
-        <w:rPr>
-          <w:rFonts w:ascii="標楷體" w:eastAsia="標楷體" w:hAnsi="標楷體" w:hint="eastAsia"/>
-          <w:sz w:val="28"/>
-          <w:szCs w:val="28"/>
-        </w:rPr>
-        <w:t>，指書信。兩句</w:t>
-      </w:r>
-      <w:proofErr w:type="gramStart"/>
-      <w:r>
-        <w:rPr>
-          <w:rFonts w:ascii="標楷體" w:eastAsia="標楷體" w:hAnsi="標楷體" w:hint="eastAsia"/>
-          <w:sz w:val="28"/>
-          <w:szCs w:val="28"/>
-        </w:rPr>
-        <w:t>一</w:t>
-      </w:r>
-      <w:proofErr w:type="gramEnd"/>
-      <w:r>
-        <w:rPr>
-          <w:rFonts w:ascii="標楷體" w:eastAsia="標楷體" w:hAnsi="標楷體" w:hint="eastAsia"/>
-          <w:sz w:val="28"/>
-          <w:szCs w:val="28"/>
-        </w:rPr>
-        <w:t>縱一收，將主人公</w:t>
-      </w:r>
-      <w:proofErr w:type="gramStart"/>
-      <w:r>
-        <w:rPr>
-          <w:rFonts w:ascii="標楷體" w:eastAsia="標楷體" w:hAnsi="標楷體" w:hint="eastAsia"/>
-          <w:sz w:val="28"/>
-          <w:szCs w:val="28"/>
-        </w:rPr>
-        <w:t>音書寄遠</w:t>
-      </w:r>
-      <w:proofErr w:type="gramEnd"/>
-      <w:r>
-        <w:rPr>
-          <w:rFonts w:ascii="標楷體" w:eastAsia="標楷體" w:hAnsi="標楷體" w:hint="eastAsia"/>
-          <w:sz w:val="28"/>
-          <w:szCs w:val="28"/>
-        </w:rPr>
-        <w:t>的強烈願望與</w:t>
-      </w:r>
-      <w:proofErr w:type="gramStart"/>
-      <w:r>
-        <w:rPr>
-          <w:rFonts w:ascii="標楷體" w:eastAsia="標楷體" w:hAnsi="標楷體" w:hint="eastAsia"/>
-          <w:sz w:val="28"/>
-          <w:szCs w:val="28"/>
-        </w:rPr>
-        <w:t>音書無寄</w:t>
-      </w:r>
-      <w:proofErr w:type="gramEnd"/>
-      <w:r>
-        <w:rPr>
-          <w:rFonts w:ascii="標楷體" w:eastAsia="標楷體" w:hAnsi="標楷體" w:hint="eastAsia"/>
-          <w:sz w:val="28"/>
-          <w:szCs w:val="28"/>
-        </w:rPr>
-        <w:t>的可悲現實對照起來寫，更加突出了</w:t>
-      </w:r>
-      <w:r>
-        <w:rPr>
-          <w:rFonts w:ascii="標楷體" w:eastAsia="標楷體" w:hAnsi="標楷體" w:hint="eastAsia"/>
-          <w:sz w:val="28"/>
-          <w:szCs w:val="28"/>
-        </w:rPr>
-        <w:t>「</w:t>
-      </w:r>
-      <w:r>
-        <w:rPr>
-          <w:rFonts w:ascii="標楷體" w:eastAsia="標楷體" w:hAnsi="標楷體" w:hint="eastAsia"/>
-          <w:sz w:val="28"/>
-          <w:szCs w:val="28"/>
-        </w:rPr>
-        <w:t>滿目山河</w:t>
-      </w:r>
-      <w:proofErr w:type="gramStart"/>
-      <w:r>
-        <w:rPr>
-          <w:rFonts w:ascii="標楷體" w:eastAsia="標楷體" w:hAnsi="標楷體" w:hint="eastAsia"/>
-          <w:sz w:val="28"/>
-          <w:szCs w:val="28"/>
-        </w:rPr>
-        <w:t>空念遠</w:t>
-      </w:r>
-      <w:proofErr w:type="gramEnd"/>
-      <w:r>
-        <w:rPr>
-          <w:rFonts w:ascii="標楷體" w:eastAsia="標楷體" w:hAnsi="標楷體" w:hint="eastAsia"/>
-          <w:sz w:val="28"/>
-          <w:szCs w:val="28"/>
-        </w:rPr>
-        <w:t>」</w:t>
-      </w:r>
-      <w:r>
-        <w:rPr>
-          <w:rFonts w:ascii="標楷體" w:eastAsia="標楷體" w:hAnsi="標楷體" w:hint="eastAsia"/>
-          <w:sz w:val="28"/>
-          <w:szCs w:val="28"/>
-        </w:rPr>
-        <w:t>的悲</w:t>
-      </w:r>
-      <w:proofErr w:type="gramStart"/>
-      <w:r>
-        <w:rPr>
-          <w:rFonts w:ascii="標楷體" w:eastAsia="標楷體" w:hAnsi="標楷體" w:hint="eastAsia"/>
-          <w:sz w:val="28"/>
-          <w:szCs w:val="28"/>
-        </w:rPr>
-        <w:t>慨</w:t>
-      </w:r>
-      <w:proofErr w:type="gramEnd"/>
-      <w:r>
-        <w:rPr>
-          <w:rFonts w:ascii="標楷體" w:eastAsia="標楷體" w:hAnsi="標楷體" w:hint="eastAsia"/>
-          <w:sz w:val="28"/>
-          <w:szCs w:val="28"/>
-        </w:rPr>
-        <w:t>，詞也就</w:t>
-      </w:r>
-      <w:r>
-        <w:rPr>
-          <w:rFonts w:ascii="標楷體" w:eastAsia="標楷體" w:hAnsi="標楷體" w:hint="eastAsia"/>
-          <w:sz w:val="28"/>
-          <w:szCs w:val="28"/>
-        </w:rPr>
-        <w:t>在</w:t>
-      </w:r>
-      <w:r>
-        <w:rPr>
-          <w:rFonts w:ascii="標楷體" w:eastAsia="標楷體" w:hAnsi="標楷體" w:hint="eastAsia"/>
-          <w:sz w:val="28"/>
-          <w:szCs w:val="28"/>
-        </w:rPr>
-        <w:t>這渺茫無著落的悵惘中結束。</w:t>
-      </w:r>
-      <w:r>
-        <w:rPr>
-          <w:rFonts w:ascii="標楷體" w:eastAsia="標楷體" w:hAnsi="標楷體" w:hint="eastAsia"/>
-          <w:sz w:val="28"/>
-          <w:szCs w:val="28"/>
-        </w:rPr>
-        <w:t>「</w:t>
-      </w:r>
-      <w:r>
-        <w:rPr>
-          <w:rFonts w:ascii="標楷體" w:eastAsia="標楷體" w:hAnsi="標楷體" w:hint="eastAsia"/>
-          <w:sz w:val="28"/>
-          <w:szCs w:val="28"/>
-        </w:rPr>
-        <w:t>山</w:t>
-      </w:r>
-      <w:proofErr w:type="gramStart"/>
-      <w:r>
-        <w:rPr>
-          <w:rFonts w:ascii="標楷體" w:eastAsia="標楷體" w:hAnsi="標楷體" w:hint="eastAsia"/>
-          <w:sz w:val="28"/>
-          <w:szCs w:val="28"/>
-        </w:rPr>
-        <w:t>長水闊</w:t>
-      </w:r>
-      <w:r>
-        <w:rPr>
-          <w:rFonts w:ascii="標楷體" w:eastAsia="標楷體" w:hAnsi="標楷體" w:hint="eastAsia"/>
-          <w:sz w:val="28"/>
-          <w:szCs w:val="28"/>
-        </w:rPr>
-        <w:t>」</w:t>
-      </w:r>
-      <w:proofErr w:type="gramEnd"/>
-      <w:r>
-        <w:rPr>
-          <w:rFonts w:ascii="標楷體" w:eastAsia="標楷體" w:hAnsi="標楷體" w:hint="eastAsia"/>
-          <w:sz w:val="28"/>
-          <w:szCs w:val="28"/>
-        </w:rPr>
-        <w:t>和</w:t>
-      </w:r>
-      <w:r>
-        <w:rPr>
-          <w:rFonts w:ascii="標楷體" w:eastAsia="標楷體" w:hAnsi="標楷體" w:hint="eastAsia"/>
-          <w:sz w:val="28"/>
-          <w:szCs w:val="28"/>
-        </w:rPr>
-        <w:t>「</w:t>
-      </w:r>
-      <w:proofErr w:type="gramStart"/>
-      <w:r>
-        <w:rPr>
-          <w:rFonts w:ascii="標楷體" w:eastAsia="標楷體" w:hAnsi="標楷體" w:hint="eastAsia"/>
-          <w:sz w:val="28"/>
-          <w:szCs w:val="28"/>
-        </w:rPr>
-        <w:t>望盡天涯</w:t>
-      </w:r>
-      <w:proofErr w:type="gramEnd"/>
-      <w:r>
-        <w:rPr>
-          <w:rFonts w:ascii="標楷體" w:eastAsia="標楷體" w:hAnsi="標楷體" w:hint="eastAsia"/>
-          <w:sz w:val="28"/>
-          <w:szCs w:val="28"/>
-        </w:rPr>
-        <w:t>」</w:t>
-      </w:r>
-      <w:r>
-        <w:rPr>
-          <w:rFonts w:ascii="標楷體" w:eastAsia="標楷體" w:hAnsi="標楷體" w:hint="eastAsia"/>
-          <w:sz w:val="28"/>
-          <w:szCs w:val="28"/>
-        </w:rPr>
-        <w:t>相應，再一次展示了令人神往的境界，而</w:t>
-      </w:r>
-      <w:r>
-        <w:rPr>
-          <w:rFonts w:ascii="標楷體" w:eastAsia="標楷體" w:hAnsi="標楷體" w:hint="eastAsia"/>
-          <w:sz w:val="28"/>
-          <w:szCs w:val="28"/>
-        </w:rPr>
-        <w:t>「</w:t>
-      </w:r>
-      <w:r>
-        <w:rPr>
-          <w:rFonts w:ascii="標楷體" w:eastAsia="標楷體" w:hAnsi="標楷體" w:hint="eastAsia"/>
-          <w:sz w:val="28"/>
-          <w:szCs w:val="28"/>
-        </w:rPr>
-        <w:t>知何處</w:t>
-      </w:r>
-      <w:r>
-        <w:rPr>
-          <w:rFonts w:ascii="標楷體" w:eastAsia="標楷體" w:hAnsi="標楷體" w:hint="eastAsia"/>
-          <w:sz w:val="28"/>
-          <w:szCs w:val="28"/>
-        </w:rPr>
-        <w:t>」</w:t>
-      </w:r>
-      <w:r>
-        <w:rPr>
-          <w:rFonts w:ascii="標楷體" w:eastAsia="標楷體" w:hAnsi="標楷體" w:hint="eastAsia"/>
-          <w:sz w:val="28"/>
-          <w:szCs w:val="28"/>
-        </w:rPr>
-        <w:t>的慨嘆則更增加</w:t>
-      </w:r>
-      <w:r>
-        <w:rPr>
-          <w:rFonts w:ascii="標楷體" w:eastAsia="標楷體" w:hAnsi="標楷體" w:hint="eastAsia"/>
-          <w:b/>
-          <w:bCs/>
-          <w:sz w:val="28"/>
-          <w:szCs w:val="28"/>
-        </w:rPr>
-        <w:t>搖曳</w:t>
-      </w:r>
-      <w:r>
-        <w:rPr>
-          <w:rFonts w:ascii="標楷體" w:eastAsia="標楷體" w:hAnsi="標楷體" w:hint="eastAsia"/>
-          <w:sz w:val="28"/>
-          <w:szCs w:val="28"/>
-        </w:rPr>
-        <w:t>不盡</w:t>
-      </w:r>
-      <w:proofErr w:type="gramStart"/>
-      <w:r>
-        <w:rPr>
-          <w:rFonts w:ascii="標楷體" w:eastAsia="標楷體" w:hAnsi="標楷體" w:hint="eastAsia"/>
-          <w:sz w:val="28"/>
-          <w:szCs w:val="28"/>
-        </w:rPr>
-        <w:t>的情致</w:t>
-      </w:r>
-      <w:proofErr w:type="gramEnd"/>
-      <w:r>
-        <w:rPr>
-          <w:rFonts w:ascii="標楷體" w:eastAsia="標楷體" w:hAnsi="標楷體" w:hint="eastAsia"/>
-          <w:sz w:val="28"/>
-          <w:szCs w:val="28"/>
-        </w:rPr>
-        <w:t>。</w:t>
-      </w:r>
-      <w:r>
-        <w:rPr>
-          <w:rFonts w:ascii="標楷體" w:eastAsia="標楷體" w:hAnsi="標楷體" w:hint="eastAsia"/>
-          <w:sz w:val="28"/>
-          <w:szCs w:val="28"/>
-        </w:rPr>
-        <w:t>(以上資料出處：</w:t>
-      </w:r>
-      <w:hyperlink r:id="rId7" w:history="1">
-        <w:r>
-          <w:rPr>
-            <w:rStyle w:val="a4"/>
-            <w:rFonts w:ascii="標楷體" w:eastAsia="標楷體" w:hAnsi="標楷體"/>
-            <w:sz w:val="28"/>
-            <w:szCs w:val="28"/>
-          </w:rPr>
-          <w:t>https://bit.ly/43YZCpK</w:t>
-        </w:r>
-      </w:hyperlink>
-      <w:hyperlink r:id="rId8" w:history="1"/>
-      <w:r>
-        <w:rPr>
-          <w:rFonts w:ascii="標楷體" w:eastAsia="標楷體" w:hAnsi="標楷體" w:hint="eastAsia"/>
-          <w:sz w:val="28"/>
-          <w:szCs w:val="28"/>
-        </w:rPr>
-        <w:t>)</w:t>
-      </w:r>
-    </w:p>
-    <w:p>
-      <w:pPr>
-        <w:spacing w:beforeLines="50" w:before="180" w:line="440" w:lineRule="exact"/>
-        <w:rPr>
-          <w:rFonts w:ascii="標楷體" w:eastAsia="標楷體" w:hAnsi="標楷體"/>
-          <w:sz w:val="36"/>
-          <w:szCs w:val="36"/>
+          <w:sz w:val="32"/>
+          <w:szCs w:val="32"/>
+        </w:rPr>
+      </w:pPr>
+      <w:r>
+        <w:rPr>
+          <w:rFonts w:ascii="標楷體" w:eastAsia="標楷體" w:hAnsi="標楷體" w:hint="eastAsia"/>
+          <w:sz w:val="32"/>
+          <w:szCs w:val="32"/>
           <w:bdr w:val="single" w:sz="4" w:space="0" w:color="auto"/>
         </w:rPr>
-        <w:sectPr>
-          <w:footerReference w:type="default" r:id="rId9"/>
-          <w:pgSz w:w="11906" w:h="16838"/>
-          <w:pgMar w:top="567" w:right="851" w:bottom="567" w:left="851" w:header="567" w:footer="0" w:gutter="0"/>
-          <w:cols w:space="425"/>
-          <w:docGrid w:type="lines" w:linePitch="360"/>
-        </w:sectPr>
-      </w:pPr>
-    </w:p>
-    <w:p>
-      <w:pPr>
-        <w:spacing w:line="440" w:lineRule="exact"/>
-        <w:rPr>
-          <w:rFonts w:ascii="標楷體" w:eastAsia="標楷體" w:hAnsi="標楷體"/>
-          <w:sz w:val="36"/>
-          <w:szCs w:val="36"/>
-        </w:rPr>
-      </w:pPr>
-      <w:r>
-        <w:rPr>
-          <w:rFonts w:ascii="標楷體" w:eastAsia="標楷體" w:hAnsi="標楷體" w:hint="eastAsia"/>
-          <w:sz w:val="36"/>
-          <w:szCs w:val="36"/>
-          <w:bdr w:val="single" w:sz="4" w:space="0" w:color="auto"/>
-        </w:rPr>
-        <w:lastRenderedPageBreak/>
         <w:t>補充</w:t>
       </w:r>
     </w:p>
@@ -3129,23 +949,55 @@
           <w:numId w:val="5"/>
         </w:numPr>
         <w:spacing w:line="440" w:lineRule="exact"/>
-        <w:ind w:leftChars="0"/>
+        <w:ind w:leftChars="0" w:left="284" w:hanging="284"/>
+        <w:jc w:val="both"/>
         <w:rPr>
           <w:rFonts w:ascii="標楷體" w:eastAsia="標楷體" w:hAnsi="標楷體"/>
           <w:sz w:val="28"/>
           <w:szCs w:val="28"/>
         </w:rPr>
       </w:pPr>
-      <w:proofErr w:type="gramStart"/>
-      <w:r>
-        <w:rPr>
-          <w:rFonts w:ascii="標楷體" w:eastAsia="標楷體" w:hAnsi="標楷體" w:hint="eastAsia"/>
-          <w:sz w:val="28"/>
-          <w:szCs w:val="28"/>
-        </w:rPr>
-        <w:t>情致</w:t>
-      </w:r>
-      <w:proofErr w:type="gramEnd"/>
+      <w:r>
+        <w:rPr>
+          <w:rFonts w:ascii="標楷體" w:eastAsia="標楷體" w:hAnsi="標楷體"/>
+          <w:sz w:val="28"/>
+          <w:szCs w:val="28"/>
+        </w:rPr>
+        <w:t>掠</w:t>
+      </w:r>
+      <w:r>
+        <w:rPr>
+          <w:rFonts w:ascii="標楷體" w:eastAsia="標楷體" w:hAnsi="標楷體" w:hint="eastAsia"/>
+          <w:sz w:val="28"/>
+          <w:szCs w:val="28"/>
+        </w:rPr>
+        <w:t>（</w:t>
+      </w:r>
+      <w:r>
+        <w:rPr>
+          <w:rFonts w:ascii="標楷體" w:eastAsia="標楷體" w:hAnsi="標楷體" w:hint="eastAsia"/>
+          <w:color w:val="EE0000"/>
+          <w:sz w:val="16"/>
+          <w:szCs w:val="16"/>
+        </w:rPr>
+        <w:t>ㄌㄩㄝˋ</w:t>
+      </w:r>
+      <w:r>
+        <w:rPr>
+          <w:rFonts w:ascii="標楷體" w:eastAsia="標楷體" w:hAnsi="標楷體" w:hint="eastAsia"/>
+          <w:sz w:val="28"/>
+          <w:szCs w:val="28"/>
+        </w:rPr>
+        <w:t>）</w:t>
+      </w:r>
+      <w:r>
+        <w:rPr>
+          <w:rFonts w:ascii="標楷體" w:eastAsia="標楷體" w:hAnsi="標楷體"/>
+          <w:sz w:val="28"/>
+          <w:szCs w:val="28"/>
+        </w:rPr>
+        <w:t>去</w:t>
+      </w:r>
       <w:r>
         <w:rPr>
           <w:rFonts w:ascii="標楷體" w:eastAsia="標楷體" w:hAnsi="標楷體" w:hint="eastAsia"/>
@@ -3156,11 +1008,11 @@
       </w:r>
       <w:r>
         <w:rPr>
-          <w:rFonts w:ascii="標楷體" w:eastAsia="標楷體" w:hAnsi="標楷體" w:hint="eastAsia"/>
-          <w:sz w:val="28"/>
-          <w:szCs w:val="28"/>
-        </w:rPr>
-        <w:t>情趣興致。</w:t>
+          <w:rFonts w:ascii="標楷體" w:eastAsia="標楷體" w:hAnsi="標楷體"/>
+          <w:sz w:val="28"/>
+          <w:szCs w:val="28"/>
+        </w:rPr>
+        <w:t>輕盈迅速地飛掠過去。在詞中形容雙飛的燕子動作敏捷輕盈，飄然而去。燕子的成雙成對與離去，對比出主角的單身孤立。</w:t>
       </w:r>
     </w:p>
     <w:p>
@@ -3171,7 +1023,8 @@
           <w:numId w:val="5"/>
         </w:numPr>
         <w:spacing w:line="440" w:lineRule="exact"/>
-        <w:ind w:leftChars="0"/>
+        <w:ind w:leftChars="0" w:left="284" w:hanging="284"/>
+        <w:jc w:val="both"/>
         <w:rPr>
           <w:rFonts w:ascii="標楷體" w:eastAsia="標楷體" w:hAnsi="標楷體"/>
           <w:sz w:val="28"/>
@@ -3180,11 +1033,11 @@
       </w:pPr>
       <w:r>
         <w:rPr>
-          <w:rFonts w:ascii="標楷體" w:eastAsia="標楷體" w:hAnsi="標楷體" w:hint="eastAsia"/>
-          <w:sz w:val="28"/>
-          <w:szCs w:val="28"/>
-        </w:rPr>
-        <w:t>遼闊</w:t>
+          <w:rFonts w:ascii="標楷體" w:eastAsia="標楷體" w:hAnsi="標楷體"/>
+          <w:sz w:val="28"/>
+          <w:szCs w:val="28"/>
+        </w:rPr>
+        <w:t>佇立遠眺</w:t>
       </w:r>
       <w:r>
         <w:rPr>
@@ -3196,11 +1049,11 @@
       </w:r>
       <w:r>
         <w:rPr>
-          <w:rFonts w:ascii="標楷體" w:eastAsia="標楷體" w:hAnsi="標楷體" w:hint="eastAsia"/>
-          <w:sz w:val="28"/>
-          <w:szCs w:val="28"/>
-        </w:rPr>
-        <w:t>遼遠、廣闊。</w:t>
+          <w:rFonts w:ascii="標楷體" w:eastAsia="標楷體" w:hAnsi="標楷體"/>
+          <w:sz w:val="28"/>
+          <w:szCs w:val="28"/>
+        </w:rPr>
+        <w:t>長時間站立著向遠處張望。代表一種深沈的企盼與等待。主角獨自登上高樓站立許久，眼神注視著極遠的天際，展現出心中滿懷離愁與極度渴望見到對方的執著。</w:t>
       </w:r>
     </w:p>
     <w:p>
@@ -3211,193 +1064,70 @@
           <w:numId w:val="5"/>
         </w:numPr>
         <w:spacing w:line="440" w:lineRule="exact"/>
-        <w:ind w:leftChars="0"/>
+        <w:ind w:leftChars="0" w:left="284" w:hanging="284"/>
+        <w:jc w:val="both"/>
         <w:rPr>
           <w:rFonts w:ascii="標楷體" w:eastAsia="標楷體" w:hAnsi="標楷體"/>
           <w:sz w:val="28"/>
           <w:szCs w:val="28"/>
         </w:rPr>
       </w:pPr>
-      <w:proofErr w:type="gramStart"/>
-      <w:r>
-        <w:rPr>
-          <w:rFonts w:ascii="標楷體" w:eastAsia="標楷體" w:hAnsi="標楷體" w:hint="eastAsia"/>
-          <w:sz w:val="28"/>
-          <w:szCs w:val="28"/>
-        </w:rPr>
-        <w:t>圃</w:t>
-      </w:r>
-      <w:proofErr w:type="gramEnd"/>
-      <w:r>
-        <w:rPr>
-          <w:rFonts w:ascii="標楷體" w:eastAsia="標楷體" w:hAnsi="標楷體" w:hint="eastAsia"/>
-          <w:sz w:val="28"/>
-          <w:szCs w:val="28"/>
-        </w:rPr>
-        <w:t>(</w:t>
-      </w:r>
-      <w:proofErr w:type="gramStart"/>
-      <w:r>
-        <w:rPr>
-          <w:rFonts w:ascii="標楷體" w:eastAsia="標楷體" w:hAnsi="標楷體" w:hint="eastAsia"/>
-          <w:color w:val="FF0000"/>
+      <w:r>
+        <w:rPr>
+          <w:rFonts w:ascii="標楷體" w:eastAsia="標楷體" w:hAnsi="標楷體"/>
+          <w:sz w:val="28"/>
+          <w:szCs w:val="28"/>
+        </w:rPr>
+        <w:t>長路漫</w:t>
+      </w:r>
+      <w:r>
+        <w:rPr>
+          <w:rFonts w:ascii="標楷體" w:eastAsia="標楷體" w:hAnsi="標楷體" w:hint="eastAsia"/>
+          <w:sz w:val="28"/>
+          <w:szCs w:val="28"/>
+        </w:rPr>
+        <w:t>（</w:t>
+      </w:r>
+      <w:r>
+        <w:rPr>
+          <w:rFonts w:ascii="標楷體" w:eastAsia="標楷體" w:hAnsi="標楷體" w:hint="eastAsia"/>
+          <w:color w:val="EE0000"/>
           <w:sz w:val="16"/>
           <w:szCs w:val="16"/>
         </w:rPr>
-        <w:t>ㄆㄨˇ</w:t>
-      </w:r>
-      <w:proofErr w:type="gramEnd"/>
-      <w:r>
-        <w:rPr>
-          <w:rFonts w:ascii="標楷體" w:eastAsia="標楷體" w:hAnsi="標楷體" w:hint="eastAsia"/>
-          <w:sz w:val="28"/>
-          <w:szCs w:val="28"/>
-        </w:rPr>
-        <w:t>)</w:t>
-      </w:r>
-    </w:p>
-    <w:p>
-      <w:pPr>
-        <w:pStyle w:val="a6"/>
-        <w:numPr>
-          <w:ilvl w:val="0"/>
-          <w:numId w:val="22"/>
-        </w:numPr>
-        <w:spacing w:line="440" w:lineRule="exact"/>
-        <w:ind w:leftChars="0"/>
-        <w:rPr>
-          <w:rFonts w:ascii="標楷體" w:eastAsia="標楷體" w:hAnsi="標楷體" w:hint="eastAsia"/>
-          <w:sz w:val="28"/>
-          <w:szCs w:val="28"/>
-        </w:rPr>
-      </w:pPr>
-      <w:r>
-        <w:rPr>
-          <w:rFonts w:ascii="標楷體" w:eastAsia="標楷體" w:hAnsi="標楷體" w:hint="eastAsia"/>
-          <w:sz w:val="28"/>
-          <w:szCs w:val="28"/>
-        </w:rPr>
-        <w:t>種植蔬菜、瓜果或花草的園地。如：「菜圃」、「花圃」、「園圃」、「苗圃」。</w:t>
-      </w:r>
-    </w:p>
-    <w:p>
-      <w:pPr>
-        <w:pStyle w:val="a6"/>
-        <w:numPr>
-          <w:ilvl w:val="0"/>
-          <w:numId w:val="22"/>
-        </w:numPr>
-        <w:spacing w:line="440" w:lineRule="exact"/>
-        <w:ind w:leftChars="0"/>
-        <w:rPr>
-          <w:rFonts w:ascii="標楷體" w:eastAsia="標楷體" w:hAnsi="標楷體" w:hint="eastAsia"/>
-          <w:sz w:val="28"/>
-          <w:szCs w:val="28"/>
-        </w:rPr>
-      </w:pPr>
-      <w:r>
-        <w:rPr>
-          <w:rFonts w:ascii="標楷體" w:eastAsia="標楷體" w:hAnsi="標楷體" w:hint="eastAsia"/>
-          <w:sz w:val="28"/>
-          <w:szCs w:val="28"/>
-        </w:rPr>
-        <w:t>以種植蔬菜、瓜果、花草為業的人。如：「老</w:t>
-      </w:r>
-      <w:proofErr w:type="gramStart"/>
-      <w:r>
-        <w:rPr>
-          <w:rFonts w:ascii="標楷體" w:eastAsia="標楷體" w:hAnsi="標楷體" w:hint="eastAsia"/>
-          <w:sz w:val="28"/>
-          <w:szCs w:val="28"/>
-        </w:rPr>
-        <w:t>圃</w:t>
-      </w:r>
-      <w:proofErr w:type="gramEnd"/>
-      <w:r>
-        <w:rPr>
-          <w:rFonts w:ascii="標楷體" w:eastAsia="標楷體" w:hAnsi="標楷體" w:hint="eastAsia"/>
-          <w:sz w:val="28"/>
-          <w:szCs w:val="28"/>
-        </w:rPr>
-        <w:t>」。</w:t>
-      </w:r>
-    </w:p>
-    <w:p>
-      <w:pPr>
-        <w:pStyle w:val="a6"/>
-        <w:numPr>
-          <w:ilvl w:val="0"/>
-          <w:numId w:val="22"/>
-        </w:numPr>
-        <w:spacing w:line="440" w:lineRule="exact"/>
-        <w:ind w:leftChars="0"/>
+        <w:t>ㄇㄢˋ</w:t>
+      </w:r>
+      <w:r>
+        <w:rPr>
+          <w:rFonts w:ascii="標楷體" w:eastAsia="標楷體" w:hAnsi="標楷體" w:hint="eastAsia"/>
+          <w:sz w:val="28"/>
+          <w:szCs w:val="28"/>
+        </w:rPr>
+        <w:t>）</w:t>
+      </w:r>
+      <w:r>
         <w:rPr>
           <w:rFonts w:ascii="標楷體" w:eastAsia="標楷體" w:hAnsi="標楷體"/>
           <w:sz w:val="28"/>
           <w:szCs w:val="28"/>
         </w:rPr>
-      </w:pPr>
-      <w:r>
-        <w:rPr>
-          <w:rFonts w:ascii="標楷體" w:eastAsia="標楷體" w:hAnsi="標楷體" w:hint="eastAsia"/>
-          <w:sz w:val="28"/>
-          <w:szCs w:val="28"/>
-        </w:rPr>
-        <w:t>泛指一般供學習的場所。如：「學</w:t>
-      </w:r>
-      <w:proofErr w:type="gramStart"/>
-      <w:r>
-        <w:rPr>
-          <w:rFonts w:ascii="標楷體" w:eastAsia="標楷體" w:hAnsi="標楷體" w:hint="eastAsia"/>
-          <w:sz w:val="28"/>
-          <w:szCs w:val="28"/>
-        </w:rPr>
-        <w:t>圃</w:t>
-      </w:r>
-      <w:proofErr w:type="gramEnd"/>
-      <w:r>
-        <w:rPr>
-          <w:rFonts w:ascii="標楷體" w:eastAsia="標楷體" w:hAnsi="標楷體" w:hint="eastAsia"/>
-          <w:sz w:val="28"/>
-          <w:szCs w:val="28"/>
-        </w:rPr>
-        <w:t>」、「書</w:t>
-      </w:r>
-      <w:proofErr w:type="gramStart"/>
-      <w:r>
-        <w:rPr>
-          <w:rFonts w:ascii="標楷體" w:eastAsia="標楷體" w:hAnsi="標楷體" w:hint="eastAsia"/>
-          <w:sz w:val="28"/>
-          <w:szCs w:val="28"/>
-        </w:rPr>
-        <w:t>圃</w:t>
-      </w:r>
-      <w:proofErr w:type="gramEnd"/>
-      <w:r>
-        <w:rPr>
-          <w:rFonts w:ascii="標楷體" w:eastAsia="標楷體" w:hAnsi="標楷體" w:hint="eastAsia"/>
-          <w:sz w:val="28"/>
-          <w:szCs w:val="28"/>
-        </w:rPr>
-        <w:t>」、「藝</w:t>
-      </w:r>
-      <w:proofErr w:type="gramStart"/>
-      <w:r>
-        <w:rPr>
-          <w:rFonts w:ascii="標楷體" w:eastAsia="標楷體" w:hAnsi="標楷體" w:hint="eastAsia"/>
-          <w:sz w:val="28"/>
-          <w:szCs w:val="28"/>
-        </w:rPr>
-        <w:t>圃</w:t>
-      </w:r>
-      <w:proofErr w:type="gramEnd"/>
-      <w:r>
-        <w:rPr>
-          <w:rFonts w:ascii="標楷體" w:eastAsia="標楷體" w:hAnsi="標楷體" w:hint="eastAsia"/>
-          <w:sz w:val="28"/>
-          <w:szCs w:val="28"/>
-        </w:rPr>
-        <w:t>」。</w:t>
+        <w:t>漫</w:t>
+      </w:r>
+      <w:r>
+        <w:rPr>
+          <w:rFonts w:ascii="標楷體" w:eastAsia="標楷體" w:hAnsi="標楷體" w:hint="eastAsia"/>
+          <w:sz w:val="28"/>
+          <w:szCs w:val="28"/>
+        </w:rPr>
+        <w:t>：</w:t>
+      </w:r>
+      <w:r>
+        <w:rPr>
+          <w:rFonts w:ascii="標楷體" w:eastAsia="標楷體" w:hAnsi="標楷體"/>
+          <w:sz w:val="28"/>
+          <w:szCs w:val="28"/>
+        </w:rPr>
+        <w:t>道路極其遙遠且漫長無邊。除了指實際地理距離的遙遠，也象徵著人生的迷茫、無奈以及思念難以達成的阻隔感。</w:t>
       </w:r>
     </w:p>
     <w:p>
@@ -3408,68 +1138,56 @@
           <w:numId w:val="5"/>
         </w:numPr>
         <w:spacing w:line="440" w:lineRule="exact"/>
-        <w:ind w:leftChars="0"/>
+        <w:ind w:leftChars="0" w:left="284" w:hanging="284"/>
+        <w:jc w:val="both"/>
         <w:rPr>
           <w:rFonts w:ascii="標楷體" w:eastAsia="標楷體" w:hAnsi="標楷體"/>
-          <w:sz w:val="28"/>
-          <w:szCs w:val="28"/>
-        </w:rPr>
-      </w:pPr>
-      <w:r>
-        <w:rPr>
-          <w:rFonts w:ascii="標楷體" w:eastAsia="標楷體" w:hAnsi="標楷體" w:hint="eastAsia"/>
-          <w:sz w:val="28"/>
-          <w:szCs w:val="28"/>
-        </w:rPr>
-        <w:t>脈</w:t>
-      </w:r>
-      <w:r>
-        <w:rPr>
-          <w:rFonts w:ascii="標楷體" w:eastAsia="標楷體" w:hAnsi="標楷體" w:hint="eastAsia"/>
-          <w:sz w:val="28"/>
-          <w:szCs w:val="28"/>
-        </w:rPr>
-        <w:t>(</w:t>
-      </w:r>
-      <w:proofErr w:type="gramStart"/>
-      <w:r>
-        <w:rPr>
-          <w:rFonts w:ascii="標楷體" w:eastAsia="標楷體" w:hAnsi="標楷體" w:hint="eastAsia"/>
-          <w:color w:val="FF0000"/>
+          <w:spacing w:val="-2"/>
+          <w:sz w:val="28"/>
+          <w:szCs w:val="28"/>
+        </w:rPr>
+      </w:pPr>
+      <w:r>
+        <w:rPr>
+          <w:rFonts w:ascii="標楷體" w:eastAsia="標楷體" w:hAnsi="標楷體"/>
+          <w:spacing w:val="-2"/>
+          <w:sz w:val="28"/>
+          <w:szCs w:val="28"/>
+        </w:rPr>
+        <w:t>不著</w:t>
+      </w:r>
+      <w:r>
+        <w:rPr>
+          <w:rFonts w:ascii="標楷體" w:eastAsia="標楷體" w:hAnsi="標楷體" w:hint="eastAsia"/>
+          <w:spacing w:val="-2"/>
+          <w:sz w:val="28"/>
+          <w:szCs w:val="28"/>
+        </w:rPr>
+        <w:t>（</w:t>
+      </w:r>
+      <w:r>
+        <w:rPr>
+          <w:rFonts w:ascii="標楷體" w:eastAsia="標楷體" w:hAnsi="標楷體"/>
+          <w:color w:val="EE0000"/>
+          <w:spacing w:val="-2"/>
           <w:sz w:val="16"/>
           <w:szCs w:val="16"/>
         </w:rPr>
-        <w:t>ㄇㄛ</w:t>
-      </w:r>
-      <w:r>
-        <w:rPr>
-          <w:rFonts w:ascii="標楷體" w:eastAsia="標楷體" w:hAnsi="標楷體" w:hint="eastAsia"/>
-          <w:color w:val="FF0000"/>
-          <w:sz w:val="16"/>
-          <w:szCs w:val="16"/>
-        </w:rPr>
-        <w:t>ˋ</w:t>
-      </w:r>
-      <w:proofErr w:type="gramEnd"/>
-      <w:r>
-        <w:rPr>
-          <w:rFonts w:ascii="標楷體" w:eastAsia="標楷體" w:hAnsi="標楷體" w:hint="eastAsia"/>
-          <w:sz w:val="28"/>
-          <w:szCs w:val="28"/>
-        </w:rPr>
-        <w:t>)</w:t>
-      </w:r>
-      <w:r>
-        <w:rPr>
-          <w:rFonts w:ascii="標楷體" w:eastAsia="標楷體" w:hAnsi="標楷體" w:hint="eastAsia"/>
-          <w:sz w:val="28"/>
-          <w:szCs w:val="28"/>
-        </w:rPr>
-        <w:t>脈</w:t>
-      </w:r>
-      <w:r>
-        <w:rPr>
-          <w:rFonts w:ascii="標楷體" w:eastAsia="標楷體" w:hAnsi="標楷體" w:hint="eastAsia"/>
+        <w:t>ㄓㄨㄛˊ</w:t>
+      </w:r>
+      <w:r>
+        <w:rPr>
+          <w:rFonts w:ascii="標楷體" w:eastAsia="標楷體" w:hAnsi="標楷體" w:hint="eastAsia"/>
+          <w:spacing w:val="-2"/>
+          <w:sz w:val="28"/>
+          <w:szCs w:val="28"/>
+        </w:rPr>
+        <w:t>）</w:t>
+      </w:r>
+      <w:r>
+        <w:rPr>
+          <w:rFonts w:ascii="標楷體" w:eastAsia="標楷體" w:hAnsi="標楷體" w:hint="eastAsia"/>
+          <w:spacing w:val="-2"/>
           <w:sz w:val="28"/>
           <w:szCs w:val="28"/>
         </w:rPr>
@@ -3477,11 +1195,30 @@
       </w:r>
       <w:r>
         <w:rPr>
-          <w:rFonts w:ascii="標楷體" w:eastAsia="標楷體" w:hAnsi="標楷體" w:hint="eastAsia"/>
-          <w:sz w:val="28"/>
-          <w:szCs w:val="28"/>
-        </w:rPr>
-        <w:t>用含情的眼神，凝視不語的樣子。【例】他含情脈脈的看著我。</w:t>
+          <w:rFonts w:ascii="標楷體" w:eastAsia="標楷體" w:hAnsi="標楷體"/>
+          <w:spacing w:val="-2"/>
+          <w:sz w:val="28"/>
+          <w:szCs w:val="28"/>
+        </w:rPr>
+        <w:t>不落、不使用、不顯露</w:t>
+      </w:r>
+      <w:r>
+        <w:rPr>
+          <w:rFonts w:ascii="標楷體" w:eastAsia="標楷體" w:hAnsi="標楷體" w:hint="eastAsia"/>
+          <w:spacing w:val="-2"/>
+          <w:sz w:val="28"/>
+          <w:szCs w:val="28"/>
+        </w:rPr>
+        <w:t>。</w:t>
+      </w:r>
+      <w:r>
+        <w:rPr>
+          <w:rFonts w:ascii="標楷體" w:eastAsia="標楷體" w:hAnsi="標楷體"/>
+          <w:spacing w:val="-2"/>
+          <w:sz w:val="28"/>
+          <w:szCs w:val="28"/>
+        </w:rPr>
+        <w:t>指文字中不直接點明某種情感（如不直接寫出「思念」或「悲傷」），而是透過景物與動作自然流露，達到「意在言外」的效果。</w:t>
       </w:r>
     </w:p>
     <w:p>
@@ -3492,30 +1229,21 @@
           <w:numId w:val="5"/>
         </w:numPr>
         <w:spacing w:line="440" w:lineRule="exact"/>
-        <w:ind w:leftChars="0"/>
+        <w:ind w:leftChars="0" w:left="284" w:hanging="284"/>
+        <w:jc w:val="both"/>
         <w:rPr>
           <w:rFonts w:ascii="標楷體" w:eastAsia="標楷體" w:hAnsi="標楷體"/>
           <w:sz w:val="28"/>
           <w:szCs w:val="28"/>
         </w:rPr>
       </w:pPr>
-      <w:proofErr w:type="gramStart"/>
-      <w:r>
-        <w:rPr>
-          <w:rFonts w:ascii="標楷體" w:eastAsia="標楷體" w:hAnsi="標楷體" w:hint="eastAsia"/>
-          <w:sz w:val="28"/>
-          <w:szCs w:val="28"/>
-        </w:rPr>
-        <w:t>象</w:t>
-      </w:r>
-      <w:proofErr w:type="gramEnd"/>
-      <w:r>
-        <w:rPr>
-          <w:rFonts w:ascii="標楷體" w:eastAsia="標楷體" w:hAnsi="標楷體" w:hint="eastAsia"/>
-          <w:sz w:val="28"/>
-          <w:szCs w:val="28"/>
-        </w:rPr>
-        <w:t>喻</w:t>
+      <w:r>
+        <w:rPr>
+          <w:rFonts w:ascii="標楷體" w:eastAsia="標楷體" w:hAnsi="標楷體"/>
+          <w:sz w:val="28"/>
+          <w:szCs w:val="28"/>
+        </w:rPr>
+        <w:t>籠罩</w:t>
       </w:r>
       <w:r>
         <w:rPr>
@@ -3527,11 +1255,11 @@
       </w:r>
       <w:r>
         <w:rPr>
-          <w:rFonts w:ascii="標楷體" w:eastAsia="標楷體" w:hAnsi="標楷體" w:hint="eastAsia"/>
-          <w:sz w:val="28"/>
-          <w:szCs w:val="28"/>
-        </w:rPr>
-        <w:t>用形象化的語言文字闡明玄妙深奧的道理。</w:t>
+          <w:rFonts w:ascii="標楷體" w:eastAsia="標楷體" w:hAnsi="標楷體"/>
+          <w:sz w:val="28"/>
+          <w:szCs w:val="28"/>
+        </w:rPr>
+        <w:t>像罩子一樣由上往下覆蓋或圍繞著。營造出一種壓抑、沉重且無法擺脫的氣氛，如同薄霧籠罩菊花，象徵憂愁緊緊包圍著人的心靈。</w:t>
       </w:r>
     </w:p>
     <w:p>
@@ -3542,7 +1270,8 @@
           <w:numId w:val="5"/>
         </w:numPr>
         <w:spacing w:line="440" w:lineRule="exact"/>
-        <w:ind w:leftChars="0"/>
+        <w:ind w:leftChars="0" w:left="284" w:hanging="284"/>
+        <w:jc w:val="both"/>
         <w:rPr>
           <w:rFonts w:ascii="標楷體" w:eastAsia="標楷體" w:hAnsi="標楷體"/>
           <w:sz w:val="28"/>
@@ -3551,22 +1280,12 @@
       </w:pPr>
       <w:r>
         <w:rPr>
-          <w:rFonts w:ascii="標楷體" w:eastAsia="標楷體" w:hAnsi="標楷體" w:hint="eastAsia"/>
-          <w:sz w:val="28"/>
-          <w:szCs w:val="28"/>
-        </w:rPr>
-        <w:t>大</w:t>
-      </w:r>
-      <w:proofErr w:type="gramStart"/>
-      <w:r>
-        <w:rPr>
-          <w:rFonts w:ascii="標楷體" w:eastAsia="標楷體" w:hAnsi="標楷體" w:hint="eastAsia"/>
-          <w:sz w:val="28"/>
-          <w:szCs w:val="28"/>
-        </w:rPr>
-        <w:t>晏</w:t>
-      </w:r>
-      <w:proofErr w:type="gramEnd"/>
+          <w:rFonts w:ascii="標楷體" w:eastAsia="標楷體" w:hAnsi="標楷體"/>
+          <w:sz w:val="28"/>
+          <w:szCs w:val="28"/>
+        </w:rPr>
+        <w:t>羅幕</w:t>
+      </w:r>
       <w:r>
         <w:rPr>
           <w:rFonts w:ascii="標楷體" w:eastAsia="標楷體" w:hAnsi="標楷體" w:hint="eastAsia"/>
@@ -3575,86 +1294,13 @@
         </w:rPr>
         <w:t>：</w:t>
       </w:r>
-      <w:proofErr w:type="gramStart"/>
-      <w:r>
-        <w:rPr>
-          <w:rFonts w:ascii="標楷體" w:eastAsia="標楷體" w:hAnsi="標楷體" w:hint="eastAsia"/>
-          <w:sz w:val="28"/>
-          <w:szCs w:val="28"/>
-        </w:rPr>
-        <w:t>世</w:t>
-      </w:r>
-      <w:proofErr w:type="gramEnd"/>
-      <w:r>
-        <w:rPr>
-          <w:rFonts w:ascii="標楷體" w:eastAsia="標楷體" w:hAnsi="標楷體" w:hint="eastAsia"/>
-          <w:sz w:val="28"/>
-          <w:szCs w:val="28"/>
-        </w:rPr>
-        <w:t>稱</w:t>
-      </w:r>
-      <w:r>
-        <w:rPr>
-          <w:rFonts w:ascii="標楷體" w:eastAsia="標楷體" w:hAnsi="標楷體" w:hint="eastAsia"/>
-          <w:sz w:val="28"/>
-          <w:szCs w:val="28"/>
-          <w:u w:val="single"/>
-        </w:rPr>
-        <w:t>晏殊</w:t>
-      </w:r>
-      <w:r>
-        <w:rPr>
-          <w:rFonts w:ascii="標楷體" w:eastAsia="標楷體" w:hAnsi="標楷體" w:hint="eastAsia"/>
-          <w:sz w:val="28"/>
-          <w:szCs w:val="28"/>
-        </w:rPr>
-        <w:t>為大</w:t>
-      </w:r>
-      <w:proofErr w:type="gramStart"/>
-      <w:r>
-        <w:rPr>
-          <w:rFonts w:ascii="標楷體" w:eastAsia="標楷體" w:hAnsi="標楷體" w:hint="eastAsia"/>
-          <w:sz w:val="28"/>
-          <w:szCs w:val="28"/>
-        </w:rPr>
-        <w:t>晏</w:t>
-      </w:r>
-      <w:proofErr w:type="gramEnd"/>
-      <w:r>
-        <w:rPr>
-          <w:rFonts w:ascii="標楷體" w:eastAsia="標楷體" w:hAnsi="標楷體" w:hint="eastAsia"/>
-          <w:sz w:val="28"/>
-          <w:szCs w:val="28"/>
-        </w:rPr>
-        <w:t>，</w:t>
-      </w:r>
-      <w:proofErr w:type="gramStart"/>
-      <w:r>
-        <w:rPr>
-          <w:rFonts w:ascii="標楷體" w:eastAsia="標楷體" w:hAnsi="標楷體" w:hint="eastAsia"/>
-          <w:sz w:val="28"/>
-          <w:szCs w:val="28"/>
-          <w:u w:val="single"/>
-        </w:rPr>
-        <w:t>晏</w:t>
-      </w:r>
-      <w:proofErr w:type="gramEnd"/>
-      <w:r>
-        <w:rPr>
-          <w:rFonts w:ascii="標楷體" w:eastAsia="標楷體" w:hAnsi="標楷體" w:hint="eastAsia"/>
-          <w:sz w:val="28"/>
-          <w:szCs w:val="28"/>
-          <w:u w:val="single"/>
-        </w:rPr>
-        <w:t>幾道</w:t>
-      </w:r>
-      <w:r>
-        <w:rPr>
-          <w:rFonts w:ascii="標楷體" w:eastAsia="標楷體" w:hAnsi="標楷體" w:hint="eastAsia"/>
-          <w:sz w:val="28"/>
-          <w:szCs w:val="28"/>
-        </w:rPr>
-        <w:t>為小晏。</w:t>
+      <w:r>
+        <w:rPr>
+          <w:rFonts w:ascii="標楷體" w:eastAsia="標楷體" w:hAnsi="標楷體"/>
+          <w:sz w:val="28"/>
+          <w:szCs w:val="28"/>
+        </w:rPr>
+        <w:t>用輕軟絲織品（羅紗）做成的門簾或窗簾。借指閨閣室內的精緻環境。輕薄的羅幕擋不住秋寒，凸顯出室內環境的冷清以及主角心境的淒涼。</w:t>
       </w:r>
     </w:p>
     <w:p>
@@ -3665,20 +1311,21 @@
           <w:numId w:val="5"/>
         </w:numPr>
         <w:spacing w:line="440" w:lineRule="exact"/>
-        <w:ind w:leftChars="0"/>
-        <w:rPr>
-          <w:rFonts w:ascii="標楷體" w:eastAsia="標楷體" w:hAnsi="標楷體" w:hint="eastAsia"/>
-          <w:sz w:val="28"/>
-          <w:szCs w:val="28"/>
-        </w:rPr>
-      </w:pPr>
-      <w:r>
-        <w:rPr>
-          <w:rFonts w:ascii="標楷體" w:eastAsia="標楷體" w:hAnsi="標楷體" w:hint="eastAsia"/>
-          <w:sz w:val="28"/>
-          <w:szCs w:val="28"/>
-        </w:rPr>
-        <w:t>珠圓玉潤</w:t>
+        <w:ind w:leftChars="0" w:left="284" w:hanging="284"/>
+        <w:jc w:val="both"/>
+        <w:rPr>
+          <w:rFonts w:ascii="標楷體" w:eastAsia="標楷體" w:hAnsi="標楷體"/>
+          <w:sz w:val="28"/>
+          <w:szCs w:val="28"/>
+        </w:rPr>
+      </w:pPr>
+      <w:r>
+        <w:rPr>
+          <w:rFonts w:ascii="標楷體" w:eastAsia="標楷體" w:hAnsi="標楷體"/>
+          <w:sz w:val="28"/>
+          <w:szCs w:val="28"/>
+        </w:rPr>
+        <w:t>反襯</w:t>
       </w:r>
       <w:r>
         <w:rPr>
@@ -3690,31 +1337,19 @@
       </w:r>
       <w:r>
         <w:rPr>
-          <w:rFonts w:ascii="標楷體" w:eastAsia="標楷體" w:hAnsi="標楷體" w:hint="eastAsia"/>
-          <w:sz w:val="28"/>
-          <w:szCs w:val="28"/>
-        </w:rPr>
-        <w:t>像珠子一般渾圓，像玉石一般溫潤。後形容歌聲圓潤。</w:t>
-      </w:r>
-    </w:p>
-    <w:p>
-      <w:pPr>
-        <w:pStyle w:val="a6"/>
-        <w:spacing w:line="440" w:lineRule="exact"/>
-        <w:ind w:leftChars="0"/>
-        <w:rPr>
           <w:rFonts w:ascii="標楷體" w:eastAsia="標楷體" w:hAnsi="標楷體"/>
           <w:sz w:val="28"/>
           <w:szCs w:val="28"/>
         </w:rPr>
-      </w:pPr>
-      <w:r>
-        <w:rPr>
-          <w:rFonts w:ascii="標楷體" w:eastAsia="標楷體" w:hAnsi="標楷體" w:hint="eastAsia"/>
-          <w:sz w:val="28"/>
-          <w:szCs w:val="28"/>
-        </w:rPr>
-        <w:t>【例】她的嗓音珠圓玉潤、婉轉動聽。</w:t>
+        <w:t>修辭手法之一，利用性質相反的事物來烘托、對照主要表現的主體。詞中以燕子的「雙飛」（成雙成對）來反襯主角的「獨處」；以明月的「無情/不諳離恨」來反襯人的「多情與痛苦」，使孤獨感更加鮮明深刻。</w:t>
+      </w:r>
+      <w:r>
+        <w:rPr>
+          <w:rFonts w:ascii="標楷體" w:eastAsia="標楷體" w:hAnsi="標楷體"/>
+          <w:sz w:val="28"/>
+          <w:szCs w:val="28"/>
+        </w:rPr>
+        <w:t xml:space="preserve"> </w:t>
       </w:r>
     </w:p>
     <w:p>
@@ -3725,7 +1360,8 @@
           <w:numId w:val="5"/>
         </w:numPr>
         <w:spacing w:line="440" w:lineRule="exact"/>
-        <w:ind w:leftChars="0"/>
+        <w:ind w:leftChars="0" w:left="284" w:hanging="284"/>
+        <w:jc w:val="both"/>
         <w:rPr>
           <w:rFonts w:ascii="標楷體" w:eastAsia="標楷體" w:hAnsi="標楷體"/>
           <w:sz w:val="28"/>
@@ -3734,11 +1370,11 @@
       </w:pPr>
       <w:r>
         <w:rPr>
-          <w:rFonts w:ascii="標楷體" w:eastAsia="標楷體" w:hAnsi="標楷體" w:hint="eastAsia"/>
-          <w:sz w:val="28"/>
-          <w:szCs w:val="28"/>
-        </w:rPr>
-        <w:t>蕩漾</w:t>
+          <w:rFonts w:ascii="標楷體" w:eastAsia="標楷體" w:hAnsi="標楷體"/>
+          <w:sz w:val="28"/>
+          <w:szCs w:val="28"/>
+        </w:rPr>
+        <w:t>昇華</w:t>
       </w:r>
       <w:r>
         <w:rPr>
@@ -3750,11 +1386,11 @@
       </w:r>
       <w:r>
         <w:rPr>
-          <w:rFonts w:ascii="標楷體" w:eastAsia="標楷體" w:hAnsi="標楷體" w:hint="eastAsia"/>
-          <w:sz w:val="28"/>
-          <w:szCs w:val="28"/>
-        </w:rPr>
-        <w:t>水波、聲音等晃動起伏。【例】餘波蕩漾、歌聲蕩漾</w:t>
+          <w:rFonts w:ascii="標楷體" w:eastAsia="標楷體" w:hAnsi="標楷體"/>
+          <w:sz w:val="28"/>
+          <w:szCs w:val="28"/>
+        </w:rPr>
+        <w:t>指思想、情感、藝術境界或事物由較低階轉化、提昇至更高高尚或深刻的層次。在賞析中指將原本個人的「男女離愁私情」，轉化為對「人生際遇、追求理想過程中的孤獨與執著」這種普遍性生命哲理的領悟。</w:t>
       </w:r>
     </w:p>
     <w:p>
@@ -3765,20 +1401,21 @@
           <w:numId w:val="5"/>
         </w:numPr>
         <w:spacing w:line="440" w:lineRule="exact"/>
-        <w:ind w:leftChars="0"/>
+        <w:ind w:leftChars="0" w:left="284" w:hanging="426"/>
+        <w:jc w:val="both"/>
+        <w:rPr>
+          <w:rFonts w:ascii="標楷體" w:eastAsia="標楷體" w:hAnsi="標楷體" w:hint="eastAsia"/>
+          <w:sz w:val="28"/>
+          <w:szCs w:val="28"/>
+        </w:rPr>
+      </w:pPr>
+      <w:r>
         <w:rPr>
           <w:rFonts w:ascii="標楷體" w:eastAsia="標楷體" w:hAnsi="標楷體"/>
           <w:sz w:val="28"/>
           <w:szCs w:val="28"/>
         </w:rPr>
-      </w:pPr>
-      <w:r>
-        <w:rPr>
-          <w:rFonts w:ascii="標楷體" w:eastAsia="標楷體" w:hAnsi="標楷體" w:hint="eastAsia"/>
-          <w:sz w:val="28"/>
-          <w:szCs w:val="28"/>
-        </w:rPr>
-        <w:t>節候</w:t>
+        <w:t>餘韻悠長</w:t>
       </w:r>
       <w:r>
         <w:rPr>
@@ -3790,487 +1427,15 @@
       </w:r>
       <w:r>
         <w:rPr>
-          <w:rFonts w:ascii="標楷體" w:eastAsia="標楷體" w:hAnsi="標楷體" w:hint="eastAsia"/>
-          <w:sz w:val="28"/>
-          <w:szCs w:val="28"/>
-        </w:rPr>
-        <w:t>時令氣候。</w:t>
-      </w:r>
-    </w:p>
-    <w:p>
-      <w:pPr>
-        <w:pStyle w:val="a6"/>
-        <w:numPr>
-          <w:ilvl w:val="0"/>
-          <w:numId w:val="5"/>
-        </w:numPr>
-        <w:spacing w:line="440" w:lineRule="exact"/>
-        <w:ind w:leftChars="0"/>
-        <w:rPr>
           <w:rFonts w:ascii="標楷體" w:eastAsia="標楷體" w:hAnsi="標楷體"/>
           <w:sz w:val="28"/>
           <w:szCs w:val="28"/>
         </w:rPr>
-      </w:pPr>
-      <w:r>
-        <w:rPr>
-          <w:rFonts w:ascii="標楷體" w:eastAsia="標楷體" w:hAnsi="標楷體" w:hint="eastAsia"/>
-          <w:sz w:val="28"/>
-          <w:szCs w:val="28"/>
-        </w:rPr>
-        <w:t>孤</w:t>
-      </w:r>
-      <w:proofErr w:type="gramStart"/>
-      <w:r>
-        <w:rPr>
-          <w:rFonts w:ascii="標楷體" w:eastAsia="標楷體" w:hAnsi="標楷體" w:hint="eastAsia"/>
-          <w:sz w:val="28"/>
-          <w:szCs w:val="28"/>
-        </w:rPr>
-        <w:t>孑</w:t>
-      </w:r>
-      <w:proofErr w:type="gramEnd"/>
-      <w:r>
-        <w:rPr>
-          <w:rFonts w:ascii="標楷體" w:eastAsia="標楷體" w:hAnsi="標楷體" w:hint="eastAsia"/>
-          <w:sz w:val="28"/>
-          <w:szCs w:val="28"/>
-        </w:rPr>
-        <w:t>：</w:t>
-      </w:r>
-      <w:r>
-        <w:rPr>
-          <w:rFonts w:ascii="標楷體" w:eastAsia="標楷體" w:hAnsi="標楷體" w:hint="eastAsia"/>
-          <w:sz w:val="28"/>
-          <w:szCs w:val="28"/>
-        </w:rPr>
-        <w:t>孤獨。</w:t>
-      </w:r>
-    </w:p>
-    <w:p>
-      <w:pPr>
-        <w:pStyle w:val="a6"/>
-        <w:numPr>
-          <w:ilvl w:val="0"/>
-          <w:numId w:val="5"/>
-        </w:numPr>
-        <w:spacing w:line="440" w:lineRule="exact"/>
-        <w:ind w:leftChars="0"/>
-        <w:rPr>
-          <w:rFonts w:ascii="標楷體" w:eastAsia="標楷體" w:hAnsi="標楷體"/>
-          <w:sz w:val="28"/>
-          <w:szCs w:val="28"/>
-        </w:rPr>
-      </w:pPr>
-      <w:r>
-        <w:rPr>
-          <w:rFonts w:ascii="標楷體" w:eastAsia="標楷體" w:hAnsi="標楷體" w:hint="eastAsia"/>
-          <w:sz w:val="28"/>
-          <w:szCs w:val="28"/>
-        </w:rPr>
-        <w:t>隱微</w:t>
-      </w:r>
-      <w:r>
-        <w:rPr>
-          <w:rFonts w:ascii="標楷體" w:eastAsia="標楷體" w:hAnsi="標楷體" w:hint="eastAsia"/>
-          <w:sz w:val="28"/>
-          <w:szCs w:val="28"/>
-        </w:rPr>
-        <w:t>：</w:t>
-      </w:r>
-      <w:r>
-        <w:rPr>
-          <w:rFonts w:ascii="標楷體" w:eastAsia="標楷體" w:hAnsi="標楷體" w:hint="eastAsia"/>
-          <w:sz w:val="28"/>
-          <w:szCs w:val="28"/>
-        </w:rPr>
-        <w:t>幽暗不明顯。</w:t>
-      </w:r>
-    </w:p>
-    <w:p>
-      <w:pPr>
-        <w:pStyle w:val="a6"/>
-        <w:numPr>
-          <w:ilvl w:val="0"/>
-          <w:numId w:val="5"/>
-        </w:numPr>
-        <w:spacing w:line="440" w:lineRule="exact"/>
-        <w:ind w:leftChars="0"/>
-        <w:rPr>
-          <w:rFonts w:ascii="標楷體" w:eastAsia="標楷體" w:hAnsi="標楷體"/>
-          <w:sz w:val="28"/>
-          <w:szCs w:val="28"/>
-        </w:rPr>
-      </w:pPr>
-      <w:r>
-        <w:rPr>
-          <w:rFonts w:ascii="MS Gothic" w:eastAsia="MS Gothic" w:hAnsi="MS Gothic" w:cs="MS Gothic" w:hint="eastAsia"/>
-          <w:sz w:val="28"/>
-          <w:szCs w:val="28"/>
-        </w:rPr>
-        <w:t>​</w:t>
-      </w:r>
-      <w:r>
-        <w:rPr>
-          <w:rFonts w:ascii="標楷體" w:eastAsia="標楷體" w:hAnsi="標楷體" w:hint="eastAsia"/>
-          <w:sz w:val="28"/>
-          <w:szCs w:val="28"/>
-        </w:rPr>
-        <w:t>過片</w:t>
-      </w:r>
-      <w:r>
-        <w:rPr>
-          <w:rFonts w:ascii="標楷體" w:eastAsia="標楷體" w:hAnsi="標楷體" w:hint="eastAsia"/>
-          <w:sz w:val="28"/>
-          <w:szCs w:val="28"/>
-        </w:rPr>
-        <w:t>：</w:t>
-      </w:r>
-      <w:r>
-        <w:rPr>
-          <w:rFonts w:ascii="標楷體" w:eastAsia="標楷體" w:hAnsi="標楷體" w:hint="eastAsia"/>
-          <w:sz w:val="28"/>
-          <w:szCs w:val="28"/>
-        </w:rPr>
-        <w:t>一首由兩片構成的詞，其下片</w:t>
-      </w:r>
-      <w:proofErr w:type="gramStart"/>
-      <w:r>
-        <w:rPr>
-          <w:rFonts w:ascii="標楷體" w:eastAsia="標楷體" w:hAnsi="標楷體" w:hint="eastAsia"/>
-          <w:sz w:val="28"/>
-          <w:szCs w:val="28"/>
-        </w:rPr>
-        <w:t>的起句</w:t>
-      </w:r>
-      <w:proofErr w:type="gramEnd"/>
-      <w:r>
-        <w:rPr>
-          <w:rFonts w:ascii="標楷體" w:eastAsia="標楷體" w:hAnsi="標楷體" w:hint="eastAsia"/>
-          <w:sz w:val="28"/>
-          <w:szCs w:val="28"/>
-        </w:rPr>
-        <w:t>，具有承上啟下及過渡轉折連結兩片的作用，稱為“過片”或“過變”。寫好過片，是作詞的重要關鍵。</w:t>
-      </w:r>
-    </w:p>
-    <w:p>
-      <w:pPr>
-        <w:pStyle w:val="a6"/>
-        <w:numPr>
-          <w:ilvl w:val="0"/>
-          <w:numId w:val="5"/>
-        </w:numPr>
-        <w:spacing w:line="440" w:lineRule="exact"/>
-        <w:ind w:leftChars="0"/>
-        <w:rPr>
-          <w:rFonts w:ascii="標楷體" w:eastAsia="標楷體" w:hAnsi="標楷體"/>
-          <w:sz w:val="28"/>
-          <w:szCs w:val="28"/>
-        </w:rPr>
-      </w:pPr>
-      <w:proofErr w:type="gramStart"/>
-      <w:r>
-        <w:rPr>
-          <w:rFonts w:ascii="標楷體" w:eastAsia="標楷體" w:hAnsi="標楷體" w:hint="eastAsia"/>
-          <w:sz w:val="28"/>
-          <w:szCs w:val="28"/>
-        </w:rPr>
-        <w:t>即目所</w:t>
-      </w:r>
-      <w:proofErr w:type="gramEnd"/>
-      <w:r>
-        <w:rPr>
-          <w:rFonts w:ascii="標楷體" w:eastAsia="標楷體" w:hAnsi="標楷體" w:hint="eastAsia"/>
-          <w:sz w:val="28"/>
-          <w:szCs w:val="28"/>
-        </w:rPr>
-        <w:t>見</w:t>
-      </w:r>
-      <w:r>
-        <w:rPr>
-          <w:rFonts w:ascii="標楷體" w:eastAsia="標楷體" w:hAnsi="標楷體" w:hint="eastAsia"/>
-          <w:sz w:val="28"/>
-          <w:szCs w:val="28"/>
-        </w:rPr>
-        <w:t>：</w:t>
-      </w:r>
-      <w:r>
-        <w:rPr>
-          <w:rFonts w:ascii="標楷體" w:eastAsia="標楷體" w:hAnsi="標楷體" w:hint="eastAsia"/>
-          <w:sz w:val="28"/>
-          <w:szCs w:val="28"/>
-        </w:rPr>
-        <w:t>眼前所見</w:t>
-      </w:r>
-      <w:r>
-        <w:rPr>
-          <w:rFonts w:ascii="標楷體" w:eastAsia="標楷體" w:hAnsi="標楷體" w:hint="eastAsia"/>
-          <w:sz w:val="28"/>
-          <w:szCs w:val="28"/>
-        </w:rPr>
-        <w:t>。</w:t>
-      </w:r>
-    </w:p>
-    <w:p>
-      <w:pPr>
-        <w:pStyle w:val="a6"/>
-        <w:numPr>
-          <w:ilvl w:val="0"/>
-          <w:numId w:val="5"/>
-        </w:numPr>
-        <w:spacing w:line="440" w:lineRule="exact"/>
-        <w:ind w:leftChars="0"/>
-        <w:rPr>
-          <w:rFonts w:ascii="標楷體" w:eastAsia="標楷體" w:hAnsi="標楷體"/>
-          <w:sz w:val="28"/>
-          <w:szCs w:val="28"/>
-        </w:rPr>
-      </w:pPr>
-      <w:proofErr w:type="gramStart"/>
-      <w:r>
-        <w:rPr>
-          <w:rFonts w:ascii="標楷體" w:eastAsia="標楷體" w:hAnsi="標楷體" w:hint="eastAsia"/>
-          <w:sz w:val="28"/>
-          <w:szCs w:val="28"/>
-        </w:rPr>
-        <w:t>勁厲</w:t>
-      </w:r>
-      <w:r>
-        <w:rPr>
-          <w:rFonts w:ascii="標楷體" w:eastAsia="標楷體" w:hAnsi="標楷體" w:hint="eastAsia"/>
-          <w:sz w:val="28"/>
-          <w:szCs w:val="28"/>
-        </w:rPr>
-        <w:t>：</w:t>
-      </w:r>
-      <w:proofErr w:type="gramEnd"/>
-      <w:r>
-        <w:rPr>
-          <w:rFonts w:ascii="標楷體" w:eastAsia="標楷體" w:hAnsi="標楷體" w:hint="eastAsia"/>
-          <w:sz w:val="28"/>
-          <w:szCs w:val="28"/>
-        </w:rPr>
-        <w:t>風勢猛烈而寒冷。</w:t>
-      </w:r>
-    </w:p>
-    <w:p>
-      <w:pPr>
-        <w:pStyle w:val="a6"/>
-        <w:numPr>
-          <w:ilvl w:val="0"/>
-          <w:numId w:val="5"/>
-        </w:numPr>
-        <w:spacing w:line="440" w:lineRule="exact"/>
-        <w:ind w:leftChars="0"/>
-        <w:rPr>
-          <w:rFonts w:ascii="標楷體" w:eastAsia="標楷體" w:hAnsi="標楷體"/>
-          <w:sz w:val="28"/>
-          <w:szCs w:val="28"/>
-        </w:rPr>
-      </w:pPr>
-      <w:proofErr w:type="gramStart"/>
-      <w:r>
-        <w:rPr>
-          <w:rFonts w:ascii="標楷體" w:eastAsia="標楷體" w:hAnsi="標楷體" w:hint="eastAsia"/>
-          <w:sz w:val="28"/>
-          <w:szCs w:val="28"/>
-        </w:rPr>
-        <w:t>肅</w:t>
-      </w:r>
-      <w:proofErr w:type="gramEnd"/>
-      <w:r>
-        <w:rPr>
-          <w:rFonts w:ascii="標楷體" w:eastAsia="標楷體" w:hAnsi="標楷體" w:hint="eastAsia"/>
-          <w:sz w:val="28"/>
-          <w:szCs w:val="28"/>
-        </w:rPr>
-        <w:t>殺：</w:t>
-      </w:r>
-      <w:r>
-        <w:rPr>
-          <w:rFonts w:ascii="標楷體" w:eastAsia="標楷體" w:hAnsi="標楷體" w:hint="eastAsia"/>
-          <w:sz w:val="28"/>
-          <w:szCs w:val="28"/>
-        </w:rPr>
-        <w:t>嚴厲而有摧殘的力量。多用來形容秋冬</w:t>
-      </w:r>
-      <w:proofErr w:type="gramStart"/>
-      <w:r>
-        <w:rPr>
-          <w:rFonts w:ascii="標楷體" w:eastAsia="標楷體" w:hAnsi="標楷體" w:hint="eastAsia"/>
-          <w:sz w:val="28"/>
-          <w:szCs w:val="28"/>
-        </w:rPr>
-        <w:t>草木枯落的</w:t>
-      </w:r>
-      <w:proofErr w:type="gramEnd"/>
-      <w:r>
-        <w:rPr>
-          <w:rFonts w:ascii="標楷體" w:eastAsia="標楷體" w:hAnsi="標楷體" w:hint="eastAsia"/>
-          <w:sz w:val="28"/>
-          <w:szCs w:val="28"/>
-        </w:rPr>
-        <w:t>蕭條氣象。</w:t>
-      </w:r>
-    </w:p>
-    <w:p>
-      <w:pPr>
-        <w:pStyle w:val="a6"/>
-        <w:numPr>
-          <w:ilvl w:val="0"/>
-          <w:numId w:val="5"/>
-        </w:numPr>
-        <w:spacing w:line="440" w:lineRule="exact"/>
-        <w:ind w:leftChars="0"/>
-        <w:rPr>
-          <w:rFonts w:ascii="標楷體" w:eastAsia="標楷體" w:hAnsi="標楷體"/>
-          <w:sz w:val="28"/>
-          <w:szCs w:val="28"/>
-        </w:rPr>
-      </w:pPr>
-      <w:r>
-        <w:rPr>
-          <w:rFonts w:ascii="標楷體" w:eastAsia="標楷體" w:hAnsi="標楷體" w:hint="eastAsia"/>
-          <w:sz w:val="28"/>
-          <w:szCs w:val="28"/>
-        </w:rPr>
-        <w:t>窒礙</w:t>
-      </w:r>
-      <w:r>
-        <w:rPr>
-          <w:rFonts w:ascii="標楷體" w:eastAsia="標楷體" w:hAnsi="標楷體" w:hint="eastAsia"/>
-          <w:sz w:val="28"/>
-          <w:szCs w:val="28"/>
-        </w:rPr>
-        <w:t>：阻礙、</w:t>
-      </w:r>
-      <w:r>
-        <w:rPr>
-          <w:rFonts w:ascii="標楷體" w:eastAsia="標楷體" w:hAnsi="標楷體" w:hint="eastAsia"/>
-          <w:sz w:val="28"/>
-          <w:szCs w:val="28"/>
-        </w:rPr>
-        <w:t>阻塞不通。</w:t>
-      </w:r>
-    </w:p>
-    <w:p>
-      <w:pPr>
-        <w:pStyle w:val="a6"/>
-        <w:numPr>
-          <w:ilvl w:val="0"/>
-          <w:numId w:val="5"/>
-        </w:numPr>
-        <w:spacing w:line="440" w:lineRule="exact"/>
-        <w:ind w:leftChars="0"/>
-        <w:rPr>
-          <w:rFonts w:ascii="標楷體" w:eastAsia="標楷體" w:hAnsi="標楷體"/>
-          <w:sz w:val="28"/>
-          <w:szCs w:val="28"/>
-        </w:rPr>
-      </w:pPr>
-      <w:proofErr w:type="gramStart"/>
-      <w:r>
-        <w:rPr>
-          <w:rFonts w:ascii="標楷體" w:eastAsia="標楷體" w:hAnsi="標楷體" w:hint="eastAsia"/>
-          <w:sz w:val="28"/>
-          <w:szCs w:val="28"/>
-        </w:rPr>
-        <w:t>騁</w:t>
-      </w:r>
-      <w:proofErr w:type="gramEnd"/>
-      <w:r>
-        <w:rPr>
-          <w:rFonts w:ascii="標楷體" w:eastAsia="標楷體" w:hAnsi="標楷體" w:hint="eastAsia"/>
-          <w:sz w:val="28"/>
-          <w:szCs w:val="28"/>
-        </w:rPr>
-        <w:t>(</w:t>
-      </w:r>
-      <w:proofErr w:type="gramStart"/>
-      <w:r>
-        <w:rPr>
-          <w:rFonts w:ascii="標楷體" w:eastAsia="標楷體" w:hAnsi="標楷體" w:hint="eastAsia"/>
-          <w:color w:val="FF0000"/>
-          <w:sz w:val="16"/>
-          <w:szCs w:val="16"/>
-        </w:rPr>
-        <w:t>ㄔㄥˇ</w:t>
-      </w:r>
-      <w:proofErr w:type="gramEnd"/>
-      <w:r>
-        <w:rPr>
-          <w:rFonts w:ascii="標楷體" w:eastAsia="標楷體" w:hAnsi="標楷體" w:hint="eastAsia"/>
-          <w:sz w:val="28"/>
-          <w:szCs w:val="28"/>
-        </w:rPr>
-        <w:t>)</w:t>
-      </w:r>
-      <w:r>
-        <w:rPr>
-          <w:rFonts w:ascii="標楷體" w:eastAsia="標楷體" w:hAnsi="標楷體" w:hint="eastAsia"/>
-          <w:sz w:val="28"/>
-          <w:szCs w:val="28"/>
-        </w:rPr>
-        <w:t>望</w:t>
-      </w:r>
-      <w:r>
-        <w:rPr>
-          <w:rFonts w:ascii="標楷體" w:eastAsia="標楷體" w:hAnsi="標楷體" w:hint="eastAsia"/>
-          <w:sz w:val="28"/>
-          <w:szCs w:val="28"/>
-        </w:rPr>
-        <w:t>：</w:t>
-      </w:r>
-      <w:r>
-        <w:rPr>
-          <w:rFonts w:ascii="標楷體" w:eastAsia="標楷體" w:hAnsi="標楷體" w:hint="eastAsia"/>
-          <w:sz w:val="28"/>
-          <w:szCs w:val="28"/>
-        </w:rPr>
-        <w:t>放眼向遠處眺望。</w:t>
-      </w:r>
-    </w:p>
-    <w:p>
-      <w:pPr>
-        <w:pStyle w:val="a6"/>
-        <w:numPr>
-          <w:ilvl w:val="0"/>
-          <w:numId w:val="5"/>
-        </w:numPr>
-        <w:spacing w:line="440" w:lineRule="exact"/>
-        <w:ind w:leftChars="0"/>
-        <w:rPr>
-          <w:rFonts w:ascii="標楷體" w:eastAsia="標楷體" w:hAnsi="標楷體"/>
-          <w:sz w:val="28"/>
-          <w:szCs w:val="28"/>
-        </w:rPr>
-      </w:pPr>
-      <w:r>
-        <w:rPr>
-          <w:rFonts w:ascii="標楷體" w:eastAsia="標楷體" w:hAnsi="標楷體" w:hint="eastAsia"/>
-          <w:sz w:val="28"/>
-          <w:szCs w:val="28"/>
-        </w:rPr>
-        <w:t>搖曳</w:t>
-      </w:r>
-      <w:r>
-        <w:rPr>
-          <w:rFonts w:ascii="標楷體" w:eastAsia="標楷體" w:hAnsi="標楷體" w:hint="eastAsia"/>
-          <w:sz w:val="28"/>
-          <w:szCs w:val="28"/>
-        </w:rPr>
-        <w:t>：</w:t>
-      </w:r>
-      <w:r>
-        <w:rPr>
-          <w:rFonts w:ascii="標楷體" w:eastAsia="標楷體" w:hAnsi="標楷體" w:hint="eastAsia"/>
-          <w:sz w:val="28"/>
-          <w:szCs w:val="28"/>
-        </w:rPr>
-        <w:t>飄蕩、搖晃。</w:t>
+        <w:t>留下的聲音或情感韻味綿延不絕，令人回味無窮。形容作品結尾未把話說死，而是留下無限的想像空間與情感波動，使讀者在讀完後仍能感受其中無盡的情思與感嘆。</w:t>
       </w:r>
     </w:p>
     <w:sectPr>
+      <w:footerReference w:type="default" r:id="rId7"/>
       <w:pgSz w:w="11906" w:h="16838"/>
       <w:pgMar w:top="567" w:right="851" w:bottom="567" w:left="851" w:header="567" w:footer="0" w:gutter="0"/>
       <w:cols w:space="425"/>
@@ -4281,7 +1446,7 @@
 </file>
 
 <file path=word/endnotes.xml><?xml version="1.0" encoding="utf-8"?>
-<w:endnotes xmlns:wpc="http://schemas.microsoft.com/office/word/2010/wordprocessingCanvas" xmlns:cx="http://schemas.microsoft.com/office/drawing/2014/chartex" xmlns:cx1="http://schemas.microsoft.com/office/drawing/2015/9/8/chartex" xmlns:cx2="http://schemas.microsoft.com/office/drawing/2015/10/21/chartex" xmlns:cx3="http://schemas.microsoft.com/office/drawing/2016/5/9/chartex" xmlns:cx4="http://schemas.microsoft.com/office/drawing/2016/5/10/chartex" xmlns:cx5="http://schemas.microsoft.com/office/drawing/2016/5/11/chartex" xmlns:cx6="http://schemas.microsoft.com/office/drawing/2016/5/12/chartex" xmlns:cx7="http://schemas.microsoft.com/office/drawing/2016/5/13/chartex" xmlns:cx8="http://schemas.microsoft.com/office/drawing/2016/5/14/chartex" xmlns:mc="http://schemas.openxmlformats.org/markup-compatibility/2006" xmlns:aink="http://schemas.microsoft.com/office/drawing/2016/ink" xmlns:am3d="http://schemas.microsoft.com/office/drawing/2017/model3d" xmlns:o="urn:schemas-microsoft-com:office:office" xmlns:r="http://schemas.openxmlformats.org/officeDocument/2006/relationships" xmlns:m="http://schemas.openxmlformats.org/officeDocument/2006/math" xmlns:v="urn:schemas-microsoft-com:vml" xmlns:wp14="http://schemas.microsoft.com/office/word/2010/wordprocessingDrawing" xmlns:wp="http://schemas.openxmlformats.org/drawingml/2006/wordprocessingDrawing" xmlns:w10="urn:schemas-microsoft-com:office:word" xmlns:w="http://schemas.openxmlformats.org/wordprocessingml/2006/main" xmlns:w14="http://schemas.microsoft.com/office/word/2010/wordml" xmlns:w15="http://schemas.microsoft.com/office/word/2012/wordml" xmlns:w16cex="http://schemas.microsoft.com/office/word/2018/wordml/cex" xmlns:w16cid="http://schemas.microsoft.com/office/word/2016/wordml/cid" xmlns:w16="http://schemas.microsoft.com/office/word/2018/wordml" xmlns:w16sdtdh="http://schemas.microsoft.com/office/word/2020/wordml/sdtdatahash" xmlns:w16se="http://schemas.microsoft.com/office/word/2015/wordml/symex" xmlns:wpg="http://schemas.microsoft.com/office/word/2010/wordprocessingGroup" xmlns:wpi="http://schemas.microsoft.com/office/word/2010/wordprocessingInk" xmlns:wne="http://schemas.microsoft.com/office/word/2006/wordml" xmlns:wps="http://schemas.microsoft.com/office/word/2010/wordprocessingShape" mc:Ignorable="w14 w15 w16se w16cid w16 w16cex w16sdtdh wp14">
+<w:endnotes xmlns:wpc="http://schemas.microsoft.com/office/word/2010/wordprocessingCanvas" xmlns:cx="http://schemas.microsoft.com/office/drawing/2014/chartex" xmlns:cx1="http://schemas.microsoft.com/office/drawing/2015/9/8/chartex" xmlns:cx2="http://schemas.microsoft.com/office/drawing/2015/10/21/chartex" xmlns:cx3="http://schemas.microsoft.com/office/drawing/2016/5/9/chartex" xmlns:cx4="http://schemas.microsoft.com/office/drawing/2016/5/10/chartex" xmlns:cx5="http://schemas.microsoft.com/office/drawing/2016/5/11/chartex" xmlns:cx6="http://schemas.microsoft.com/office/drawing/2016/5/12/chartex" xmlns:cx7="http://schemas.microsoft.com/office/drawing/2016/5/13/chartex" xmlns:cx8="http://schemas.microsoft.com/office/drawing/2016/5/14/chartex" xmlns:mc="http://schemas.openxmlformats.org/markup-compatibility/2006" xmlns:aink="http://schemas.microsoft.com/office/drawing/2016/ink" xmlns:am3d="http://schemas.microsoft.com/office/drawing/2017/model3d" xmlns:o="urn:schemas-microsoft-com:office:office" xmlns:oel="http://schemas.microsoft.com/office/2019/extlst" xmlns:r="http://schemas.openxmlformats.org/officeDocument/2006/relationships" xmlns:m="http://schemas.openxmlformats.org/officeDocument/2006/math" xmlns:v="urn:schemas-microsoft-com:vml" xmlns:wp14="http://schemas.microsoft.com/office/word/2010/wordprocessingDrawing" xmlns:wp="http://schemas.openxmlformats.org/drawingml/2006/wordprocessingDrawing" xmlns:w10="urn:schemas-microsoft-com:office:word" xmlns:w="http://schemas.openxmlformats.org/wordprocessingml/2006/main" xmlns:w14="http://schemas.microsoft.com/office/word/2010/wordml" xmlns:w15="http://schemas.microsoft.com/office/word/2012/wordml" xmlns:w16cex="http://schemas.microsoft.com/office/word/2018/wordml/cex" xmlns:w16cid="http://schemas.microsoft.com/office/word/2016/wordml/cid" xmlns:w16="http://schemas.microsoft.com/office/word/2018/wordml" xmlns:w16du="http://schemas.microsoft.com/office/word/2023/wordml/word16du" xmlns:w16sdtdh="http://schemas.microsoft.com/office/word/2020/wordml/sdtdatahash" xmlns:w16sdtfl="http://schemas.microsoft.com/office/word/2024/wordml/sdtformatlock" xmlns:w16se="http://schemas.microsoft.com/office/word/2015/wordml/symex" xmlns:wpg="http://schemas.microsoft.com/office/word/2010/wordprocessingGroup" xmlns:wpi="http://schemas.microsoft.com/office/word/2010/wordprocessingInk" xmlns:wne="http://schemas.microsoft.com/office/word/2006/wordml" xmlns:wps="http://schemas.microsoft.com/office/word/2010/wordprocessingShape" mc:Ignorable="w14 w15 w16se w16cid w16 w16cex w16sdtdh w16sdtfl w16du wp14">
   <w:endnote w:type="separator" w:id="-1">
     <w:p>
       <w:r>
@@ -4300,7 +1465,7 @@
 </file>
 
 <file path=word/footer1.xml><?xml version="1.0" encoding="utf-8"?>
-<w:ftr xmlns:wpc="http://schemas.microsoft.com/office/word/2010/wordprocessingCanvas" xmlns:cx="http://schemas.microsoft.com/office/drawing/2014/chartex" xmlns:cx1="http://schemas.microsoft.com/office/drawing/2015/9/8/chartex" xmlns:cx2="http://schemas.microsoft.com/office/drawing/2015/10/21/chartex" xmlns:cx3="http://schemas.microsoft.com/office/drawing/2016/5/9/chartex" xmlns:cx4="http://schemas.microsoft.com/office/drawing/2016/5/10/chartex" xmlns:cx5="http://schemas.microsoft.com/office/drawing/2016/5/11/chartex" xmlns:cx6="http://schemas.microsoft.com/office/drawing/2016/5/12/chartex" xmlns:cx7="http://schemas.microsoft.com/office/drawing/2016/5/13/chartex" xmlns:cx8="http://schemas.microsoft.com/office/drawing/2016/5/14/chartex" xmlns:mc="http://schemas.openxmlformats.org/markup-compatibility/2006" xmlns:aink="http://schemas.microsoft.com/office/drawing/2016/ink" xmlns:am3d="http://schemas.microsoft.com/office/drawing/2017/model3d" xmlns:o="urn:schemas-microsoft-com:office:office" xmlns:r="http://schemas.openxmlformats.org/officeDocument/2006/relationships" xmlns:m="http://schemas.openxmlformats.org/officeDocument/2006/math" xmlns:v="urn:schemas-microsoft-com:vml" xmlns:wp14="http://schemas.microsoft.com/office/word/2010/wordprocessingDrawing" xmlns:wp="http://schemas.openxmlformats.org/drawingml/2006/wordprocessingDrawing" xmlns:w10="urn:schemas-microsoft-com:office:word" xmlns:w="http://schemas.openxmlformats.org/wordprocessingml/2006/main" xmlns:w14="http://schemas.microsoft.com/office/word/2010/wordml" xmlns:w15="http://schemas.microsoft.com/office/word/2012/wordml" xmlns:w16cex="http://schemas.microsoft.com/office/word/2018/wordml/cex" xmlns:w16cid="http://schemas.microsoft.com/office/word/2016/wordml/cid" xmlns:w16="http://schemas.microsoft.com/office/word/2018/wordml" xmlns:w16sdtdh="http://schemas.microsoft.com/office/word/2020/wordml/sdtdatahash" xmlns:w16se="http://schemas.microsoft.com/office/word/2015/wordml/symex" xmlns:wpg="http://schemas.microsoft.com/office/word/2010/wordprocessingGroup" xmlns:wpi="http://schemas.microsoft.com/office/word/2010/wordprocessingInk" xmlns:wne="http://schemas.microsoft.com/office/word/2006/wordml" xmlns:wps="http://schemas.microsoft.com/office/word/2010/wordprocessingShape" mc:Ignorable="w14 w15 w16se w16cid w16 w16cex w16sdtdh wp14">
+<w:ftr xmlns:wpc="http://schemas.microsoft.com/office/word/2010/wordprocessingCanvas" xmlns:cx="http://schemas.microsoft.com/office/drawing/2014/chartex" xmlns:cx1="http://schemas.microsoft.com/office/drawing/2015/9/8/chartex" xmlns:cx2="http://schemas.microsoft.com/office/drawing/2015/10/21/chartex" xmlns:cx3="http://schemas.microsoft.com/office/drawing/2016/5/9/chartex" xmlns:cx4="http://schemas.microsoft.com/office/drawing/2016/5/10/chartex" xmlns:cx5="http://schemas.microsoft.com/office/drawing/2016/5/11/chartex" xmlns:cx6="http://schemas.microsoft.com/office/drawing/2016/5/12/chartex" xmlns:cx7="http://schemas.microsoft.com/office/drawing/2016/5/13/chartex" xmlns:cx8="http://schemas.microsoft.com/office/drawing/2016/5/14/chartex" xmlns:mc="http://schemas.openxmlformats.org/markup-compatibility/2006" xmlns:aink="http://schemas.microsoft.com/office/drawing/2016/ink" xmlns:am3d="http://schemas.microsoft.com/office/drawing/2017/model3d" xmlns:o="urn:schemas-microsoft-com:office:office" xmlns:oel="http://schemas.microsoft.com/office/2019/extlst" xmlns:r="http://schemas.openxmlformats.org/officeDocument/2006/relationships" xmlns:m="http://schemas.openxmlformats.org/officeDocument/2006/math" xmlns:v="urn:schemas-microsoft-com:vml" xmlns:wp14="http://schemas.microsoft.com/office/word/2010/wordprocessingDrawing" xmlns:wp="http://schemas.openxmlformats.org/drawingml/2006/wordprocessingDrawing" xmlns:w10="urn:schemas-microsoft-com:office:word" xmlns:w="http://schemas.openxmlformats.org/wordprocessingml/2006/main" xmlns:w14="http://schemas.microsoft.com/office/word/2010/wordml" xmlns:w15="http://schemas.microsoft.com/office/word/2012/wordml" xmlns:w16cex="http://schemas.microsoft.com/office/word/2018/wordml/cex" xmlns:w16cid="http://schemas.microsoft.com/office/word/2016/wordml/cid" xmlns:w16="http://schemas.microsoft.com/office/word/2018/wordml" xmlns:w16du="http://schemas.microsoft.com/office/word/2023/wordml/word16du" xmlns:w16sdtdh="http://schemas.microsoft.com/office/word/2020/wordml/sdtdatahash" xmlns:w16sdtfl="http://schemas.microsoft.com/office/word/2024/wordml/sdtformatlock" xmlns:w16se="http://schemas.microsoft.com/office/word/2015/wordml/symex" xmlns:wpg="http://schemas.microsoft.com/office/word/2010/wordprocessingGroup" xmlns:wpi="http://schemas.microsoft.com/office/word/2010/wordprocessingInk" xmlns:wne="http://schemas.microsoft.com/office/word/2006/wordml" xmlns:wps="http://schemas.microsoft.com/office/word/2010/wordprocessingShape" mc:Ignorable="w14 w15 w16se w16cid w16 w16cex w16sdtdh w16sdtfl w16du wp14">
   <w:sdt>
     <w:sdtPr>
       <w:id w:val="-1230224358"/>
@@ -4309,7 +1474,6 @@
         <w:docPartUnique/>
       </w:docPartObj>
     </w:sdtPr>
-    <w:sdtEndPr/>
     <w:sdtContent>
       <w:p>
         <w:pPr>
@@ -4352,7 +1516,7 @@
 </file>
 
 <file path=word/footnotes.xml><?xml version="1.0" encoding="utf-8"?>
-<w:footnotes xmlns:wpc="http://schemas.microsoft.com/office/word/2010/wordprocessingCanvas" xmlns:cx="http://schemas.microsoft.com/office/drawing/2014/chartex" xmlns:cx1="http://schemas.microsoft.com/office/drawing/2015/9/8/chartex" xmlns:cx2="http://schemas.microsoft.com/office/drawing/2015/10/21/chartex" xmlns:cx3="http://schemas.microsoft.com/office/drawing/2016/5/9/chartex" xmlns:cx4="http://schemas.microsoft.com/office/drawing/2016/5/10/chartex" xmlns:cx5="http://schemas.microsoft.com/office/drawing/2016/5/11/chartex" xmlns:cx6="http://schemas.microsoft.com/office/drawing/2016/5/12/chartex" xmlns:cx7="http://schemas.microsoft.com/office/drawing/2016/5/13/chartex" xmlns:cx8="http://schemas.microsoft.com/office/drawing/2016/5/14/chartex" xmlns:mc="http://schemas.openxmlformats.org/markup-compatibility/2006" xmlns:aink="http://schemas.microsoft.com/office/drawing/2016/ink" xmlns:am3d="http://schemas.microsoft.com/office/drawing/2017/model3d" xmlns:o="urn:schemas-microsoft-com:office:office" xmlns:r="http://schemas.openxmlformats.org/officeDocument/2006/relationships" xmlns:m="http://schemas.openxmlformats.org/officeDocument/2006/math" xmlns:v="urn:schemas-microsoft-com:vml" xmlns:wp14="http://schemas.microsoft.com/office/word/2010/wordprocessingDrawing" xmlns:wp="http://schemas.openxmlformats.org/drawingml/2006/wordprocessingDrawing" xmlns:w10="urn:schemas-microsoft-com:office:word" xmlns:w="http://schemas.openxmlformats.org/wordprocessingml/2006/main" xmlns:w14="http://schemas.microsoft.com/office/word/2010/wordml" xmlns:w15="http://schemas.microsoft.com/office/word/2012/wordml" xmlns:w16cex="http://schemas.microsoft.com/office/word/2018/wordml/cex" xmlns:w16cid="http://schemas.microsoft.com/office/word/2016/wordml/cid" xmlns:w16="http://schemas.microsoft.com/office/word/2018/wordml" xmlns:w16sdtdh="http://schemas.microsoft.com/office/word/2020/wordml/sdtdatahash" xmlns:w16se="http://schemas.microsoft.com/office/word/2015/wordml/symex" xmlns:wpg="http://schemas.microsoft.com/office/word/2010/wordprocessingGroup" xmlns:wpi="http://schemas.microsoft.com/office/word/2010/wordprocessingInk" xmlns:wne="http://schemas.microsoft.com/office/word/2006/wordml" xmlns:wps="http://schemas.microsoft.com/office/word/2010/wordprocessingShape" mc:Ignorable="w14 w15 w16se w16cid w16 w16cex w16sdtdh wp14">
+<w:footnotes xmlns:wpc="http://schemas.microsoft.com/office/word/2010/wordprocessingCanvas" xmlns:cx="http://schemas.microsoft.com/office/drawing/2014/chartex" xmlns:cx1="http://schemas.microsoft.com/office/drawing/2015/9/8/chartex" xmlns:cx2="http://schemas.microsoft.com/office/drawing/2015/10/21/chartex" xmlns:cx3="http://schemas.microsoft.com/office/drawing/2016/5/9/chartex" xmlns:cx4="http://schemas.microsoft.com/office/drawing/2016/5/10/chartex" xmlns:cx5="http://schemas.microsoft.com/office/drawing/2016/5/11/chartex" xmlns:cx6="http://schemas.microsoft.com/office/drawing/2016/5/12/chartex" xmlns:cx7="http://schemas.microsoft.com/office/drawing/2016/5/13/chartex" xmlns:cx8="http://schemas.microsoft.com/office/drawing/2016/5/14/chartex" xmlns:mc="http://schemas.openxmlformats.org/markup-compatibility/2006" xmlns:aink="http://schemas.microsoft.com/office/drawing/2016/ink" xmlns:am3d="http://schemas.microsoft.com/office/drawing/2017/model3d" xmlns:o="urn:schemas-microsoft-com:office:office" xmlns:oel="http://schemas.microsoft.com/office/2019/extlst" xmlns:r="http://schemas.openxmlformats.org/officeDocument/2006/relationships" xmlns:m="http://schemas.openxmlformats.org/officeDocument/2006/math" xmlns:v="urn:schemas-microsoft-com:vml" xmlns:wp14="http://schemas.microsoft.com/office/word/2010/wordprocessingDrawing" xmlns:wp="http://schemas.openxmlformats.org/drawingml/2006/wordprocessingDrawing" xmlns:w10="urn:schemas-microsoft-com:office:word" xmlns:w="http://schemas.openxmlformats.org/wordprocessingml/2006/main" xmlns:w14="http://schemas.microsoft.com/office/word/2010/wordml" xmlns:w15="http://schemas.microsoft.com/office/word/2012/wordml" xmlns:w16cex="http://schemas.microsoft.com/office/word/2018/wordml/cex" xmlns:w16cid="http://schemas.microsoft.com/office/word/2016/wordml/cid" xmlns:w16="http://schemas.microsoft.com/office/word/2018/wordml" xmlns:w16du="http://schemas.microsoft.com/office/word/2023/wordml/word16du" xmlns:w16sdtdh="http://schemas.microsoft.com/office/word/2020/wordml/sdtdatahash" xmlns:w16sdtfl="http://schemas.microsoft.com/office/word/2024/wordml/sdtformatlock" xmlns:w16se="http://schemas.microsoft.com/office/word/2015/wordml/symex" xmlns:wpg="http://schemas.microsoft.com/office/word/2010/wordprocessingGroup" xmlns:wpi="http://schemas.microsoft.com/office/word/2010/wordprocessingInk" xmlns:wne="http://schemas.microsoft.com/office/word/2006/wordml" xmlns:wps="http://schemas.microsoft.com/office/word/2010/wordprocessingShape" mc:Ignorable="w14 w15 w16se w16cid w16 w16cex w16sdtdh w16sdtfl w16du wp14">
   <w:footnote w:type="separator" w:id="-1">
     <w:p>
       <w:r>
@@ -4371,7 +1535,7 @@
 </file>
 
 <file path=word/numbering.xml><?xml version="1.0" encoding="utf-8"?>
-<w:numbering xmlns:wpc="http://schemas.microsoft.com/office/word/2010/wordprocessingCanvas" xmlns:cx="http://schemas.microsoft.com/office/drawing/2014/chartex" xmlns:cx1="http://schemas.microsoft.com/office/drawing/2015/9/8/chartex" xmlns:cx2="http://schemas.microsoft.com/office/drawing/2015/10/21/chartex" xmlns:cx3="http://schemas.microsoft.com/office/drawing/2016/5/9/chartex" xmlns:cx4="http://schemas.microsoft.com/office/drawing/2016/5/10/chartex" xmlns:cx5="http://schemas.microsoft.com/office/drawing/2016/5/11/chartex" xmlns:cx6="http://schemas.microsoft.com/office/drawing/2016/5/12/chartex" xmlns:cx7="http://schemas.microsoft.com/office/drawing/2016/5/13/chartex" xmlns:cx8="http://schemas.microsoft.com/office/drawing/2016/5/14/chartex" xmlns:mc="http://schemas.openxmlformats.org/markup-compatibility/2006" xmlns:aink="http://schemas.microsoft.com/office/drawing/2016/ink" xmlns:am3d="http://schemas.microsoft.com/office/drawing/2017/model3d" xmlns:o="urn:schemas-microsoft-com:office:office" xmlns:r="http://schemas.openxmlformats.org/officeDocument/2006/relationships" xmlns:m="http://schemas.openxmlformats.org/officeDocument/2006/math" xmlns:v="urn:schemas-microsoft-com:vml" xmlns:wp14="http://schemas.microsoft.com/office/word/2010/wordprocessingDrawing" xmlns:wp="http://schemas.openxmlformats.org/drawingml/2006/wordprocessingDrawing" xmlns:w10="urn:schemas-microsoft-com:office:word" xmlns:w="http://schemas.openxmlformats.org/wordprocessingml/2006/main" xmlns:w14="http://schemas.microsoft.com/office/word/2010/wordml" xmlns:w15="http://schemas.microsoft.com/office/word/2012/wordml" xmlns:w16cex="http://schemas.microsoft.com/office/word/2018/wordml/cex" xmlns:w16cid="http://schemas.microsoft.com/office/word/2016/wordml/cid" xmlns:w16="http://schemas.microsoft.com/office/word/2018/wordml" xmlns:w16sdtdh="http://schemas.microsoft.com/office/word/2020/wordml/sdtdatahash" xmlns:w16se="http://schemas.microsoft.com/office/word/2015/wordml/symex" xmlns:wpg="http://schemas.microsoft.com/office/word/2010/wordprocessingGroup" xmlns:wpi="http://schemas.microsoft.com/office/word/2010/wordprocessingInk" xmlns:wne="http://schemas.microsoft.com/office/word/2006/wordml" xmlns:wps="http://schemas.microsoft.com/office/word/2010/wordprocessingShape" mc:Ignorable="w14 w15 w16se w16cid w16 w16cex w16sdtdh wp14">
+<w:numbering xmlns:wpc="http://schemas.microsoft.com/office/word/2010/wordprocessingCanvas" xmlns:cx="http://schemas.microsoft.com/office/drawing/2014/chartex" xmlns:cx1="http://schemas.microsoft.com/office/drawing/2015/9/8/chartex" xmlns:cx2="http://schemas.microsoft.com/office/drawing/2015/10/21/chartex" xmlns:cx3="http://schemas.microsoft.com/office/drawing/2016/5/9/chartex" xmlns:cx4="http://schemas.microsoft.com/office/drawing/2016/5/10/chartex" xmlns:cx5="http://schemas.microsoft.com/office/drawing/2016/5/11/chartex" xmlns:cx6="http://schemas.microsoft.com/office/drawing/2016/5/12/chartex" xmlns:cx7="http://schemas.microsoft.com/office/drawing/2016/5/13/chartex" xmlns:cx8="http://schemas.microsoft.com/office/drawing/2016/5/14/chartex" xmlns:mc="http://schemas.openxmlformats.org/markup-compatibility/2006" xmlns:aink="http://schemas.microsoft.com/office/drawing/2016/ink" xmlns:am3d="http://schemas.microsoft.com/office/drawing/2017/model3d" xmlns:o="urn:schemas-microsoft-com:office:office" xmlns:oel="http://schemas.microsoft.com/office/2019/extlst" xmlns:r="http://schemas.openxmlformats.org/officeDocument/2006/relationships" xmlns:m="http://schemas.openxmlformats.org/officeDocument/2006/math" xmlns:v="urn:schemas-microsoft-com:vml" xmlns:wp14="http://schemas.microsoft.com/office/word/2010/wordprocessingDrawing" xmlns:wp="http://schemas.openxmlformats.org/drawingml/2006/wordprocessingDrawing" xmlns:w10="urn:schemas-microsoft-com:office:word" xmlns:w="http://schemas.openxmlformats.org/wordprocessingml/2006/main" xmlns:w14="http://schemas.microsoft.com/office/word/2010/wordml" xmlns:w15="http://schemas.microsoft.com/office/word/2012/wordml" xmlns:w16cex="http://schemas.microsoft.com/office/word/2018/wordml/cex" xmlns:w16cid="http://schemas.microsoft.com/office/word/2016/wordml/cid" xmlns:w16="http://schemas.microsoft.com/office/word/2018/wordml" xmlns:w16du="http://schemas.microsoft.com/office/word/2023/wordml/word16du" xmlns:w16sdtdh="http://schemas.microsoft.com/office/word/2020/wordml/sdtdatahash" xmlns:w16sdtfl="http://schemas.microsoft.com/office/word/2024/wordml/sdtformatlock" xmlns:w16se="http://schemas.microsoft.com/office/word/2015/wordml/symex" xmlns:wpg="http://schemas.microsoft.com/office/word/2010/wordprocessingGroup" xmlns:wpi="http://schemas.microsoft.com/office/word/2010/wordprocessingInk" xmlns:wne="http://schemas.microsoft.com/office/word/2006/wordml" xmlns:wps="http://schemas.microsoft.com/office/word/2010/wordprocessingShape" mc:Ignorable="w14 w15 w16se w16cid w16 w16cex w16sdtdh w16sdtfl w16du wp14">
   <w:abstractNum w:abstractNumId="0" w15:restartNumberingAfterBreak="0">
     <w:nsid w:val="FFFFFF89"/>
     <w:multiLevelType w:val="singleLevel"/>
@@ -6559,77 +3723,77 @@
       </w:pPr>
     </w:lvl>
   </w:abstractNum>
-  <w:num w:numId="1">
+  <w:num w:numId="1" w16cid:durableId="578178829">
     <w:abstractNumId w:val="21"/>
   </w:num>
-  <w:num w:numId="2">
+  <w:num w:numId="2" w16cid:durableId="2074618387">
     <w:abstractNumId w:val="15"/>
   </w:num>
-  <w:num w:numId="3">
+  <w:num w:numId="3" w16cid:durableId="1260677927">
     <w:abstractNumId w:val="10"/>
   </w:num>
-  <w:num w:numId="4">
+  <w:num w:numId="4" w16cid:durableId="2038653913">
     <w:abstractNumId w:val="2"/>
   </w:num>
-  <w:num w:numId="5">
+  <w:num w:numId="5" w16cid:durableId="66921740">
     <w:abstractNumId w:val="3"/>
   </w:num>
-  <w:num w:numId="6">
+  <w:num w:numId="6" w16cid:durableId="216167316">
     <w:abstractNumId w:val="19"/>
   </w:num>
-  <w:num w:numId="7">
+  <w:num w:numId="7" w16cid:durableId="789012018">
     <w:abstractNumId w:val="1"/>
   </w:num>
-  <w:num w:numId="8">
+  <w:num w:numId="8" w16cid:durableId="1565213803">
     <w:abstractNumId w:val="0"/>
   </w:num>
-  <w:num w:numId="9">
+  <w:num w:numId="9" w16cid:durableId="1915696500">
     <w:abstractNumId w:val="5"/>
   </w:num>
-  <w:num w:numId="10">
+  <w:num w:numId="10" w16cid:durableId="1058474096">
     <w:abstractNumId w:val="13"/>
   </w:num>
-  <w:num w:numId="11">
+  <w:num w:numId="11" w16cid:durableId="2101635231">
     <w:abstractNumId w:val="14"/>
   </w:num>
-  <w:num w:numId="12">
+  <w:num w:numId="12" w16cid:durableId="749690427">
     <w:abstractNumId w:val="11"/>
   </w:num>
-  <w:num w:numId="13">
+  <w:num w:numId="13" w16cid:durableId="1977252019">
     <w:abstractNumId w:val="18"/>
   </w:num>
-  <w:num w:numId="14">
+  <w:num w:numId="14" w16cid:durableId="929317845">
     <w:abstractNumId w:val="6"/>
   </w:num>
-  <w:num w:numId="15">
+  <w:num w:numId="15" w16cid:durableId="389808454">
     <w:abstractNumId w:val="9"/>
   </w:num>
-  <w:num w:numId="16">
+  <w:num w:numId="16" w16cid:durableId="2038507753">
     <w:abstractNumId w:val="17"/>
   </w:num>
-  <w:num w:numId="17">
+  <w:num w:numId="17" w16cid:durableId="926429110">
     <w:abstractNumId w:val="8"/>
   </w:num>
-  <w:num w:numId="18">
+  <w:num w:numId="18" w16cid:durableId="1580207976">
     <w:abstractNumId w:val="20"/>
   </w:num>
-  <w:num w:numId="19">
+  <w:num w:numId="19" w16cid:durableId="201402835">
     <w:abstractNumId w:val="12"/>
   </w:num>
-  <w:num w:numId="20">
+  <w:num w:numId="20" w16cid:durableId="552809709">
     <w:abstractNumId w:val="16"/>
   </w:num>
-  <w:num w:numId="21">
+  <w:num w:numId="21" w16cid:durableId="1000079392">
     <w:abstractNumId w:val="4"/>
   </w:num>
-  <w:num w:numId="22">
+  <w:num w:numId="22" w16cid:durableId="610741445">
     <w:abstractNumId w:val="7"/>
   </w:num>
 </w:numbering>
 </file>
 
 <file path=word/styles.xml><?xml version="1.0" encoding="utf-8"?>
-<w:styles xmlns:mc="http://schemas.openxmlformats.org/markup-compatibility/2006" xmlns:r="http://schemas.openxmlformats.org/officeDocument/2006/relationships" xmlns:w="http://schemas.openxmlformats.org/wordprocessingml/2006/main" xmlns:w14="http://schemas.microsoft.com/office/word/2010/wordml" xmlns:w15="http://schemas.microsoft.com/office/word/2012/wordml" xmlns:w16cex="http://schemas.microsoft.com/office/word/2018/wordml/cex" xmlns:w16cid="http://schemas.microsoft.com/office/word/2016/wordml/cid" xmlns:w16="http://schemas.microsoft.com/office/word/2018/wordml" xmlns:w16sdtdh="http://schemas.microsoft.com/office/word/2020/wordml/sdtdatahash" xmlns:w16se="http://schemas.microsoft.com/office/word/2015/wordml/symex" mc:Ignorable="w14 w15 w16se w16cid w16 w16cex w16sdtdh">
+<w:styles xmlns:mc="http://schemas.openxmlformats.org/markup-compatibility/2006" xmlns:r="http://schemas.openxmlformats.org/officeDocument/2006/relationships" xmlns:w="http://schemas.openxmlformats.org/wordprocessingml/2006/main" xmlns:w14="http://schemas.microsoft.com/office/word/2010/wordml" xmlns:w15="http://schemas.microsoft.com/office/word/2012/wordml" xmlns:w16cex="http://schemas.microsoft.com/office/word/2018/wordml/cex" xmlns:w16cid="http://schemas.microsoft.com/office/word/2016/wordml/cid" xmlns:w16="http://schemas.microsoft.com/office/word/2018/wordml" xmlns:w16du="http://schemas.microsoft.com/office/word/2023/wordml/word16du" xmlns:w16sdtdh="http://schemas.microsoft.com/office/word/2020/wordml/sdtdatahash" xmlns:w16sdtfl="http://schemas.microsoft.com/office/word/2024/wordml/sdtformatlock" xmlns:w16se="http://schemas.microsoft.com/office/word/2015/wordml/symex" mc:Ignorable="w14 w15 w16se w16cid w16 w16cex w16sdtdh w16sdtfl w16du">
   <w:docDefaults>
     <w:rPrDefault>
       <w:rPr>
